--- a/template/atp-website-lk.docx
+++ b/template/atp-website-lk.docx
@@ -5212,9 +5212,8 @@
           <w:rFonts w:ascii="Aptos" w:eastAsia="Aptos" w:hAnsi="Aptos" w:cs="Aptos"/>
           <w:sz w:val="20"/>
           <w:szCs w:val="20"/>
-          <w:highlight w:val="yellow"/>
-        </w:rPr>
-        <w:t xml:space="preserve">[the International ADR Center, Colombo – to confirm]</w:t>
+        </w:rPr>
+        <w:t>the CCC-ICLP International ADR Center, Colombo</w:t>
       </w:r>
       <w:r>
         <w:rPr>

--- a/template/atp-website-lk.docx
+++ b/template/atp-website-lk.docx
@@ -720,7 +720,7 @@
           <w:sz w:val="20"/>
           <w:szCs w:val="20"/>
         </w:rPr>
-        <w:t xml:space="preserve">, following the Provider’s proposal </w:t>
+        <w:t xml:space="preserve">. This ATP sets out in full the scope, price and terms the parties agreed following the Provider’s proposal </w:t>
       </w:r>
       <w:r>
         <w:rPr>
@@ -752,7 +752,7 @@
           <w:sz w:val="20"/>
           <w:szCs w:val="20"/>
         </w:rPr>
-        <w:t xml:space="preserve">. This document is the ATP for the project. It describes the scope of work, process, deliverables, and the associated price for the project.</w:t>
+        <w:t xml:space="preserve">, and replaces that proposal under section 17.0. It describes the scope of work, process, deliverables, and the associated price for the project.</w:t>
       </w:r>
     </w:p>
     <w:p>
@@ -812,7 +812,7 @@
           <w:sz w:val="20"/>
           <w:szCs w:val="20"/>
         </w:rPr>
-        <w:t xml:space="preserve">The Provider will begin work once the Client has approved this ATP and the T&amp;C and the Provider has received payment of the initial invoice. The Client’s signature of this ATP and the T&amp;C constitutes a binding agreement between the parties (the “Agreement”).</w:t>
+        <w:t xml:space="preserve">The Provider will begin work once the Client has approved this ATP and the T&amp;C and the Provider has received payment of the advance under section 4.0. The Client’s signature of this ATP and the T&amp;C constitutes a binding agreement between the parties (the “Agreement”).</w:t>
       </w:r>
     </w:p>
     <w:p>
@@ -987,6 +987,25 @@
           <w:szCs w:val="20"/>
         </w:rPr>
         <w:t>{{#inclusion}}</w:t>
+      </w:r>
+    </w:p>
+    <w:p>
+      <w:pPr>
+        <w:spacing w:line="280" w:lineRule="auto"/>
+        <w:jc w:val="both"/>
+        <w:rPr>
+          <w:rFonts w:ascii="Aptos" w:eastAsia="Aptos" w:hAnsi="Aptos" w:cs="Aptos"/>
+          <w:sz w:val="20"/>
+          <w:szCs w:val="20"/>
+        </w:rPr>
+      </w:pPr>
+      <w:r>
+        <w:rPr>
+          <w:rFonts w:ascii="Aptos" w:eastAsia="Aptos" w:hAnsi="Aptos" w:cs="Aptos"/>
+          <w:sz w:val="20"/>
+          <w:szCs w:val="20"/>
+        </w:rPr>
+        <w:t xml:space="preserve">{{?website}}</w:t>
       </w:r>
     </w:p>
     <w:p>
@@ -1249,6 +1268,44 @@
     </w:p>
     <w:p>
       <w:pPr>
+        <w:spacing w:line="280" w:lineRule="auto"/>
+        <w:jc w:val="both"/>
+        <w:rPr>
+          <w:rFonts w:ascii="Aptos" w:eastAsia="Aptos" w:hAnsi="Aptos" w:cs="Aptos"/>
+          <w:sz w:val="20"/>
+          <w:szCs w:val="20"/>
+        </w:rPr>
+      </w:pPr>
+      <w:r>
+        <w:rPr>
+          <w:rFonts w:ascii="Aptos" w:eastAsia="Aptos" w:hAnsi="Aptos" w:cs="Aptos"/>
+          <w:sz w:val="20"/>
+          <w:szCs w:val="20"/>
+        </w:rPr>
+        <w:t xml:space="preserve">{{/website}}</w:t>
+      </w:r>
+    </w:p>
+    <w:p>
+      <w:pPr>
+        <w:spacing w:line="280" w:lineRule="auto"/>
+        <w:jc w:val="both"/>
+        <w:rPr>
+          <w:rFonts w:ascii="Aptos" w:eastAsia="Aptos" w:hAnsi="Aptos" w:cs="Aptos"/>
+          <w:sz w:val="20"/>
+          <w:szCs w:val="20"/>
+        </w:rPr>
+      </w:pPr>
+      <w:r>
+        <w:rPr>
+          <w:rFonts w:ascii="Aptos" w:eastAsia="Aptos" w:hAnsi="Aptos" w:cs="Aptos"/>
+          <w:sz w:val="20"/>
+          <w:szCs w:val="20"/>
+        </w:rPr>
+        <w:t xml:space="preserve">{{?web_app|mobile_app|web_mobile_app}}</w:t>
+      </w:r>
+    </w:p>
+    <w:p>
+      <w:pPr>
         <w:keepNext/>
         <w:keepLines/>
         <w:spacing w:before="200" w:after="40" w:line="280" w:lineRule="auto"/>
@@ -1271,72 +1328,257 @@
           <w:sz w:val="20"/>
           <w:szCs w:val="20"/>
         </w:rPr>
-        <w:t xml:space="preserve">2.3 What is not included</w:t>
-      </w:r>
-    </w:p>
-    <w:p>
-      <w:pPr>
-        <w:spacing w:line="280" w:lineRule="auto"/>
-        <w:jc w:val="both"/>
-        <w:rPr>
-          <w:rFonts w:ascii="Aptos" w:eastAsia="Aptos" w:hAnsi="Aptos" w:cs="Aptos"/>
-          <w:sz w:val="20"/>
-          <w:szCs w:val="20"/>
-        </w:rPr>
-      </w:pPr>
-      <w:r>
-        <w:rPr>
-          <w:rFonts w:ascii="Aptos" w:eastAsia="Aptos" w:hAnsi="Aptos" w:cs="Aptos"/>
-          <w:sz w:val="20"/>
-          <w:szCs w:val="20"/>
-        </w:rPr>
-        <w:t xml:space="preserve">The following are not included in this Agreement and will be quoted separately if the Client requires them: </w:t>
-      </w:r>
-      <w:r>
-        <w:rPr>
-          <w:rFonts w:ascii="Aptos" w:eastAsia="Aptos" w:hAnsi="Aptos" w:cs="Aptos"/>
-          <w:sz w:val="20"/>
-          <w:szCs w:val="20"/>
-        </w:rPr>
-        <w:t xml:space="preserve">{{scope.exclusions}}</w:t>
-      </w:r>
-      <w:r>
-        <w:rPr>
-          <w:rFonts w:ascii="Aptos" w:eastAsia="Aptos" w:hAnsi="Aptos" w:cs="Aptos"/>
-          <w:sz w:val="20"/>
-          <w:szCs w:val="20"/>
-        </w:rPr>
-        <w:t xml:space="preserve">.</w:t>
-      </w:r>
-    </w:p>
-    <w:p>
-      <w:pPr>
-        <w:spacing w:line="140" w:lineRule="auto"/>
-        <w:jc w:val="both"/>
-        <w:rPr>
-          <w:rFonts w:ascii="Aptos" w:eastAsia="Aptos" w:hAnsi="Aptos" w:cs="Aptos"/>
-          <w:sz w:val="20"/>
-          <w:szCs w:val="20"/>
-        </w:rPr>
-      </w:pPr>
-    </w:p>
-    <w:p>
-      <w:pPr>
-        <w:spacing w:line="280" w:lineRule="auto"/>
-        <w:jc w:val="both"/>
-        <w:rPr>
-          <w:rFonts w:ascii="Aptos" w:eastAsia="Aptos" w:hAnsi="Aptos" w:cs="Aptos"/>
-          <w:sz w:val="20"/>
-          <w:szCs w:val="20"/>
-        </w:rPr>
-      </w:pPr>
-      <w:r>
-        <w:rPr>
-          <w:rFonts w:ascii="Aptos" w:eastAsia="Aptos" w:hAnsi="Aptos" w:cs="Aptos"/>
-          <w:sz w:val="20"/>
-          <w:szCs w:val="20"/>
-        </w:rPr>
-        <w:t xml:space="preserve">The domain name and the hosting account are held in the Client’s name and paid for by the Client directly.</w:t>
+        <w:t xml:space="preserve">2.2 Features included</w:t>
+      </w:r>
+    </w:p>
+    <w:p>
+      <w:pPr>
+        <w:spacing w:line="280" w:lineRule="auto"/>
+        <w:jc w:val="both"/>
+        <w:rPr>
+          <w:rFonts w:ascii="Aptos" w:eastAsia="Aptos" w:hAnsi="Aptos" w:cs="Aptos"/>
+          <w:sz w:val="20"/>
+          <w:szCs w:val="20"/>
+        </w:rPr>
+      </w:pPr>
+      <w:r>
+        <w:rPr>
+          <w:rFonts w:ascii="Aptos" w:eastAsia="Aptos" w:hAnsi="Aptos" w:cs="Aptos"/>
+          <w:sz w:val="20"/>
+          <w:szCs w:val="20"/>
+        </w:rPr>
+        <w:t xml:space="preserve">The </w:t>
+      </w:r>
+      <w:r>
+        <w:rPr>
+          <w:rFonts w:ascii="Aptos" w:eastAsia="Aptos" w:hAnsi="Aptos" w:cs="Aptos"/>
+          <w:sz w:val="20"/>
+          <w:szCs w:val="20"/>
+        </w:rPr>
+        <w:t xml:space="preserve">{{deliverable}}</w:t>
+      </w:r>
+      <w:r>
+        <w:rPr>
+          <w:rFonts w:ascii="Aptos" w:eastAsia="Aptos" w:hAnsi="Aptos" w:cs="Aptos"/>
+          <w:sz w:val="20"/>
+          <w:szCs w:val="20"/>
+        </w:rPr>
+        <w:t xml:space="preserve"> includes the features below. Each is described further by the acceptance criteria agreed under section 3.4.</w:t>
+      </w:r>
+    </w:p>
+    <w:p>
+      <w:pPr>
+        <w:spacing w:line="80" w:lineRule="auto"/>
+        <w:jc w:val="both"/>
+        <w:rPr>
+          <w:rFonts w:ascii="Aptos" w:eastAsia="Aptos" w:hAnsi="Aptos" w:cs="Aptos"/>
+          <w:sz w:val="20"/>
+          <w:szCs w:val="20"/>
+        </w:rPr>
+      </w:pPr>
+    </w:p>
+    <w:tbl>
+      <w:tblPr>
+        <w:tblStyle w:val="a0"/>
+        <w:tblW w:w="8850" w:type="dxa"/>
+        <w:tblInd w:w="0" w:type="dxa"/>
+        <w:tblLayout w:type="fixed"/>
+        <w:tblLook w:val="0400" w:firstRow="0" w:lastRow="0" w:firstColumn="0" w:lastColumn="0" w:noHBand="0" w:noVBand="1"/>
+        <w:tblBorders>
+          <w:top w:val="single" w:sz="18" w:space="0" w:color="D9D9D9"/>
+          <w:left w:val="single" w:sz="18" w:space="0" w:color="D9D9D9"/>
+          <w:bottom w:val="single" w:sz="18" w:space="0" w:color="D9D9D9"/>
+          <w:right w:val="single" w:sz="18" w:space="0" w:color="D9D9D9"/>
+          <w:insideH w:val="single" w:sz="18" w:space="0" w:color="D9D9D9"/>
+          <w:insideV w:val="single" w:sz="18" w:space="0" w:color="D9D9D9"/>
+        </w:tblBorders>
+      </w:tblPr>
+      <w:tblGrid>
+        <w:gridCol w:w="2400"/>
+        <w:gridCol w:w="6450"/>
+      </w:tblGrid>
+      <w:tr>
+        <w:trPr>
+          <w:trHeight w:val="400"/>
+          <w:tblHeader/>
+        </w:trPr>
+        <w:tc>
+          <w:tcPr>
+            <w:tcW w:w="2400" w:type="dxa"/>
+            <w:shd w:val="clear" w:color="auto" w:fill="0C9476"/>
+            <w:vAlign w:val="center"/>
+            <w:tcBorders>
+              <w:top w:val="outset" w:sz="6" w:space="0" w:color="0C9476"/>
+              <w:left w:val="outset" w:sz="6" w:space="0" w:color="0C9476"/>
+              <w:bottom w:val="outset" w:sz="6" w:space="0" w:color="0C9476"/>
+              <w:right w:val="outset" w:sz="6" w:space="0" w:color="0C9476"/>
+            </w:tcBorders>
+          </w:tcPr>
+          <w:p>
+            <w:pPr>
+              <w:spacing w:line="276" w:lineRule="auto"/>
+              <w:rPr>
+                <w:rFonts w:ascii="Aptos" w:eastAsia="Aptos" w:hAnsi="Aptos" w:cs="Aptos"/>
+                <w:b/>
+                <w:bCs/>
+                <w:color w:val="FFFFFF"/>
+                <w:sz w:val="18"/>
+                <w:szCs w:val="18"/>
+              </w:rPr>
+            </w:pPr>
+            <w:r>
+              <w:rPr>
+                <w:rFonts w:ascii="Aptos" w:eastAsia="Aptos" w:hAnsi="Aptos" w:cs="Aptos"/>
+                <w:b/>
+                <w:bCs/>
+                <w:color w:val="FFFFFF"/>
+                <w:sz w:val="18"/>
+                <w:szCs w:val="18"/>
+              </w:rPr>
+              <w:t>Feature</w:t>
+            </w:r>
+          </w:p>
+        </w:tc>
+        <w:tc>
+          <w:tcPr>
+            <w:tcW w:w="6450" w:type="dxa"/>
+            <w:shd w:val="clear" w:color="auto" w:fill="0C9476"/>
+            <w:vAlign w:val="center"/>
+            <w:tcBorders>
+              <w:top w:val="outset" w:sz="6" w:space="0" w:color="0C9476"/>
+              <w:left w:val="outset" w:sz="6" w:space="0" w:color="0C9476"/>
+              <w:bottom w:val="outset" w:sz="6" w:space="0" w:color="0C9476"/>
+              <w:right w:val="outset" w:sz="6" w:space="0" w:color="0C9476"/>
+            </w:tcBorders>
+          </w:tcPr>
+          <w:p>
+            <w:pPr>
+              <w:spacing w:line="276" w:lineRule="auto"/>
+              <w:rPr>
+                <w:rFonts w:ascii="Aptos" w:eastAsia="Aptos" w:hAnsi="Aptos" w:cs="Aptos"/>
+                <w:b/>
+                <w:bCs/>
+                <w:color w:val="FFFFFF"/>
+                <w:sz w:val="18"/>
+                <w:szCs w:val="18"/>
+              </w:rPr>
+            </w:pPr>
+            <w:r>
+              <w:rPr>
+                <w:rFonts w:ascii="Aptos" w:eastAsia="Aptos" w:hAnsi="Aptos" w:cs="Aptos"/>
+                <w:b/>
+                <w:bCs/>
+                <w:color w:val="FFFFFF"/>
+                <w:sz w:val="18"/>
+                <w:szCs w:val="18"/>
+              </w:rPr>
+              <w:t>Description</w:t>
+            </w:r>
+          </w:p>
+        </w:tc>
+      </w:tr>
+      <w:tr>
+        <w:trPr>
+          <w:trHeight w:val="330"/>
+        </w:trPr>
+        <w:tc>
+          <w:tcPr>
+            <w:tcW w:w="2400" w:type="dxa"/>
+            <w:shd w:val="clear" w:color="auto" w:fill="F2F2F2"/>
+            <w:vAlign w:val="center"/>
+            <w:tcBorders>
+              <w:top w:val="outset" w:sz="6" w:space="0" w:color="D9D9D9"/>
+              <w:left w:val="outset" w:sz="6" w:space="0" w:color="D9D9D9"/>
+              <w:bottom w:val="outset" w:sz="6" w:space="0" w:color="D9D9D9"/>
+              <w:right w:val="outset" w:sz="6" w:space="0" w:color="D9D9D9"/>
+            </w:tcBorders>
+          </w:tcPr>
+          <w:p>
+            <w:pPr>
+              <w:spacing w:line="276" w:lineRule="auto"/>
+              <w:rPr>
+                <w:rFonts w:ascii="Aptos" w:eastAsia="Aptos" w:hAnsi="Aptos" w:cs="Aptos"/>
+                <w:b/>
+                <w:bCs/>
+                <w:sz w:val="18"/>
+                <w:szCs w:val="18"/>
+              </w:rPr>
+            </w:pPr>
+            <w:r>
+              <w:rPr>
+                <w:rFonts w:ascii="Aptos" w:eastAsia="Aptos" w:hAnsi="Aptos" w:cs="Aptos"/>
+                <w:b/>
+                <w:bCs/>
+                <w:sz w:val="18"/>
+                <w:szCs w:val="18"/>
+              </w:rPr>
+              <w:t>{{#features.0}}</w:t>
+            </w:r>
+          </w:p>
+        </w:tc>
+        <w:tc>
+          <w:tcPr>
+            <w:tcW w:w="6450" w:type="dxa"/>
+            <w:shd w:val="clear" w:color="auto" w:fill="F2F2F2"/>
+            <w:vAlign w:val="center"/>
+            <w:tcBorders>
+              <w:top w:val="outset" w:sz="6" w:space="0" w:color="D9D9D9"/>
+              <w:left w:val="outset" w:sz="6" w:space="0" w:color="D9D9D9"/>
+              <w:bottom w:val="outset" w:sz="6" w:space="0" w:color="D9D9D9"/>
+              <w:right w:val="outset" w:sz="6" w:space="0" w:color="D9D9D9"/>
+            </w:tcBorders>
+          </w:tcPr>
+          <w:p>
+            <w:pPr>
+              <w:spacing w:line="276" w:lineRule="auto"/>
+              <w:rPr>
+                <w:rFonts w:ascii="Aptos" w:eastAsia="Aptos" w:hAnsi="Aptos" w:cs="Aptos"/>
+                <w:color w:val="7F7F7F"/>
+                <w:sz w:val="18"/>
+                <w:szCs w:val="18"/>
+              </w:rPr>
+            </w:pPr>
+            <w:r>
+              <w:rPr>
+                <w:rFonts w:ascii="Aptos" w:eastAsia="Aptos" w:hAnsi="Aptos" w:cs="Aptos"/>
+                <w:color w:val="7F7F7F"/>
+                <w:sz w:val="18"/>
+                <w:szCs w:val="18"/>
+              </w:rPr>
+              <w:t>{{#features.1}}</w:t>
+            </w:r>
+          </w:p>
+        </w:tc>
+      </w:tr>
+    </w:tbl>
+    <w:p>
+      <w:pPr>
+        <w:spacing w:line="160" w:lineRule="auto"/>
+        <w:jc w:val="both"/>
+        <w:rPr>
+          <w:rFonts w:ascii="Aptos" w:eastAsia="Aptos" w:hAnsi="Aptos" w:cs="Aptos"/>
+          <w:sz w:val="20"/>
+          <w:szCs w:val="20"/>
+        </w:rPr>
+      </w:pPr>
+    </w:p>
+    <w:p>
+      <w:pPr>
+        <w:spacing w:line="280" w:lineRule="auto"/>
+        <w:jc w:val="both"/>
+        <w:rPr>
+          <w:rFonts w:ascii="Aptos" w:eastAsia="Aptos" w:hAnsi="Aptos" w:cs="Aptos"/>
+          <w:sz w:val="20"/>
+          <w:szCs w:val="20"/>
+        </w:rPr>
+      </w:pPr>
+      <w:r>
+        <w:rPr>
+          <w:rFonts w:ascii="Aptos" w:eastAsia="Aptos" w:hAnsi="Aptos" w:cs="Aptos"/>
+          <w:sz w:val="20"/>
+          <w:szCs w:val="20"/>
+        </w:rPr>
+        <w:t xml:space="preserve">{{/web_app|mobile_app|web_mobile_app}}</w:t>
       </w:r>
     </w:p>
     <w:p>
@@ -1363,7 +1605,803 @@
           <w:sz w:val="20"/>
           <w:szCs w:val="20"/>
         </w:rPr>
-        <w:t xml:space="preserve">2.4 Fees and payment schedule</w:t>
+        <w:t xml:space="preserve">2.3 Supported environments and Client accounts</w:t>
+      </w:r>
+    </w:p>
+    <w:p>
+      <w:pPr>
+        <w:spacing w:line="280" w:lineRule="auto"/>
+        <w:jc w:val="both"/>
+        <w:rPr>
+          <w:rFonts w:ascii="Aptos" w:eastAsia="Aptos" w:hAnsi="Aptos" w:cs="Aptos"/>
+          <w:sz w:val="20"/>
+          <w:szCs w:val="20"/>
+        </w:rPr>
+      </w:pPr>
+      <w:r>
+        <w:rPr>
+          <w:rFonts w:ascii="Aptos" w:eastAsia="Aptos" w:hAnsi="Aptos" w:cs="Aptos"/>
+          <w:sz w:val="20"/>
+          <w:szCs w:val="20"/>
+        </w:rPr>
+        <w:t xml:space="preserve">{{?website}}</w:t>
+      </w:r>
+    </w:p>
+    <w:p>
+      <w:pPr>
+        <w:spacing w:line="280" w:lineRule="auto"/>
+        <w:jc w:val="both"/>
+        <w:rPr>
+          <w:rFonts w:ascii="Aptos" w:eastAsia="Aptos" w:hAnsi="Aptos" w:cs="Aptos"/>
+          <w:sz w:val="20"/>
+          <w:szCs w:val="20"/>
+        </w:rPr>
+      </w:pPr>
+      <w:r>
+        <w:rPr>
+          <w:rFonts w:ascii="Aptos" w:eastAsia="Aptos" w:hAnsi="Aptos" w:cs="Aptos"/>
+          <w:sz w:val="20"/>
+          <w:szCs w:val="20"/>
+        </w:rPr>
+        <w:t xml:space="preserve">The </w:t>
+      </w:r>
+      <w:r>
+        <w:rPr>
+          <w:rFonts w:ascii="Aptos" w:eastAsia="Aptos" w:hAnsi="Aptos" w:cs="Aptos"/>
+          <w:sz w:val="20"/>
+          <w:szCs w:val="20"/>
+        </w:rPr>
+        <w:t xml:space="preserve">{{deliverable}}</w:t>
+      </w:r>
+      <w:r>
+        <w:rPr>
+          <w:rFonts w:ascii="Aptos" w:eastAsia="Aptos" w:hAnsi="Aptos" w:cs="Aptos"/>
+          <w:sz w:val="20"/>
+          <w:szCs w:val="20"/>
+        </w:rPr>
+        <w:t xml:space="preserve"> will be built to work on the current and previous major versions of Chrome, Safari, Edge and Firefox, on desktop, tablet and mobile screens.</w:t>
+      </w:r>
+    </w:p>
+    <w:p>
+      <w:pPr>
+        <w:spacing w:line="280" w:lineRule="auto"/>
+        <w:jc w:val="both"/>
+        <w:rPr>
+          <w:rFonts w:ascii="Aptos" w:eastAsia="Aptos" w:hAnsi="Aptos" w:cs="Aptos"/>
+          <w:sz w:val="20"/>
+          <w:szCs w:val="20"/>
+        </w:rPr>
+      </w:pPr>
+      <w:r>
+        <w:rPr>
+          <w:rFonts w:ascii="Aptos" w:eastAsia="Aptos" w:hAnsi="Aptos" w:cs="Aptos"/>
+          <w:sz w:val="20"/>
+          <w:szCs w:val="20"/>
+        </w:rPr>
+        <w:t xml:space="preserve">{{/website}}</w:t>
+      </w:r>
+    </w:p>
+    <w:p>
+      <w:pPr>
+        <w:spacing w:line="280" w:lineRule="auto"/>
+        <w:jc w:val="both"/>
+        <w:rPr>
+          <w:rFonts w:ascii="Aptos" w:eastAsia="Aptos" w:hAnsi="Aptos" w:cs="Aptos"/>
+          <w:sz w:val="20"/>
+          <w:szCs w:val="20"/>
+        </w:rPr>
+      </w:pPr>
+      <w:r>
+        <w:rPr>
+          <w:rFonts w:ascii="Aptos" w:eastAsia="Aptos" w:hAnsi="Aptos" w:cs="Aptos"/>
+          <w:sz w:val="20"/>
+          <w:szCs w:val="20"/>
+        </w:rPr>
+        <w:t xml:space="preserve">{{?web_app}}</w:t>
+      </w:r>
+    </w:p>
+    <w:p>
+      <w:pPr>
+        <w:spacing w:line="140" w:lineRule="auto"/>
+        <w:jc w:val="both"/>
+        <w:rPr>
+          <w:rFonts w:ascii="Aptos" w:eastAsia="Aptos" w:hAnsi="Aptos" w:cs="Aptos"/>
+          <w:sz w:val="20"/>
+          <w:szCs w:val="20"/>
+        </w:rPr>
+      </w:pPr>
+    </w:p>
+    <w:p>
+      <w:pPr>
+        <w:spacing w:line="280" w:lineRule="auto"/>
+        <w:jc w:val="both"/>
+        <w:rPr>
+          <w:rFonts w:ascii="Aptos" w:eastAsia="Aptos" w:hAnsi="Aptos" w:cs="Aptos"/>
+          <w:sz w:val="20"/>
+          <w:szCs w:val="20"/>
+        </w:rPr>
+      </w:pPr>
+      <w:r>
+        <w:rPr>
+          <w:rFonts w:ascii="Aptos" w:eastAsia="Aptos" w:hAnsi="Aptos" w:cs="Aptos"/>
+          <w:sz w:val="20"/>
+          <w:szCs w:val="20"/>
+        </w:rPr>
+        <w:t xml:space="preserve">The </w:t>
+      </w:r>
+      <w:r>
+        <w:rPr>
+          <w:rFonts w:ascii="Aptos" w:eastAsia="Aptos" w:hAnsi="Aptos" w:cs="Aptos"/>
+          <w:sz w:val="20"/>
+          <w:szCs w:val="20"/>
+        </w:rPr>
+        <w:t xml:space="preserve">{{deliverable}}</w:t>
+      </w:r>
+      <w:r>
+        <w:rPr>
+          <w:rFonts w:ascii="Aptos" w:eastAsia="Aptos" w:hAnsi="Aptos" w:cs="Aptos"/>
+          <w:sz w:val="20"/>
+          <w:szCs w:val="20"/>
+        </w:rPr>
+        <w:t xml:space="preserve"> will be built to work on the current and previous major versions of Chrome, Safari, Edge and Firefox, on desktop and mobile.</w:t>
+      </w:r>
+    </w:p>
+    <w:p>
+      <w:pPr>
+        <w:spacing w:line="280" w:lineRule="auto"/>
+        <w:jc w:val="both"/>
+        <w:rPr>
+          <w:rFonts w:ascii="Aptos" w:eastAsia="Aptos" w:hAnsi="Aptos" w:cs="Aptos"/>
+          <w:sz w:val="20"/>
+          <w:szCs w:val="20"/>
+        </w:rPr>
+      </w:pPr>
+      <w:r>
+        <w:rPr>
+          <w:rFonts w:ascii="Aptos" w:eastAsia="Aptos" w:hAnsi="Aptos" w:cs="Aptos"/>
+          <w:sz w:val="20"/>
+          <w:szCs w:val="20"/>
+        </w:rPr>
+        <w:t xml:space="preserve">{{/web_app}}</w:t>
+      </w:r>
+    </w:p>
+    <w:p>
+      <w:pPr>
+        <w:spacing w:line="280" w:lineRule="auto"/>
+        <w:jc w:val="both"/>
+        <w:rPr>
+          <w:rFonts w:ascii="Aptos" w:eastAsia="Aptos" w:hAnsi="Aptos" w:cs="Aptos"/>
+          <w:sz w:val="20"/>
+          <w:szCs w:val="20"/>
+        </w:rPr>
+      </w:pPr>
+      <w:r>
+        <w:rPr>
+          <w:rFonts w:ascii="Aptos" w:eastAsia="Aptos" w:hAnsi="Aptos" w:cs="Aptos"/>
+          <w:sz w:val="20"/>
+          <w:szCs w:val="20"/>
+        </w:rPr>
+        <w:t xml:space="preserve">{{?mobile_app}}</w:t>
+      </w:r>
+    </w:p>
+    <w:p>
+      <w:pPr>
+        <w:spacing w:line="140" w:lineRule="auto"/>
+        <w:jc w:val="both"/>
+        <w:rPr>
+          <w:rFonts w:ascii="Aptos" w:eastAsia="Aptos" w:hAnsi="Aptos" w:cs="Aptos"/>
+          <w:sz w:val="20"/>
+          <w:szCs w:val="20"/>
+        </w:rPr>
+      </w:pPr>
+    </w:p>
+    <w:p>
+      <w:pPr>
+        <w:spacing w:line="280" w:lineRule="auto"/>
+        <w:jc w:val="both"/>
+        <w:rPr>
+          <w:rFonts w:ascii="Aptos" w:eastAsia="Aptos" w:hAnsi="Aptos" w:cs="Aptos"/>
+          <w:sz w:val="20"/>
+          <w:szCs w:val="20"/>
+        </w:rPr>
+      </w:pPr>
+      <w:r>
+        <w:rPr>
+          <w:rFonts w:ascii="Aptos" w:eastAsia="Aptos" w:hAnsi="Aptos" w:cs="Aptos"/>
+          <w:sz w:val="20"/>
+          <w:szCs w:val="20"/>
+        </w:rPr>
+        <w:t xml:space="preserve">The </w:t>
+      </w:r>
+      <w:r>
+        <w:rPr>
+          <w:rFonts w:ascii="Aptos" w:eastAsia="Aptos" w:hAnsi="Aptos" w:cs="Aptos"/>
+          <w:sz w:val="20"/>
+          <w:szCs w:val="20"/>
+        </w:rPr>
+        <w:t xml:space="preserve">{{deliverable}}</w:t>
+      </w:r>
+      <w:r>
+        <w:rPr>
+          <w:rFonts w:ascii="Aptos" w:eastAsia="Aptos" w:hAnsi="Aptos" w:cs="Aptos"/>
+          <w:sz w:val="20"/>
+          <w:szCs w:val="20"/>
+        </w:rPr>
+        <w:t xml:space="preserve"> will be built to work on </w:t>
+      </w:r>
+      <w:r>
+        <w:rPr>
+          <w:rFonts w:ascii="Aptos" w:eastAsia="Aptos" w:hAnsi="Aptos" w:cs="Aptos"/>
+          <w:sz w:val="20"/>
+          <w:szCs w:val="20"/>
+        </w:rPr>
+        <w:t xml:space="preserve">{{scope.devices}}</w:t>
+      </w:r>
+      <w:r>
+        <w:rPr>
+          <w:rFonts w:ascii="Aptos" w:eastAsia="Aptos" w:hAnsi="Aptos" w:cs="Aptos"/>
+          <w:sz w:val="20"/>
+          <w:szCs w:val="20"/>
+        </w:rPr>
+        <w:t xml:space="preserve">. It is tested on a representative set of current devices for each operating system, not on every model. Tablet layouts are included only where section 2.2 lists them.</w:t>
+      </w:r>
+    </w:p>
+    <w:p>
+      <w:pPr>
+        <w:spacing w:line="280" w:lineRule="auto"/>
+        <w:jc w:val="both"/>
+        <w:rPr>
+          <w:rFonts w:ascii="Aptos" w:eastAsia="Aptos" w:hAnsi="Aptos" w:cs="Aptos"/>
+          <w:sz w:val="20"/>
+          <w:szCs w:val="20"/>
+        </w:rPr>
+      </w:pPr>
+      <w:r>
+        <w:rPr>
+          <w:rFonts w:ascii="Aptos" w:eastAsia="Aptos" w:hAnsi="Aptos" w:cs="Aptos"/>
+          <w:sz w:val="20"/>
+          <w:szCs w:val="20"/>
+        </w:rPr>
+        <w:t xml:space="preserve">{{/mobile_app}}</w:t>
+      </w:r>
+    </w:p>
+    <w:p>
+      <w:pPr>
+        <w:spacing w:line="280" w:lineRule="auto"/>
+        <w:jc w:val="both"/>
+        <w:rPr>
+          <w:rFonts w:ascii="Aptos" w:eastAsia="Aptos" w:hAnsi="Aptos" w:cs="Aptos"/>
+          <w:sz w:val="20"/>
+          <w:szCs w:val="20"/>
+        </w:rPr>
+      </w:pPr>
+      <w:r>
+        <w:rPr>
+          <w:rFonts w:ascii="Aptos" w:eastAsia="Aptos" w:hAnsi="Aptos" w:cs="Aptos"/>
+          <w:sz w:val="20"/>
+          <w:szCs w:val="20"/>
+        </w:rPr>
+        <w:t xml:space="preserve">{{?web_mobile_app}}</w:t>
+      </w:r>
+    </w:p>
+    <w:p>
+      <w:pPr>
+        <w:spacing w:line="140" w:lineRule="auto"/>
+        <w:jc w:val="both"/>
+        <w:rPr>
+          <w:rFonts w:ascii="Aptos" w:eastAsia="Aptos" w:hAnsi="Aptos" w:cs="Aptos"/>
+          <w:sz w:val="20"/>
+          <w:szCs w:val="20"/>
+        </w:rPr>
+      </w:pPr>
+    </w:p>
+    <w:p>
+      <w:pPr>
+        <w:spacing w:line="280" w:lineRule="auto"/>
+        <w:jc w:val="both"/>
+        <w:rPr>
+          <w:rFonts w:ascii="Aptos" w:eastAsia="Aptos" w:hAnsi="Aptos" w:cs="Aptos"/>
+          <w:sz w:val="20"/>
+          <w:szCs w:val="20"/>
+        </w:rPr>
+      </w:pPr>
+      <w:r>
+        <w:rPr>
+          <w:rFonts w:ascii="Aptos" w:eastAsia="Aptos" w:hAnsi="Aptos" w:cs="Aptos"/>
+          <w:sz w:val="20"/>
+          <w:szCs w:val="20"/>
+        </w:rPr>
+        <w:t xml:space="preserve">The web app will be built to work on the current and previous major versions of Chrome, Safari, Edge and Firefox, on desktop and mobile, and the mobile app on </w:t>
+      </w:r>
+      <w:r>
+        <w:rPr>
+          <w:rFonts w:ascii="Aptos" w:eastAsia="Aptos" w:hAnsi="Aptos" w:cs="Aptos"/>
+          <w:sz w:val="20"/>
+          <w:szCs w:val="20"/>
+        </w:rPr>
+        <w:t xml:space="preserve">{{scope.devices}}</w:t>
+      </w:r>
+      <w:r>
+        <w:rPr>
+          <w:rFonts w:ascii="Aptos" w:eastAsia="Aptos" w:hAnsi="Aptos" w:cs="Aptos"/>
+          <w:sz w:val="20"/>
+          <w:szCs w:val="20"/>
+        </w:rPr>
+        <w:t xml:space="preserve">. The mobile app is tested on a representative set of current devices for each operating system, not on every model. Tablet layouts are included only where section 2.2 lists them.</w:t>
+      </w:r>
+    </w:p>
+    <w:p>
+      <w:pPr>
+        <w:spacing w:line="280" w:lineRule="auto"/>
+        <w:jc w:val="both"/>
+        <w:rPr>
+          <w:rFonts w:ascii="Aptos" w:eastAsia="Aptos" w:hAnsi="Aptos" w:cs="Aptos"/>
+          <w:sz w:val="20"/>
+          <w:szCs w:val="20"/>
+        </w:rPr>
+      </w:pPr>
+      <w:r>
+        <w:rPr>
+          <w:rFonts w:ascii="Aptos" w:eastAsia="Aptos" w:hAnsi="Aptos" w:cs="Aptos"/>
+          <w:sz w:val="20"/>
+          <w:szCs w:val="20"/>
+        </w:rPr>
+        <w:t xml:space="preserve">{{/web_mobile_app}}</w:t>
+      </w:r>
+    </w:p>
+    <w:p>
+      <w:pPr>
+        <w:spacing w:line="140" w:lineRule="auto"/>
+        <w:jc w:val="both"/>
+        <w:rPr>
+          <w:rFonts w:ascii="Aptos" w:eastAsia="Aptos" w:hAnsi="Aptos" w:cs="Aptos"/>
+          <w:sz w:val="20"/>
+          <w:szCs w:val="20"/>
+        </w:rPr>
+      </w:pPr>
+    </w:p>
+    <w:p>
+      <w:pPr>
+        <w:spacing w:line="280" w:lineRule="auto"/>
+        <w:jc w:val="both"/>
+        <w:rPr>
+          <w:rFonts w:ascii="Aptos" w:eastAsia="Aptos" w:hAnsi="Aptos" w:cs="Aptos"/>
+          <w:sz w:val="20"/>
+          <w:szCs w:val="20"/>
+        </w:rPr>
+      </w:pPr>
+      <w:r>
+        <w:rPr>
+          <w:rFonts w:ascii="Aptos" w:eastAsia="Aptos" w:hAnsi="Aptos" w:cs="Aptos"/>
+          <w:sz w:val="20"/>
+          <w:szCs w:val="20"/>
+        </w:rPr>
+        <w:t xml:space="preserve">The Provider follows good accessibility practice, such as readable contrast, text alternatives for images and keyboard access where the platform allows. This is not a warranty of legal compliance or a certification against an accessibility standard (such as WCAG 2.2 Level AA), which is included only if agreed in writing before design begins.</w:t>
+      </w:r>
+    </w:p>
+    <w:p>
+      <w:pPr>
+        <w:spacing w:line="280" w:lineRule="auto"/>
+        <w:jc w:val="both"/>
+        <w:rPr>
+          <w:rFonts w:ascii="Aptos" w:eastAsia="Aptos" w:hAnsi="Aptos" w:cs="Aptos"/>
+          <w:sz w:val="20"/>
+          <w:szCs w:val="20"/>
+        </w:rPr>
+      </w:pPr>
+      <w:r>
+        <w:rPr>
+          <w:rFonts w:ascii="Aptos" w:eastAsia="Aptos" w:hAnsi="Aptos" w:cs="Aptos"/>
+          <w:sz w:val="20"/>
+          <w:szCs w:val="20"/>
+        </w:rPr>
+        <w:t xml:space="preserve">{{?website}}</w:t>
+      </w:r>
+    </w:p>
+    <w:p>
+      <w:pPr>
+        <w:spacing w:line="140" w:lineRule="auto"/>
+        <w:jc w:val="both"/>
+        <w:rPr>
+          <w:rFonts w:ascii="Aptos" w:eastAsia="Aptos" w:hAnsi="Aptos" w:cs="Aptos"/>
+          <w:sz w:val="20"/>
+          <w:szCs w:val="20"/>
+        </w:rPr>
+      </w:pPr>
+    </w:p>
+    <w:p>
+      <w:pPr>
+        <w:spacing w:line="280" w:lineRule="auto"/>
+        <w:jc w:val="both"/>
+        <w:rPr>
+          <w:rFonts w:ascii="Aptos" w:eastAsia="Aptos" w:hAnsi="Aptos" w:cs="Aptos"/>
+          <w:sz w:val="20"/>
+          <w:szCs w:val="20"/>
+        </w:rPr>
+      </w:pPr>
+      <w:r>
+        <w:rPr>
+          <w:rFonts w:ascii="Aptos" w:eastAsia="Aptos" w:hAnsi="Aptos" w:cs="Aptos"/>
+          <w:sz w:val="20"/>
+          <w:szCs w:val="20"/>
+        </w:rPr>
+        <w:t xml:space="preserve">The following are held in the Client’s name and paid for by the Client directly: the domain name, the hosting account, and any email service. Licences for premium themes or plugins and stock images are bought in the Client’s name where the supplier allows, or bought by the Provider for the Client under section 5.0 and transferred at handover where the licence permits.</w:t>
+      </w:r>
+    </w:p>
+    <w:p>
+      <w:pPr>
+        <w:spacing w:line="280" w:lineRule="auto"/>
+        <w:jc w:val="both"/>
+        <w:rPr>
+          <w:rFonts w:ascii="Aptos" w:eastAsia="Aptos" w:hAnsi="Aptos" w:cs="Aptos"/>
+          <w:sz w:val="20"/>
+          <w:szCs w:val="20"/>
+        </w:rPr>
+      </w:pPr>
+      <w:r>
+        <w:rPr>
+          <w:rFonts w:ascii="Aptos" w:eastAsia="Aptos" w:hAnsi="Aptos" w:cs="Aptos"/>
+          <w:sz w:val="20"/>
+          <w:szCs w:val="20"/>
+        </w:rPr>
+        <w:t xml:space="preserve">{{/website}}</w:t>
+      </w:r>
+    </w:p>
+    <w:p>
+      <w:pPr>
+        <w:spacing w:line="280" w:lineRule="auto"/>
+        <w:jc w:val="both"/>
+        <w:rPr>
+          <w:rFonts w:ascii="Aptos" w:eastAsia="Aptos" w:hAnsi="Aptos" w:cs="Aptos"/>
+          <w:sz w:val="20"/>
+          <w:szCs w:val="20"/>
+        </w:rPr>
+      </w:pPr>
+      <w:r>
+        <w:rPr>
+          <w:rFonts w:ascii="Aptos" w:eastAsia="Aptos" w:hAnsi="Aptos" w:cs="Aptos"/>
+          <w:sz w:val="20"/>
+          <w:szCs w:val="20"/>
+        </w:rPr>
+        <w:t xml:space="preserve">{{?web_app}}</w:t>
+      </w:r>
+    </w:p>
+    <w:p>
+      <w:pPr>
+        <w:spacing w:line="140" w:lineRule="auto"/>
+        <w:jc w:val="both"/>
+        <w:rPr>
+          <w:rFonts w:ascii="Aptos" w:eastAsia="Aptos" w:hAnsi="Aptos" w:cs="Aptos"/>
+          <w:sz w:val="20"/>
+          <w:szCs w:val="20"/>
+        </w:rPr>
+      </w:pPr>
+    </w:p>
+    <w:p>
+      <w:pPr>
+        <w:spacing w:line="280" w:lineRule="auto"/>
+        <w:jc w:val="both"/>
+        <w:rPr>
+          <w:rFonts w:ascii="Aptos" w:eastAsia="Aptos" w:hAnsi="Aptos" w:cs="Aptos"/>
+          <w:sz w:val="20"/>
+          <w:szCs w:val="20"/>
+        </w:rPr>
+      </w:pPr>
+      <w:r>
+        <w:rPr>
+          <w:rFonts w:ascii="Aptos" w:eastAsia="Aptos" w:hAnsi="Aptos" w:cs="Aptos"/>
+          <w:sz w:val="20"/>
+          <w:szCs w:val="20"/>
+        </w:rPr>
+        <w:t xml:space="preserve">The following are held in the Client’s name and paid for by the Client directly: the domain name, and the hosting and cloud accounts the </w:t>
+      </w:r>
+      <w:r>
+        <w:rPr>
+          <w:rFonts w:ascii="Aptos" w:eastAsia="Aptos" w:hAnsi="Aptos" w:cs="Aptos"/>
+          <w:sz w:val="20"/>
+          <w:szCs w:val="20"/>
+        </w:rPr>
+        <w:t xml:space="preserve">{{deliverable}}</w:t>
+      </w:r>
+      <w:r>
+        <w:rPr>
+          <w:rFonts w:ascii="Aptos" w:eastAsia="Aptos" w:hAnsi="Aptos" w:cs="Aptos"/>
+          <w:sz w:val="20"/>
+          <w:szCs w:val="20"/>
+        </w:rPr>
+        <w:t xml:space="preserve"> runs on, including its database, email and any other service listed in section 2.2.</w:t>
+      </w:r>
+    </w:p>
+    <w:p>
+      <w:pPr>
+        <w:spacing w:line="280" w:lineRule="auto"/>
+        <w:jc w:val="both"/>
+        <w:rPr>
+          <w:rFonts w:ascii="Aptos" w:eastAsia="Aptos" w:hAnsi="Aptos" w:cs="Aptos"/>
+          <w:sz w:val="20"/>
+          <w:szCs w:val="20"/>
+        </w:rPr>
+      </w:pPr>
+      <w:r>
+        <w:rPr>
+          <w:rFonts w:ascii="Aptos" w:eastAsia="Aptos" w:hAnsi="Aptos" w:cs="Aptos"/>
+          <w:sz w:val="20"/>
+          <w:szCs w:val="20"/>
+        </w:rPr>
+        <w:t xml:space="preserve">{{/web_app}}</w:t>
+      </w:r>
+    </w:p>
+    <w:p>
+      <w:pPr>
+        <w:spacing w:line="280" w:lineRule="auto"/>
+        <w:jc w:val="both"/>
+        <w:rPr>
+          <w:rFonts w:ascii="Aptos" w:eastAsia="Aptos" w:hAnsi="Aptos" w:cs="Aptos"/>
+          <w:sz w:val="20"/>
+          <w:szCs w:val="20"/>
+        </w:rPr>
+      </w:pPr>
+      <w:r>
+        <w:rPr>
+          <w:rFonts w:ascii="Aptos" w:eastAsia="Aptos" w:hAnsi="Aptos" w:cs="Aptos"/>
+          <w:sz w:val="20"/>
+          <w:szCs w:val="20"/>
+        </w:rPr>
+        <w:t xml:space="preserve">{{?mobile_app|web_mobile_app}}</w:t>
+      </w:r>
+    </w:p>
+    <w:p>
+      <w:pPr>
+        <w:spacing w:line="140" w:lineRule="auto"/>
+        <w:jc w:val="both"/>
+        <w:rPr>
+          <w:rFonts w:ascii="Aptos" w:eastAsia="Aptos" w:hAnsi="Aptos" w:cs="Aptos"/>
+          <w:sz w:val="20"/>
+          <w:szCs w:val="20"/>
+        </w:rPr>
+      </w:pPr>
+    </w:p>
+    <w:p>
+      <w:pPr>
+        <w:spacing w:line="280" w:lineRule="auto"/>
+        <w:jc w:val="both"/>
+        <w:rPr>
+          <w:rFonts w:ascii="Aptos" w:eastAsia="Aptos" w:hAnsi="Aptos" w:cs="Aptos"/>
+          <w:sz w:val="20"/>
+          <w:szCs w:val="20"/>
+        </w:rPr>
+      </w:pPr>
+      <w:r>
+        <w:rPr>
+          <w:rFonts w:ascii="Aptos" w:eastAsia="Aptos" w:hAnsi="Aptos" w:cs="Aptos"/>
+          <w:sz w:val="20"/>
+          <w:szCs w:val="20"/>
+        </w:rPr>
+        <w:t xml:space="preserve">The following are held in the Client’s name and paid for by the Client directly: the domain name, the hosting and cloud accounts the </w:t>
+      </w:r>
+      <w:r>
+        <w:rPr>
+          <w:rFonts w:ascii="Aptos" w:eastAsia="Aptos" w:hAnsi="Aptos" w:cs="Aptos"/>
+          <w:sz w:val="20"/>
+          <w:szCs w:val="20"/>
+        </w:rPr>
+        <w:t xml:space="preserve">{{deliverable}}</w:t>
+      </w:r>
+      <w:r>
+        <w:rPr>
+          <w:rFonts w:ascii="Aptos" w:eastAsia="Aptos" w:hAnsi="Aptos" w:cs="Aptos"/>
+          <w:sz w:val="20"/>
+          <w:szCs w:val="20"/>
+        </w:rPr>
+        <w:t xml:space="preserve"> runs on, including its database, email and any other service listed in section 2.2, and each app store developer account the </w:t>
+      </w:r>
+      <w:r>
+        <w:rPr>
+          <w:rFonts w:ascii="Aptos" w:eastAsia="Aptos" w:hAnsi="Aptos" w:cs="Aptos"/>
+          <w:sz w:val="20"/>
+          <w:szCs w:val="20"/>
+        </w:rPr>
+        <w:t xml:space="preserve">{{store_app}}</w:t>
+      </w:r>
+      <w:r>
+        <w:rPr>
+          <w:rFonts w:ascii="Aptos" w:eastAsia="Aptos" w:hAnsi="Aptos" w:cs="Aptos"/>
+          <w:sz w:val="20"/>
+          <w:szCs w:val="20"/>
+        </w:rPr>
+        <w:t xml:space="preserve"> is published under, being the Apple Developer Program and Google Play Console. The Client enrols in each store as the account holder, in its organisation’s name, and gives the Provider a developer role.</w:t>
+      </w:r>
+    </w:p>
+    <w:p>
+      <w:pPr>
+        <w:spacing w:line="280" w:lineRule="auto"/>
+        <w:jc w:val="both"/>
+        <w:rPr>
+          <w:rFonts w:ascii="Aptos" w:eastAsia="Aptos" w:hAnsi="Aptos" w:cs="Aptos"/>
+          <w:sz w:val="20"/>
+          <w:szCs w:val="20"/>
+        </w:rPr>
+      </w:pPr>
+      <w:r>
+        <w:rPr>
+          <w:rFonts w:ascii="Aptos" w:eastAsia="Aptos" w:hAnsi="Aptos" w:cs="Aptos"/>
+          <w:sz w:val="20"/>
+          <w:szCs w:val="20"/>
+        </w:rPr>
+        <w:t xml:space="preserve">{{/mobile_app|web_mobile_app}}</w:t>
+      </w:r>
+    </w:p>
+    <w:p>
+      <w:pPr>
+        <w:keepNext/>
+        <w:keepLines/>
+        <w:spacing w:before="200" w:after="40" w:line="280" w:lineRule="auto"/>
+        <w:jc w:val="both"/>
+        <w:rPr>
+          <w:rFonts w:ascii="Aptos" w:eastAsia="Aptos" w:hAnsi="Aptos" w:cs="Aptos"/>
+          <w:b/>
+          <w:bCs/>
+          <w:color w:val="1F1F1F"/>
+          <w:sz w:val="20"/>
+          <w:szCs w:val="20"/>
+        </w:rPr>
+      </w:pPr>
+      <w:r>
+        <w:rPr>
+          <w:rFonts w:ascii="Aptos" w:eastAsia="Aptos" w:hAnsi="Aptos" w:cs="Aptos"/>
+          <w:b/>
+          <w:bCs/>
+          <w:color w:val="1F1F1F"/>
+          <w:sz w:val="20"/>
+          <w:szCs w:val="20"/>
+        </w:rPr>
+        <w:t xml:space="preserve">2.4 Exclusions</w:t>
+      </w:r>
+    </w:p>
+    <w:p>
+      <w:pPr>
+        <w:spacing w:line="280" w:lineRule="auto"/>
+        <w:jc w:val="both"/>
+        <w:rPr>
+          <w:rFonts w:ascii="Aptos" w:eastAsia="Aptos" w:hAnsi="Aptos" w:cs="Aptos"/>
+          <w:sz w:val="20"/>
+          <w:szCs w:val="20"/>
+        </w:rPr>
+      </w:pPr>
+      <w:r>
+        <w:rPr>
+          <w:rFonts w:ascii="Aptos" w:eastAsia="Aptos" w:hAnsi="Aptos" w:cs="Aptos"/>
+          <w:sz w:val="20"/>
+          <w:szCs w:val="20"/>
+        </w:rPr>
+        <w:t xml:space="preserve">The following are not included in this Agreement and will be quoted separately if the Client requires them: </w:t>
+      </w:r>
+      <w:r>
+        <w:rPr>
+          <w:rFonts w:ascii="Aptos" w:eastAsia="Aptos" w:hAnsi="Aptos" w:cs="Aptos"/>
+          <w:sz w:val="20"/>
+          <w:szCs w:val="20"/>
+        </w:rPr>
+        <w:t xml:space="preserve">{{scope.exclusions}}</w:t>
+      </w:r>
+      <w:r>
+        <w:rPr>
+          <w:rFonts w:ascii="Aptos" w:eastAsia="Aptos" w:hAnsi="Aptos" w:cs="Aptos"/>
+          <w:sz w:val="20"/>
+          <w:szCs w:val="20"/>
+        </w:rPr>
+        <w:t xml:space="preserve">.</w:t>
+      </w:r>
+    </w:p>
+    <w:p>
+      <w:pPr>
+        <w:spacing w:line="280" w:lineRule="auto"/>
+        <w:jc w:val="both"/>
+        <w:rPr>
+          <w:rFonts w:ascii="Aptos" w:eastAsia="Aptos" w:hAnsi="Aptos" w:cs="Aptos"/>
+          <w:sz w:val="20"/>
+          <w:szCs w:val="20"/>
+        </w:rPr>
+      </w:pPr>
+      <w:r>
+        <w:rPr>
+          <w:rFonts w:ascii="Aptos" w:eastAsia="Aptos" w:hAnsi="Aptos" w:cs="Aptos"/>
+          <w:sz w:val="20"/>
+          <w:szCs w:val="20"/>
+        </w:rPr>
+        <w:t xml:space="preserve">{{?web_app|mobile_app|web_mobile_app}}</w:t>
+      </w:r>
+    </w:p>
+    <w:p>
+      <w:pPr>
+        <w:spacing w:line="140" w:lineRule="auto"/>
+        <w:jc w:val="both"/>
+        <w:rPr>
+          <w:rFonts w:ascii="Aptos" w:eastAsia="Aptos" w:hAnsi="Aptos" w:cs="Aptos"/>
+          <w:sz w:val="20"/>
+          <w:szCs w:val="20"/>
+        </w:rPr>
+      </w:pPr>
+    </w:p>
+    <w:p>
+      <w:pPr>
+        <w:spacing w:line="280" w:lineRule="auto"/>
+        <w:jc w:val="both"/>
+        <w:rPr>
+          <w:rFonts w:ascii="Aptos" w:eastAsia="Aptos" w:hAnsi="Aptos" w:cs="Aptos"/>
+          <w:sz w:val="20"/>
+          <w:szCs w:val="20"/>
+        </w:rPr>
+      </w:pPr>
+      <w:r>
+        <w:rPr>
+          <w:rFonts w:ascii="Aptos" w:eastAsia="Aptos" w:hAnsi="Aptos" w:cs="Aptos"/>
+          <w:sz w:val="20"/>
+          <w:szCs w:val="20"/>
+        </w:rPr>
+        <w:t xml:space="preserve">The Provider builds to current good practice for security, performance and accessibility, and is responsible for delivering the work described in section 2.1. The Provider does not warrant that the </w:t>
+      </w:r>
+      <w:r>
+        <w:rPr>
+          <w:rFonts w:ascii="Aptos" w:eastAsia="Aptos" w:hAnsi="Aptos" w:cs="Aptos"/>
+          <w:sz w:val="20"/>
+          <w:szCs w:val="20"/>
+        </w:rPr>
+        <w:t xml:space="preserve">{{deliverable}}</w:t>
+      </w:r>
+      <w:r>
+        <w:rPr>
+          <w:rFonts w:ascii="Aptos" w:eastAsia="Aptos" w:hAnsi="Aptos" w:cs="Aptos"/>
+          <w:sz w:val="20"/>
+          <w:szCs w:val="20"/>
+        </w:rPr>
+        <w:t xml:space="preserve"> will be free of every error or security weakness, since no software can be, but corrects defects in its work under section 4.1. The Provider cannot guarantee results that depend on matters outside its control, such as app store rankings, user or download numbers, ratings or reviews, conversion rates or revenue, and is not responsible for third-party services being available or uninterrupted.</w:t>
+      </w:r>
+    </w:p>
+    <w:p>
+      <w:pPr>
+        <w:spacing w:line="280" w:lineRule="auto"/>
+        <w:jc w:val="both"/>
+        <w:rPr>
+          <w:rFonts w:ascii="Aptos" w:eastAsia="Aptos" w:hAnsi="Aptos" w:cs="Aptos"/>
+          <w:sz w:val="20"/>
+          <w:szCs w:val="20"/>
+        </w:rPr>
+      </w:pPr>
+      <w:r>
+        <w:rPr>
+          <w:rFonts w:ascii="Aptos" w:eastAsia="Aptos" w:hAnsi="Aptos" w:cs="Aptos"/>
+          <w:sz w:val="20"/>
+          <w:szCs w:val="20"/>
+        </w:rPr>
+        <w:t xml:space="preserve">{{/web_app|mobile_app|web_mobile_app}}</w:t>
+      </w:r>
+    </w:p>
+    <w:p>
+      <w:pPr>
+        <w:keepNext/>
+        <w:keepLines/>
+        <w:spacing w:before="200" w:after="40" w:line="280" w:lineRule="auto"/>
+        <w:jc w:val="both"/>
+        <w:rPr>
+          <w:rFonts w:ascii="Aptos" w:eastAsia="Aptos" w:hAnsi="Aptos" w:cs="Aptos"/>
+          <w:b/>
+          <w:bCs/>
+          <w:color w:val="1F1F1F"/>
+          <w:sz w:val="20"/>
+          <w:szCs w:val="20"/>
+        </w:rPr>
+      </w:pPr>
+      <w:r>
+        <w:rPr>
+          <w:rFonts w:ascii="Aptos" w:eastAsia="Aptos" w:hAnsi="Aptos" w:cs="Aptos"/>
+          <w:b/>
+          <w:bCs/>
+          <w:color w:val="1F1F1F"/>
+          <w:sz w:val="20"/>
+          <w:szCs w:val="20"/>
+        </w:rPr>
+        <w:t xml:space="preserve">2.5 Fees and payment schedule</w:t>
       </w:r>
     </w:p>
     <w:tbl>
@@ -1972,7 +3010,7 @@
           <w:sz w:val="20"/>
           <w:szCs w:val="20"/>
         </w:rPr>
-        <w:t xml:space="preserve"> All amounts are in Sri Lankan Rupees (LKR). The Provider is registered for the Social Security Contribution Levy (SSCL), so SSCL at </w:t>
+        <w:t xml:space="preserve"> All amounts are in Sri Lankan Rupees (LKR). Fees exclude the Social Security Contribution Levy (SSCL), value added tax (VAT) and any other tax properly chargeable by law, and each such tax is itemised on the invoice at the rate in force when the invoice is issued. At the date of this Agreement the Provider charges SSCL at </w:t>
       </w:r>
       <w:r>
         <w:rPr>
@@ -2004,7 +3042,7 @@
           <w:sz w:val="20"/>
           <w:szCs w:val="20"/>
         </w:rPr>
-        <w:t xml:space="preserve">, will be added and shown separately on each invoice, making the total payable </w:t>
+        <w:t xml:space="preserve">, which makes the total payable </w:t>
       </w:r>
       <w:r>
         <w:rPr>
@@ -2020,7 +3058,7 @@
           <w:sz w:val="20"/>
           <w:szCs w:val="20"/>
         </w:rPr>
-        <w:t xml:space="preserve"> including SSCL. Every other amount payable under this Agreement, including expenses and additional work, also excludes SSCL.</w:t>
+        <w:t xml:space="preserve"> including SSCL. Every other amount payable under this Agreement, including expenses and additional work, is charged on the same basis.</w:t>
       </w:r>
     </w:p>
     <w:p>
@@ -2459,7 +3497,26 @@
           <w:sz w:val="20"/>
           <w:szCs w:val="20"/>
         </w:rPr>
-        <w:t xml:space="preserve">The Provider plans its work to meet every agreed deadline, and relies on the Client to do the same by providing approvals, sign-offs and content on time. Delays in the Client’s approvals, and work outside the agreed scope, will move the project schedule, deadlines and milestones back accordingly, but payment milestones remain as scheduled, other than the final payment, which is due on acceptance under section 3.4. If the Provider misses a deadline for reasons within its control, the payment milestones move back accordingly. By signing this Agreement, the Client acknowledges its responsibility for keeping the project on schedule. The Provider manages the project and its schedule.</w:t>
+        <w:t xml:space="preserve">The Provider plans its work to meet every agreed deadline, and relies on the Client to do the same by providing approvals, sign-offs and content on time. Delays in the Client’s approvals, and work outside the agreed scope, will move the project schedule and delivery dates back accordingly, but payment milestones remain due on the dates the timeline in section 3.1 gives them, other than the final payment, which is due on acceptance under section 3.4. If the Provider misses a deadline for reasons within its control, the payment milestones move back accordingly. The Provider manages the project and its schedule.</w:t>
+      </w:r>
+    </w:p>
+    <w:p>
+      <w:pPr>
+        <w:spacing w:line="280" w:lineRule="auto"/>
+        <w:jc w:val="both"/>
+        <w:rPr>
+          <w:rFonts w:ascii="Aptos" w:eastAsia="Aptos" w:hAnsi="Aptos" w:cs="Aptos"/>
+          <w:sz w:val="20"/>
+          <w:szCs w:val="20"/>
+        </w:rPr>
+      </w:pPr>
+      <w:r>
+        <w:rPr>
+          <w:rFonts w:ascii="Aptos" w:eastAsia="Aptos" w:hAnsi="Aptos" w:cs="Aptos"/>
+          <w:sz w:val="20"/>
+          <w:szCs w:val="20"/>
+        </w:rPr>
+        <w:t xml:space="preserve">{{?website}}</w:t>
       </w:r>
     </w:p>
     <w:p>
@@ -2521,7 +3578,58 @@
           <w:sz w:val="20"/>
           <w:szCs w:val="20"/>
         </w:rPr>
-        <w:t xml:space="preserve"> is accepted when it performs as described in section 2.0. When the Provider notifies the Client that the </w:t>
+        <w:t xml:space="preserve"> is accepted when it performs as described in section 2.0. Acceptance testing checks that:</w:t>
+      </w:r>
+    </w:p>
+    <w:p>
+      <w:pPr>
+        <w:spacing w:line="80" w:lineRule="auto"/>
+        <w:jc w:val="both"/>
+        <w:rPr>
+          <w:rFonts w:ascii="Aptos" w:eastAsia="Aptos" w:hAnsi="Aptos" w:cs="Aptos"/>
+          <w:sz w:val="20"/>
+          <w:szCs w:val="20"/>
+        </w:rPr>
+      </w:pPr>
+    </w:p>
+    <w:p>
+      <w:pPr>
+        <w:spacing w:line="280" w:lineRule="auto"/>
+        <w:ind w:left="640" w:hanging="300"/>
+        <w:jc w:val="both"/>
+        <w:rPr>
+          <w:rFonts w:ascii="Aptos" w:eastAsia="Aptos" w:hAnsi="Aptos" w:cs="Aptos"/>
+          <w:sz w:val="20"/>
+          <w:szCs w:val="20"/>
+        </w:rPr>
+      </w:pPr>
+      <w:r>
+        <w:rPr>
+          <w:rFonts w:ascii="Aptos" w:eastAsia="Aptos" w:hAnsi="Aptos" w:cs="Aptos"/>
+          <w:sz w:val="20"/>
+          <w:szCs w:val="20"/>
+        </w:rPr>
+        <w:t xml:space="preserve">• each page listed in section 2.2 is present, with the content the Client supplied;</w:t>
+      </w:r>
+    </w:p>
+    <w:p>
+      <w:pPr>
+        <w:spacing w:line="280" w:lineRule="auto"/>
+        <w:ind w:left="640" w:hanging="300"/>
+        <w:jc w:val="both"/>
+        <w:rPr>
+          <w:rFonts w:ascii="Aptos" w:eastAsia="Aptos" w:hAnsi="Aptos" w:cs="Aptos"/>
+          <w:sz w:val="20"/>
+          <w:szCs w:val="20"/>
+        </w:rPr>
+      </w:pPr>
+      <w:r>
+        <w:rPr>
+          <w:rFonts w:ascii="Aptos" w:eastAsia="Aptos" w:hAnsi="Aptos" w:cs="Aptos"/>
+          <w:sz w:val="20"/>
+          <w:szCs w:val="20"/>
+        </w:rPr>
+        <w:t xml:space="preserve">• the </w:t>
       </w:r>
       <w:r>
         <w:rPr>
@@ -2537,6 +3645,92 @@
           <w:sz w:val="20"/>
           <w:szCs w:val="20"/>
         </w:rPr>
+        <w:t xml:space="preserve"> displays correctly in the browsers and on the screens set out in section 2.3;</w:t>
+      </w:r>
+    </w:p>
+    <w:p>
+      <w:pPr>
+        <w:spacing w:line="280" w:lineRule="auto"/>
+        <w:ind w:left="640" w:hanging="300"/>
+        <w:jc w:val="both"/>
+        <w:rPr>
+          <w:rFonts w:ascii="Aptos" w:eastAsia="Aptos" w:hAnsi="Aptos" w:cs="Aptos"/>
+          <w:sz w:val="20"/>
+          <w:szCs w:val="20"/>
+        </w:rPr>
+      </w:pPr>
+      <w:r>
+        <w:rPr>
+          <w:rFonts w:ascii="Aptos" w:eastAsia="Aptos" w:hAnsi="Aptos" w:cs="Aptos"/>
+          <w:sz w:val="20"/>
+          <w:szCs w:val="20"/>
+        </w:rPr>
+        <w:t xml:space="preserve">• each form delivers to the email address the Client nominates, and links and navigation work;</w:t>
+      </w:r>
+    </w:p>
+    <w:p>
+      <w:pPr>
+        <w:spacing w:line="280" w:lineRule="auto"/>
+        <w:ind w:left="640" w:hanging="300"/>
+        <w:jc w:val="both"/>
+        <w:rPr>
+          <w:rFonts w:ascii="Aptos" w:eastAsia="Aptos" w:hAnsi="Aptos" w:cs="Aptos"/>
+          <w:sz w:val="20"/>
+          <w:szCs w:val="20"/>
+        </w:rPr>
+      </w:pPr>
+      <w:r>
+        <w:rPr>
+          <w:rFonts w:ascii="Aptos" w:eastAsia="Aptos" w:hAnsi="Aptos" w:cs="Aptos"/>
+          <w:sz w:val="20"/>
+          <w:szCs w:val="20"/>
+        </w:rPr>
+        <w:t xml:space="preserve">• each item listed in section 2.1 is in place.</w:t>
+      </w:r>
+    </w:p>
+    <w:p>
+      <w:pPr>
+        <w:spacing w:line="140" w:lineRule="auto"/>
+        <w:jc w:val="both"/>
+        <w:rPr>
+          <w:rFonts w:ascii="Aptos" w:eastAsia="Aptos" w:hAnsi="Aptos" w:cs="Aptos"/>
+          <w:sz w:val="20"/>
+          <w:szCs w:val="20"/>
+        </w:rPr>
+      </w:pPr>
+    </w:p>
+    <w:p>
+      <w:pPr>
+        <w:spacing w:line="280" w:lineRule="auto"/>
+        <w:jc w:val="both"/>
+        <w:rPr>
+          <w:rFonts w:ascii="Aptos" w:eastAsia="Aptos" w:hAnsi="Aptos" w:cs="Aptos"/>
+          <w:sz w:val="20"/>
+          <w:szCs w:val="20"/>
+        </w:rPr>
+      </w:pPr>
+      <w:r>
+        <w:rPr>
+          <w:rFonts w:ascii="Aptos" w:eastAsia="Aptos" w:hAnsi="Aptos" w:cs="Aptos"/>
+          <w:sz w:val="20"/>
+          <w:szCs w:val="20"/>
+        </w:rPr>
+        <w:t xml:space="preserve">The look approved at design freeze is not re-opened at acceptance. When the Provider notifies the Client that the </w:t>
+      </w:r>
+      <w:r>
+        <w:rPr>
+          <w:rFonts w:ascii="Aptos" w:eastAsia="Aptos" w:hAnsi="Aptos" w:cs="Aptos"/>
+          <w:sz w:val="20"/>
+          <w:szCs w:val="20"/>
+        </w:rPr>
+        <w:t xml:space="preserve">{{deliverable}}</w:t>
+      </w:r>
+      <w:r>
+        <w:rPr>
+          <w:rFonts w:ascii="Aptos" w:eastAsia="Aptos" w:hAnsi="Aptos" w:cs="Aptos"/>
+          <w:sz w:val="20"/>
+          <w:szCs w:val="20"/>
+        </w:rPr>
         <w:t xml:space="preserve"> is ready for review, the Client has 5 business days to test it and either accept it in writing or provide a written list of anything that does not perform as described. The Provider will correct those items and return the </w:t>
       </w:r>
       <w:r>
@@ -2583,7 +3777,7 @@
           <w:sz w:val="20"/>
           <w:szCs w:val="20"/>
         </w:rPr>
-        <w:t xml:space="preserve">If the Client does not respond within the time allowed, the Provider will send a reminder. If the Client has still not responded 3 business days after that reminder, the </w:t>
+        <w:t xml:space="preserve">If the Client does not respond within the time allowed, the Provider will send a reminder stating that the </w:t>
       </w:r>
       <w:r>
         <w:rPr>
@@ -2599,53 +3793,61 @@
           <w:sz w:val="20"/>
           <w:szCs w:val="20"/>
         </w:rPr>
+        <w:t xml:space="preserve"> will be deemed accepted. If the Client has still not responded 3 business days after that reminder, the </w:t>
+      </w:r>
+      <w:r>
+        <w:rPr>
+          <w:rFonts w:ascii="Aptos" w:eastAsia="Aptos" w:hAnsi="Aptos" w:cs="Aptos"/>
+          <w:sz w:val="20"/>
+          <w:szCs w:val="20"/>
+        </w:rPr>
+        <w:t xml:space="preserve">{{deliverable}}</w:t>
+      </w:r>
+      <w:r>
+        <w:rPr>
+          <w:rFonts w:ascii="Aptos" w:eastAsia="Aptos" w:hAnsi="Aptos" w:cs="Aptos"/>
+          <w:sz w:val="20"/>
+          <w:szCs w:val="20"/>
+        </w:rPr>
         <w:t xml:space="preserve"> is deemed accepted. Any item that does not perform as described remains to be corrected under section 4.1.</w:t>
       </w:r>
     </w:p>
     <w:p>
       <w:pPr>
-        <w:spacing w:line="140" w:lineRule="auto"/>
-        <w:jc w:val="both"/>
-        <w:rPr>
-          <w:rFonts w:ascii="Aptos" w:eastAsia="Aptos" w:hAnsi="Aptos" w:cs="Aptos"/>
-          <w:sz w:val="20"/>
-          <w:szCs w:val="20"/>
-        </w:rPr>
-      </w:pPr>
-    </w:p>
-    <w:p>
-      <w:pPr>
-        <w:spacing w:line="280" w:lineRule="auto"/>
-        <w:jc w:val="both"/>
-        <w:rPr>
-          <w:rFonts w:ascii="Aptos" w:eastAsia="Aptos" w:hAnsi="Aptos" w:cs="Aptos"/>
-          <w:sz w:val="20"/>
-          <w:szCs w:val="20"/>
-        </w:rPr>
-      </w:pPr>
-      <w:r>
-        <w:rPr>
-          <w:rFonts w:ascii="Aptos" w:eastAsia="Aptos" w:hAnsi="Aptos" w:cs="Aptos"/>
-          <w:sz w:val="20"/>
-          <w:szCs w:val="20"/>
-        </w:rPr>
-        <w:t xml:space="preserve">A request to change something that performs as described is an addition or alteration under section 6.0, not a failure of acceptance. If the Client publishes the </w:t>
-      </w:r>
-      <w:r>
-        <w:rPr>
-          <w:rFonts w:ascii="Aptos" w:eastAsia="Aptos" w:hAnsi="Aptos" w:cs="Aptos"/>
-          <w:sz w:val="20"/>
-          <w:szCs w:val="20"/>
-        </w:rPr>
-        <w:t xml:space="preserve">{{deliverable}}</w:t>
-      </w:r>
-      <w:r>
-        <w:rPr>
-          <w:rFonts w:ascii="Aptos" w:eastAsia="Aptos" w:hAnsi="Aptos" w:cs="Aptos"/>
-          <w:sz w:val="20"/>
-          <w:szCs w:val="20"/>
-        </w:rPr>
-        <w:t xml:space="preserve"> or uses it in its business, it is accepted.</w:t>
+        <w:spacing w:line="280" w:lineRule="auto"/>
+        <w:jc w:val="both"/>
+        <w:rPr>
+          <w:rFonts w:ascii="Aptos" w:eastAsia="Aptos" w:hAnsi="Aptos" w:cs="Aptos"/>
+          <w:sz w:val="20"/>
+          <w:szCs w:val="20"/>
+        </w:rPr>
+      </w:pPr>
+      <w:r>
+        <w:rPr>
+          <w:rFonts w:ascii="Aptos" w:eastAsia="Aptos" w:hAnsi="Aptos" w:cs="Aptos"/>
+          <w:sz w:val="20"/>
+          <w:szCs w:val="20"/>
+        </w:rPr>
+        <w:t xml:space="preserve">{{/website}}</w:t>
+      </w:r>
+    </w:p>
+    <w:p>
+      <w:pPr>
+        <w:spacing w:line="280" w:lineRule="auto"/>
+        <w:jc w:val="both"/>
+        <w:rPr>
+          <w:rFonts w:ascii="Aptos" w:eastAsia="Aptos" w:hAnsi="Aptos" w:cs="Aptos"/>
+          <w:sz w:val="20"/>
+          <w:szCs w:val="20"/>
+        </w:rPr>
+      </w:pPr>
+      <w:r>
+        <w:rPr>
+          <w:rFonts w:ascii="Aptos" w:eastAsia="Aptos" w:hAnsi="Aptos" w:cs="Aptos"/>
+          <w:sz w:val="20"/>
+          <w:szCs w:val="20"/>
+        </w:rPr>
+        <w:t xml:space="preserve">{{?web_app|mobile_app|web_mobile_app}}</w:t>
       </w:r>
     </w:p>
     <w:p>
@@ -2672,26 +3874,26 @@
           <w:sz w:val="20"/>
           <w:szCs w:val="20"/>
         </w:rPr>
-        <w:t xml:space="preserve">3.5 Handover</w:t>
-      </w:r>
-    </w:p>
-    <w:p>
-      <w:pPr>
-        <w:spacing w:line="280" w:lineRule="auto"/>
-        <w:jc w:val="both"/>
-        <w:rPr>
-          <w:rFonts w:ascii="Aptos" w:eastAsia="Aptos" w:hAnsi="Aptos" w:cs="Aptos"/>
-          <w:sz w:val="20"/>
-          <w:szCs w:val="20"/>
-        </w:rPr>
-      </w:pPr>
-      <w:r>
-        <w:rPr>
-          <w:rFonts w:ascii="Aptos" w:eastAsia="Aptos" w:hAnsi="Aptos" w:cs="Aptos"/>
-          <w:sz w:val="20"/>
-          <w:szCs w:val="20"/>
-        </w:rPr>
-        <w:t xml:space="preserve">On acceptance, the Provider will give the Client full administrator access to the </w:t>
+        <w:t xml:space="preserve">3.4 User acceptance testing (UAT)</w:t>
+      </w:r>
+    </w:p>
+    <w:p>
+      <w:pPr>
+        <w:spacing w:line="280" w:lineRule="auto"/>
+        <w:jc w:val="both"/>
+        <w:rPr>
+          <w:rFonts w:ascii="Aptos" w:eastAsia="Aptos" w:hAnsi="Aptos" w:cs="Aptos"/>
+          <w:sz w:val="20"/>
+          <w:szCs w:val="20"/>
+        </w:rPr>
+      </w:pPr>
+      <w:r>
+        <w:rPr>
+          <w:rFonts w:ascii="Aptos" w:eastAsia="Aptos" w:hAnsi="Aptos" w:cs="Aptos"/>
+          <w:sz w:val="20"/>
+          <w:szCs w:val="20"/>
+        </w:rPr>
+        <w:t xml:space="preserve">The </w:t>
       </w:r>
       <w:r>
         <w:rPr>
@@ -2707,7 +3909,37 @@
           <w:sz w:val="20"/>
           <w:szCs w:val="20"/>
         </w:rPr>
-        <w:t xml:space="preserve">, a handover session, and guidance on publishing and updating content. The </w:t>
+        <w:t xml:space="preserve"> is accepted when it performs as described in section 2.0.</w:t>
+      </w:r>
+    </w:p>
+    <w:p>
+      <w:pPr>
+        <w:spacing w:line="140" w:lineRule="auto"/>
+        <w:jc w:val="both"/>
+        <w:rPr>
+          <w:rFonts w:ascii="Aptos" w:eastAsia="Aptos" w:hAnsi="Aptos" w:cs="Aptos"/>
+          <w:sz w:val="20"/>
+          <w:szCs w:val="20"/>
+        </w:rPr>
+      </w:pPr>
+    </w:p>
+    <w:p>
+      <w:pPr>
+        <w:spacing w:line="280" w:lineRule="auto"/>
+        <w:jc w:val="both"/>
+        <w:rPr>
+          <w:rFonts w:ascii="Aptos" w:eastAsia="Aptos" w:hAnsi="Aptos" w:cs="Aptos"/>
+          <w:sz w:val="20"/>
+          <w:szCs w:val="20"/>
+        </w:rPr>
+      </w:pPr>
+      <w:r>
+        <w:rPr>
+          <w:rFonts w:ascii="Aptos" w:eastAsia="Aptos" w:hAnsi="Aptos" w:cs="Aptos"/>
+          <w:sz w:val="20"/>
+          <w:szCs w:val="20"/>
+        </w:rPr>
+        <w:t xml:space="preserve">Before development begins, the parties will agree in writing the acceptance criteria for each feature listed in section 2.2: what a user of the </w:t>
       </w:r>
       <w:r>
         <w:rPr>
@@ -2723,7 +3955,7 @@
           <w:sz w:val="20"/>
           <w:szCs w:val="20"/>
         </w:rPr>
-        <w:t xml:space="preserve"> runs on hosting held in the Client’s name. Once all invoices have been paid in full, the Provider will hand over any other accounts and credentials it holds for the </w:t>
+        <w:t xml:space="preserve"> does, and what should happen. The criteria become part of that feature’s description, and may include performance or capacity targets, such as a number of users at the same time. User acceptance testing (UAT) checks the </w:t>
       </w:r>
       <w:r>
         <w:rPr>
@@ -2739,26 +3971,546 @@
           <w:sz w:val="20"/>
           <w:szCs w:val="20"/>
         </w:rPr>
-        <w:t xml:space="preserve">, and an export of the Client’s content and data on request. The Provider’s working design files are not part of the handover, and the Client’s ownership of the design under section 11.0 is unaffected.</w:t>
-      </w:r>
-    </w:p>
-    <w:p>
-      <w:pPr>
-        <w:spacing w:line="280" w:lineRule="auto"/>
-        <w:jc w:val="both"/>
-        <w:rPr>
-          <w:rFonts w:ascii="Aptos" w:eastAsia="Aptos" w:hAnsi="Aptos" w:cs="Aptos"/>
-          <w:sz w:val="20"/>
-          <w:szCs w:val="20"/>
-        </w:rPr>
-      </w:pPr>
-      <w:r>
-        <w:rPr>
-          <w:rFonts w:ascii="Aptos" w:eastAsia="Aptos" w:hAnsi="Aptos" w:cs="Aptos"/>
-          <w:sz w:val="20"/>
-          <w:szCs w:val="20"/>
-        </w:rPr>
-        <w:t xml:space="preserve">{{?online_store}}</w:t>
+        <w:t xml:space="preserve"> against them, and a feature without agreed criteria is tested against its description in section 2.2.</w:t>
+      </w:r>
+    </w:p>
+    <w:p>
+      <w:pPr>
+        <w:spacing w:line="280" w:lineRule="auto"/>
+        <w:jc w:val="both"/>
+        <w:rPr>
+          <w:rFonts w:ascii="Aptos" w:eastAsia="Aptos" w:hAnsi="Aptos" w:cs="Aptos"/>
+          <w:sz w:val="20"/>
+          <w:szCs w:val="20"/>
+        </w:rPr>
+      </w:pPr>
+      <w:r>
+        <w:rPr>
+          <w:rFonts w:ascii="Aptos" w:eastAsia="Aptos" w:hAnsi="Aptos" w:cs="Aptos"/>
+          <w:sz w:val="20"/>
+          <w:szCs w:val="20"/>
+        </w:rPr>
+        <w:t xml:space="preserve">{{/web_app|mobile_app|web_mobile_app}}</w:t>
+      </w:r>
+    </w:p>
+    <w:p>
+      <w:pPr>
+        <w:spacing w:line="280" w:lineRule="auto"/>
+        <w:jc w:val="both"/>
+        <w:rPr>
+          <w:rFonts w:ascii="Aptos" w:eastAsia="Aptos" w:hAnsi="Aptos" w:cs="Aptos"/>
+          <w:sz w:val="20"/>
+          <w:szCs w:val="20"/>
+        </w:rPr>
+      </w:pPr>
+      <w:r>
+        <w:rPr>
+          <w:rFonts w:ascii="Aptos" w:eastAsia="Aptos" w:hAnsi="Aptos" w:cs="Aptos"/>
+          <w:sz w:val="20"/>
+          <w:szCs w:val="20"/>
+        </w:rPr>
+        <w:t xml:space="preserve">{{?web_app}}</w:t>
+      </w:r>
+    </w:p>
+    <w:p>
+      <w:pPr>
+        <w:spacing w:line="140" w:lineRule="auto"/>
+        <w:jc w:val="both"/>
+        <w:rPr>
+          <w:rFonts w:ascii="Aptos" w:eastAsia="Aptos" w:hAnsi="Aptos" w:cs="Aptos"/>
+          <w:sz w:val="20"/>
+          <w:szCs w:val="20"/>
+        </w:rPr>
+      </w:pPr>
+    </w:p>
+    <w:p>
+      <w:pPr>
+        <w:spacing w:line="280" w:lineRule="auto"/>
+        <w:jc w:val="both"/>
+        <w:rPr>
+          <w:rFonts w:ascii="Aptos" w:eastAsia="Aptos" w:hAnsi="Aptos" w:cs="Aptos"/>
+          <w:sz w:val="20"/>
+          <w:szCs w:val="20"/>
+        </w:rPr>
+      </w:pPr>
+      <w:r>
+        <w:rPr>
+          <w:rFonts w:ascii="Aptos" w:eastAsia="Aptos" w:hAnsi="Aptos" w:cs="Aptos"/>
+          <w:sz w:val="20"/>
+          <w:szCs w:val="20"/>
+        </w:rPr>
+        <w:t xml:space="preserve">The Client’s nominated testers carry out UAT with the Client’s own test data and devices, in the browsers set out in section 2.3, in a testing environment separate from the live </w:t>
+      </w:r>
+      <w:r>
+        <w:rPr>
+          <w:rFonts w:ascii="Aptos" w:eastAsia="Aptos" w:hAnsi="Aptos" w:cs="Aptos"/>
+          <w:sz w:val="20"/>
+          <w:szCs w:val="20"/>
+        </w:rPr>
+        <w:t xml:space="preserve">{{deliverable}}</w:t>
+      </w:r>
+      <w:r>
+        <w:rPr>
+          <w:rFonts w:ascii="Aptos" w:eastAsia="Aptos" w:hAnsi="Aptos" w:cs="Aptos"/>
+          <w:sz w:val="20"/>
+          <w:szCs w:val="20"/>
+        </w:rPr>
+        <w:t xml:space="preserve">.</w:t>
+      </w:r>
+    </w:p>
+    <w:p>
+      <w:pPr>
+        <w:spacing w:line="280" w:lineRule="auto"/>
+        <w:jc w:val="both"/>
+        <w:rPr>
+          <w:rFonts w:ascii="Aptos" w:eastAsia="Aptos" w:hAnsi="Aptos" w:cs="Aptos"/>
+          <w:sz w:val="20"/>
+          <w:szCs w:val="20"/>
+        </w:rPr>
+      </w:pPr>
+      <w:r>
+        <w:rPr>
+          <w:rFonts w:ascii="Aptos" w:eastAsia="Aptos" w:hAnsi="Aptos" w:cs="Aptos"/>
+          <w:sz w:val="20"/>
+          <w:szCs w:val="20"/>
+        </w:rPr>
+        <w:t xml:space="preserve">{{/web_app}}</w:t>
+      </w:r>
+    </w:p>
+    <w:p>
+      <w:pPr>
+        <w:spacing w:line="280" w:lineRule="auto"/>
+        <w:jc w:val="both"/>
+        <w:rPr>
+          <w:rFonts w:ascii="Aptos" w:eastAsia="Aptos" w:hAnsi="Aptos" w:cs="Aptos"/>
+          <w:sz w:val="20"/>
+          <w:szCs w:val="20"/>
+        </w:rPr>
+      </w:pPr>
+      <w:r>
+        <w:rPr>
+          <w:rFonts w:ascii="Aptos" w:eastAsia="Aptos" w:hAnsi="Aptos" w:cs="Aptos"/>
+          <w:sz w:val="20"/>
+          <w:szCs w:val="20"/>
+        </w:rPr>
+        <w:t xml:space="preserve">{{?mobile_app}}</w:t>
+      </w:r>
+    </w:p>
+    <w:p>
+      <w:pPr>
+        <w:spacing w:line="140" w:lineRule="auto"/>
+        <w:jc w:val="both"/>
+        <w:rPr>
+          <w:rFonts w:ascii="Aptos" w:eastAsia="Aptos" w:hAnsi="Aptos" w:cs="Aptos"/>
+          <w:sz w:val="20"/>
+          <w:szCs w:val="20"/>
+        </w:rPr>
+      </w:pPr>
+    </w:p>
+    <w:p>
+      <w:pPr>
+        <w:spacing w:line="280" w:lineRule="auto"/>
+        <w:jc w:val="both"/>
+        <w:rPr>
+          <w:rFonts w:ascii="Aptos" w:eastAsia="Aptos" w:hAnsi="Aptos" w:cs="Aptos"/>
+          <w:sz w:val="20"/>
+          <w:szCs w:val="20"/>
+        </w:rPr>
+      </w:pPr>
+      <w:r>
+        <w:rPr>
+          <w:rFonts w:ascii="Aptos" w:eastAsia="Aptos" w:hAnsi="Aptos" w:cs="Aptos"/>
+          <w:sz w:val="20"/>
+          <w:szCs w:val="20"/>
+        </w:rPr>
+        <w:t xml:space="preserve">The Client’s nominated testers carry out UAT with the Client’s own test data, on the Client’s own devices of the kinds set out in section 2.3, using test builds sent through TestFlight and Google Play’s testing tracks.</w:t>
+      </w:r>
+    </w:p>
+    <w:p>
+      <w:pPr>
+        <w:spacing w:line="280" w:lineRule="auto"/>
+        <w:jc w:val="both"/>
+        <w:rPr>
+          <w:rFonts w:ascii="Aptos" w:eastAsia="Aptos" w:hAnsi="Aptos" w:cs="Aptos"/>
+          <w:sz w:val="20"/>
+          <w:szCs w:val="20"/>
+        </w:rPr>
+      </w:pPr>
+      <w:r>
+        <w:rPr>
+          <w:rFonts w:ascii="Aptos" w:eastAsia="Aptos" w:hAnsi="Aptos" w:cs="Aptos"/>
+          <w:sz w:val="20"/>
+          <w:szCs w:val="20"/>
+        </w:rPr>
+        <w:t xml:space="preserve">{{/mobile_app}}</w:t>
+      </w:r>
+    </w:p>
+    <w:p>
+      <w:pPr>
+        <w:spacing w:line="280" w:lineRule="auto"/>
+        <w:jc w:val="both"/>
+        <w:rPr>
+          <w:rFonts w:ascii="Aptos" w:eastAsia="Aptos" w:hAnsi="Aptos" w:cs="Aptos"/>
+          <w:sz w:val="20"/>
+          <w:szCs w:val="20"/>
+        </w:rPr>
+      </w:pPr>
+      <w:r>
+        <w:rPr>
+          <w:rFonts w:ascii="Aptos" w:eastAsia="Aptos" w:hAnsi="Aptos" w:cs="Aptos"/>
+          <w:sz w:val="20"/>
+          <w:szCs w:val="20"/>
+        </w:rPr>
+        <w:t xml:space="preserve">{{?web_mobile_app}}</w:t>
+      </w:r>
+    </w:p>
+    <w:p>
+      <w:pPr>
+        <w:spacing w:line="140" w:lineRule="auto"/>
+        <w:jc w:val="both"/>
+        <w:rPr>
+          <w:rFonts w:ascii="Aptos" w:eastAsia="Aptos" w:hAnsi="Aptos" w:cs="Aptos"/>
+          <w:sz w:val="20"/>
+          <w:szCs w:val="20"/>
+        </w:rPr>
+      </w:pPr>
+    </w:p>
+    <w:p>
+      <w:pPr>
+        <w:spacing w:line="280" w:lineRule="auto"/>
+        <w:jc w:val="both"/>
+        <w:rPr>
+          <w:rFonts w:ascii="Aptos" w:eastAsia="Aptos" w:hAnsi="Aptos" w:cs="Aptos"/>
+          <w:sz w:val="20"/>
+          <w:szCs w:val="20"/>
+        </w:rPr>
+      </w:pPr>
+      <w:r>
+        <w:rPr>
+          <w:rFonts w:ascii="Aptos" w:eastAsia="Aptos" w:hAnsi="Aptos" w:cs="Aptos"/>
+          <w:sz w:val="20"/>
+          <w:szCs w:val="20"/>
+        </w:rPr>
+        <w:t xml:space="preserve">The Client’s nominated testers carry out UAT with the Client’s own test data, in three parts: the web app in the browsers set out in section 2.3, in a testing environment separate from the live one; the mobile app on the Client’s own devices of the kinds set out there, using test builds sent through TestFlight and Google Play’s testing tracks; and an end-to-end test of the main journeys across both, such as a record created in one appearing in the other.</w:t>
+      </w:r>
+    </w:p>
+    <w:p>
+      <w:pPr>
+        <w:spacing w:line="140" w:lineRule="auto"/>
+        <w:jc w:val="both"/>
+        <w:rPr>
+          <w:rFonts w:ascii="Aptos" w:eastAsia="Aptos" w:hAnsi="Aptos" w:cs="Aptos"/>
+          <w:sz w:val="20"/>
+          <w:szCs w:val="20"/>
+        </w:rPr>
+      </w:pPr>
+    </w:p>
+    <w:p>
+      <w:pPr>
+        <w:spacing w:line="280" w:lineRule="auto"/>
+        <w:jc w:val="both"/>
+        <w:rPr>
+          <w:rFonts w:ascii="Aptos" w:eastAsia="Aptos" w:hAnsi="Aptos" w:cs="Aptos"/>
+          <w:sz w:val="20"/>
+          <w:szCs w:val="20"/>
+        </w:rPr>
+      </w:pPr>
+      <w:r>
+        <w:rPr>
+          <w:rFonts w:ascii="Aptos" w:eastAsia="Aptos" w:hAnsi="Aptos" w:cs="Aptos"/>
+          <w:sz w:val="20"/>
+          <w:szCs w:val="20"/>
+        </w:rPr>
+        <w:t xml:space="preserve">The web and mobile app is accepted as a whole. A critical or major defect in either part holds up sign-off of both, and the final payment falls due on acceptance of the whole.</w:t>
+      </w:r>
+    </w:p>
+    <w:p>
+      <w:pPr>
+        <w:spacing w:line="280" w:lineRule="auto"/>
+        <w:jc w:val="both"/>
+        <w:rPr>
+          <w:rFonts w:ascii="Aptos" w:eastAsia="Aptos" w:hAnsi="Aptos" w:cs="Aptos"/>
+          <w:sz w:val="20"/>
+          <w:szCs w:val="20"/>
+        </w:rPr>
+      </w:pPr>
+      <w:r>
+        <w:rPr>
+          <w:rFonts w:ascii="Aptos" w:eastAsia="Aptos" w:hAnsi="Aptos" w:cs="Aptos"/>
+          <w:sz w:val="20"/>
+          <w:szCs w:val="20"/>
+        </w:rPr>
+        <w:t xml:space="preserve">{{/web_mobile_app}}</w:t>
+      </w:r>
+    </w:p>
+    <w:p>
+      <w:pPr>
+        <w:spacing w:line="280" w:lineRule="auto"/>
+        <w:jc w:val="both"/>
+        <w:rPr>
+          <w:rFonts w:ascii="Aptos" w:eastAsia="Aptos" w:hAnsi="Aptos" w:cs="Aptos"/>
+          <w:sz w:val="20"/>
+          <w:szCs w:val="20"/>
+        </w:rPr>
+      </w:pPr>
+      <w:r>
+        <w:rPr>
+          <w:rFonts w:ascii="Aptos" w:eastAsia="Aptos" w:hAnsi="Aptos" w:cs="Aptos"/>
+          <w:sz w:val="20"/>
+          <w:szCs w:val="20"/>
+        </w:rPr>
+        <w:t xml:space="preserve">{{?web_app|mobile_app|web_mobile_app}}</w:t>
+      </w:r>
+    </w:p>
+    <w:p>
+      <w:pPr>
+        <w:spacing w:line="140" w:lineRule="auto"/>
+        <w:jc w:val="both"/>
+        <w:rPr>
+          <w:rFonts w:ascii="Aptos" w:eastAsia="Aptos" w:hAnsi="Aptos" w:cs="Aptos"/>
+          <w:sz w:val="20"/>
+          <w:szCs w:val="20"/>
+        </w:rPr>
+      </w:pPr>
+    </w:p>
+    <w:p>
+      <w:pPr>
+        <w:spacing w:line="280" w:lineRule="auto"/>
+        <w:jc w:val="both"/>
+        <w:rPr>
+          <w:rFonts w:ascii="Aptos" w:eastAsia="Aptos" w:hAnsi="Aptos" w:cs="Aptos"/>
+          <w:sz w:val="20"/>
+          <w:szCs w:val="20"/>
+        </w:rPr>
+      </w:pPr>
+      <w:r>
+        <w:rPr>
+          <w:rFonts w:ascii="Aptos" w:eastAsia="Aptos" w:hAnsi="Aptos" w:cs="Aptos"/>
+          <w:sz w:val="20"/>
+          <w:szCs w:val="20"/>
+        </w:rPr>
+        <w:t xml:space="preserve">Only critical and major defects hold up sign-off: the </w:t>
+      </w:r>
+      <w:r>
+        <w:rPr>
+          <w:rFonts w:ascii="Aptos" w:eastAsia="Aptos" w:hAnsi="Aptos" w:cs="Aptos"/>
+          <w:sz w:val="20"/>
+          <w:szCs w:val="20"/>
+        </w:rPr>
+        <w:t xml:space="preserve">{{deliverable}}</w:t>
+      </w:r>
+      <w:r>
+        <w:rPr>
+          <w:rFonts w:ascii="Aptos" w:eastAsia="Aptos" w:hAnsi="Aptos" w:cs="Aptos"/>
+          <w:sz w:val="20"/>
+          <w:szCs w:val="20"/>
+        </w:rPr>
+        <w:t xml:space="preserve"> being unavailable, data being lost or exposed, or a feature listed in section 2.2 not working with no reasonable workaround. If every item on the Client’s list is minor, the </w:t>
+      </w:r>
+      <w:r>
+        <w:rPr>
+          <w:rFonts w:ascii="Aptos" w:eastAsia="Aptos" w:hAnsi="Aptos" w:cs="Aptos"/>
+          <w:sz w:val="20"/>
+          <w:szCs w:val="20"/>
+        </w:rPr>
+        <w:t xml:space="preserve">{{deliverable}}</w:t>
+      </w:r>
+      <w:r>
+        <w:rPr>
+          <w:rFonts w:ascii="Aptos" w:eastAsia="Aptos" w:hAnsi="Aptos" w:cs="Aptos"/>
+          <w:sz w:val="20"/>
+          <w:szCs w:val="20"/>
+        </w:rPr>
+        <w:t xml:space="preserve"> is accepted, and the Provider corrects those items under section 4.1 before the included support period ends. The Client’s written sign-off at the end of UAT is acceptance under this section.</w:t>
+      </w:r>
+    </w:p>
+    <w:p>
+      <w:pPr>
+        <w:spacing w:line="140" w:lineRule="auto"/>
+        <w:jc w:val="both"/>
+        <w:rPr>
+          <w:rFonts w:ascii="Aptos" w:eastAsia="Aptos" w:hAnsi="Aptos" w:cs="Aptos"/>
+          <w:sz w:val="20"/>
+          <w:szCs w:val="20"/>
+        </w:rPr>
+      </w:pPr>
+    </w:p>
+    <w:p>
+      <w:pPr>
+        <w:spacing w:line="280" w:lineRule="auto"/>
+        <w:jc w:val="both"/>
+        <w:rPr>
+          <w:rFonts w:ascii="Aptos" w:eastAsia="Aptos" w:hAnsi="Aptos" w:cs="Aptos"/>
+          <w:sz w:val="20"/>
+          <w:szCs w:val="20"/>
+        </w:rPr>
+      </w:pPr>
+      <w:r>
+        <w:rPr>
+          <w:rFonts w:ascii="Aptos" w:eastAsia="Aptos" w:hAnsi="Aptos" w:cs="Aptos"/>
+          <w:sz w:val="20"/>
+          <w:szCs w:val="20"/>
+        </w:rPr>
+        <w:t xml:space="preserve">When the Provider notifies the Client that the </w:t>
+      </w:r>
+      <w:r>
+        <w:rPr>
+          <w:rFonts w:ascii="Aptos" w:eastAsia="Aptos" w:hAnsi="Aptos" w:cs="Aptos"/>
+          <w:sz w:val="20"/>
+          <w:szCs w:val="20"/>
+        </w:rPr>
+        <w:t xml:space="preserve">{{deliverable}}</w:t>
+      </w:r>
+      <w:r>
+        <w:rPr>
+          <w:rFonts w:ascii="Aptos" w:eastAsia="Aptos" w:hAnsi="Aptos" w:cs="Aptos"/>
+          <w:sz w:val="20"/>
+          <w:szCs w:val="20"/>
+        </w:rPr>
+        <w:t xml:space="preserve"> is ready for UAT, the Client has 10 business days to test it and either accept it in writing or provide a written list of anything that does not perform as described. The Provider will correct those items and return the </w:t>
+      </w:r>
+      <w:r>
+        <w:rPr>
+          <w:rFonts w:ascii="Aptos" w:eastAsia="Aptos" w:hAnsi="Aptos" w:cs="Aptos"/>
+          <w:sz w:val="20"/>
+          <w:szCs w:val="20"/>
+        </w:rPr>
+        <w:t xml:space="preserve">{{deliverable}}</w:t>
+      </w:r>
+      <w:r>
+        <w:rPr>
+          <w:rFonts w:ascii="Aptos" w:eastAsia="Aptos" w:hAnsi="Aptos" w:cs="Aptos"/>
+          <w:sz w:val="20"/>
+          <w:szCs w:val="20"/>
+        </w:rPr>
+        <w:t xml:space="preserve"> for re-testing, and each later round of testing has 5 business days.</w:t>
+      </w:r>
+    </w:p>
+    <w:p>
+      <w:pPr>
+        <w:spacing w:line="140" w:lineRule="auto"/>
+        <w:jc w:val="both"/>
+        <w:rPr>
+          <w:rFonts w:ascii="Aptos" w:eastAsia="Aptos" w:hAnsi="Aptos" w:cs="Aptos"/>
+          <w:sz w:val="20"/>
+          <w:szCs w:val="20"/>
+        </w:rPr>
+      </w:pPr>
+    </w:p>
+    <w:p>
+      <w:pPr>
+        <w:spacing w:line="280" w:lineRule="auto"/>
+        <w:jc w:val="both"/>
+        <w:rPr>
+          <w:rFonts w:ascii="Aptos" w:eastAsia="Aptos" w:hAnsi="Aptos" w:cs="Aptos"/>
+          <w:sz w:val="20"/>
+          <w:szCs w:val="20"/>
+        </w:rPr>
+      </w:pPr>
+      <w:r>
+        <w:rPr>
+          <w:rFonts w:ascii="Aptos" w:eastAsia="Aptos" w:hAnsi="Aptos" w:cs="Aptos"/>
+          <w:sz w:val="20"/>
+          <w:szCs w:val="20"/>
+        </w:rPr>
+        <w:t xml:space="preserve">If the Client does not respond within the time allowed, the Provider will send a reminder stating that the </w:t>
+      </w:r>
+      <w:r>
+        <w:rPr>
+          <w:rFonts w:ascii="Aptos" w:eastAsia="Aptos" w:hAnsi="Aptos" w:cs="Aptos"/>
+          <w:sz w:val="20"/>
+          <w:szCs w:val="20"/>
+        </w:rPr>
+        <w:t xml:space="preserve">{{deliverable}}</w:t>
+      </w:r>
+      <w:r>
+        <w:rPr>
+          <w:rFonts w:ascii="Aptos" w:eastAsia="Aptos" w:hAnsi="Aptos" w:cs="Aptos"/>
+          <w:sz w:val="20"/>
+          <w:szCs w:val="20"/>
+        </w:rPr>
+        <w:t xml:space="preserve"> will be deemed accepted. If the Client has still not responded 5 business days after that reminder, the </w:t>
+      </w:r>
+      <w:r>
+        <w:rPr>
+          <w:rFonts w:ascii="Aptos" w:eastAsia="Aptos" w:hAnsi="Aptos" w:cs="Aptos"/>
+          <w:sz w:val="20"/>
+          <w:szCs w:val="20"/>
+        </w:rPr>
+        <w:t xml:space="preserve">{{deliverable}}</w:t>
+      </w:r>
+      <w:r>
+        <w:rPr>
+          <w:rFonts w:ascii="Aptos" w:eastAsia="Aptos" w:hAnsi="Aptos" w:cs="Aptos"/>
+          <w:sz w:val="20"/>
+          <w:szCs w:val="20"/>
+        </w:rPr>
+        <w:t xml:space="preserve"> is deemed accepted. Any item that does not perform as described remains to be corrected under section 4.1.</w:t>
+      </w:r>
+    </w:p>
+    <w:p>
+      <w:pPr>
+        <w:spacing w:line="280" w:lineRule="auto"/>
+        <w:jc w:val="both"/>
+        <w:rPr>
+          <w:rFonts w:ascii="Aptos" w:eastAsia="Aptos" w:hAnsi="Aptos" w:cs="Aptos"/>
+          <w:sz w:val="20"/>
+          <w:szCs w:val="20"/>
+        </w:rPr>
+      </w:pPr>
+      <w:r>
+        <w:rPr>
+          <w:rFonts w:ascii="Aptos" w:eastAsia="Aptos" w:hAnsi="Aptos" w:cs="Aptos"/>
+          <w:sz w:val="20"/>
+          <w:szCs w:val="20"/>
+        </w:rPr>
+        <w:t xml:space="preserve">{{/web_app|mobile_app|web_mobile_app}}</w:t>
+      </w:r>
+    </w:p>
+    <w:p>
+      <w:pPr>
+        <w:spacing w:line="140" w:lineRule="auto"/>
+        <w:jc w:val="both"/>
+        <w:rPr>
+          <w:rFonts w:ascii="Aptos" w:eastAsia="Aptos" w:hAnsi="Aptos" w:cs="Aptos"/>
+          <w:sz w:val="20"/>
+          <w:szCs w:val="20"/>
+        </w:rPr>
+      </w:pPr>
+    </w:p>
+    <w:p>
+      <w:pPr>
+        <w:spacing w:line="280" w:lineRule="auto"/>
+        <w:jc w:val="both"/>
+        <w:rPr>
+          <w:rFonts w:ascii="Aptos" w:eastAsia="Aptos" w:hAnsi="Aptos" w:cs="Aptos"/>
+          <w:sz w:val="20"/>
+          <w:szCs w:val="20"/>
+        </w:rPr>
+      </w:pPr>
+      <w:r>
+        <w:rPr>
+          <w:rFonts w:ascii="Aptos" w:eastAsia="Aptos" w:hAnsi="Aptos" w:cs="Aptos"/>
+          <w:sz w:val="20"/>
+          <w:szCs w:val="20"/>
+        </w:rPr>
+        <w:t xml:space="preserve">A request to change something that performs as described is an addition or alteration under section 6.0, not a failure of acceptance. If the Client publishes the </w:t>
+      </w:r>
+      <w:r>
+        <w:rPr>
+          <w:rFonts w:ascii="Aptos" w:eastAsia="Aptos" w:hAnsi="Aptos" w:cs="Aptos"/>
+          <w:sz w:val="20"/>
+          <w:szCs w:val="20"/>
+        </w:rPr>
+        <w:t xml:space="preserve">{{deliverable}}</w:t>
+      </w:r>
+      <w:r>
+        <w:rPr>
+          <w:rFonts w:ascii="Aptos" w:eastAsia="Aptos" w:hAnsi="Aptos" w:cs="Aptos"/>
+          <w:sz w:val="20"/>
+          <w:szCs w:val="20"/>
+        </w:rPr>
+        <w:t xml:space="preserve"> or uses it in its business, it is accepted.</w:t>
       </w:r>
     </w:p>
     <w:p>
@@ -2785,6 +4537,602 @@
           <w:sz w:val="20"/>
           <w:szCs w:val="20"/>
         </w:rPr>
+        <w:t xml:space="preserve">3.5 Handover</w:t>
+      </w:r>
+    </w:p>
+    <w:p>
+      <w:pPr>
+        <w:spacing w:line="280" w:lineRule="auto"/>
+        <w:jc w:val="both"/>
+        <w:rPr>
+          <w:rFonts w:ascii="Aptos" w:eastAsia="Aptos" w:hAnsi="Aptos" w:cs="Aptos"/>
+          <w:sz w:val="20"/>
+          <w:szCs w:val="20"/>
+        </w:rPr>
+      </w:pPr>
+      <w:r>
+        <w:rPr>
+          <w:rFonts w:ascii="Aptos" w:eastAsia="Aptos" w:hAnsi="Aptos" w:cs="Aptos"/>
+          <w:sz w:val="20"/>
+          <w:szCs w:val="20"/>
+        </w:rPr>
+        <w:t xml:space="preserve">{{?website}}</w:t>
+      </w:r>
+    </w:p>
+    <w:p>
+      <w:pPr>
+        <w:spacing w:line="280" w:lineRule="auto"/>
+        <w:jc w:val="both"/>
+        <w:rPr>
+          <w:rFonts w:ascii="Aptos" w:eastAsia="Aptos" w:hAnsi="Aptos" w:cs="Aptos"/>
+          <w:sz w:val="20"/>
+          <w:szCs w:val="20"/>
+        </w:rPr>
+      </w:pPr>
+      <w:r>
+        <w:rPr>
+          <w:rFonts w:ascii="Aptos" w:eastAsia="Aptos" w:hAnsi="Aptos" w:cs="Aptos"/>
+          <w:sz w:val="20"/>
+          <w:szCs w:val="20"/>
+        </w:rPr>
+        <w:t xml:space="preserve">On acceptance, the Provider will give the Client full administrator access to the </w:t>
+      </w:r>
+      <w:r>
+        <w:rPr>
+          <w:rFonts w:ascii="Aptos" w:eastAsia="Aptos" w:hAnsi="Aptos" w:cs="Aptos"/>
+          <w:sz w:val="20"/>
+          <w:szCs w:val="20"/>
+        </w:rPr>
+        <w:t xml:space="preserve">{{deliverable}}</w:t>
+      </w:r>
+      <w:r>
+        <w:rPr>
+          <w:rFonts w:ascii="Aptos" w:eastAsia="Aptos" w:hAnsi="Aptos" w:cs="Aptos"/>
+          <w:sz w:val="20"/>
+          <w:szCs w:val="20"/>
+        </w:rPr>
+        <w:t xml:space="preserve">, a handover session, and guidance on publishing and updating content.</w:t>
+      </w:r>
+    </w:p>
+    <w:p>
+      <w:pPr>
+        <w:spacing w:line="280" w:lineRule="auto"/>
+        <w:jc w:val="both"/>
+        <w:rPr>
+          <w:rFonts w:ascii="Aptos" w:eastAsia="Aptos" w:hAnsi="Aptos" w:cs="Aptos"/>
+          <w:sz w:val="20"/>
+          <w:szCs w:val="20"/>
+        </w:rPr>
+      </w:pPr>
+      <w:r>
+        <w:rPr>
+          <w:rFonts w:ascii="Aptos" w:eastAsia="Aptos" w:hAnsi="Aptos" w:cs="Aptos"/>
+          <w:sz w:val="20"/>
+          <w:szCs w:val="20"/>
+        </w:rPr>
+        <w:t xml:space="preserve">{{/website}}</w:t>
+      </w:r>
+    </w:p>
+    <w:p>
+      <w:pPr>
+        <w:spacing w:line="280" w:lineRule="auto"/>
+        <w:jc w:val="both"/>
+        <w:rPr>
+          <w:rFonts w:ascii="Aptos" w:eastAsia="Aptos" w:hAnsi="Aptos" w:cs="Aptos"/>
+          <w:sz w:val="20"/>
+          <w:szCs w:val="20"/>
+        </w:rPr>
+      </w:pPr>
+      <w:r>
+        <w:rPr>
+          <w:rFonts w:ascii="Aptos" w:eastAsia="Aptos" w:hAnsi="Aptos" w:cs="Aptos"/>
+          <w:sz w:val="20"/>
+          <w:szCs w:val="20"/>
+        </w:rPr>
+        <w:t xml:space="preserve">{{?web_app|mobile_app|web_mobile_app}}</w:t>
+      </w:r>
+    </w:p>
+    <w:p>
+      <w:pPr>
+        <w:spacing w:line="140" w:lineRule="auto"/>
+        <w:jc w:val="both"/>
+        <w:rPr>
+          <w:rFonts w:ascii="Aptos" w:eastAsia="Aptos" w:hAnsi="Aptos" w:cs="Aptos"/>
+          <w:sz w:val="20"/>
+          <w:szCs w:val="20"/>
+        </w:rPr>
+      </w:pPr>
+    </w:p>
+    <w:p>
+      <w:pPr>
+        <w:spacing w:line="280" w:lineRule="auto"/>
+        <w:jc w:val="both"/>
+        <w:rPr>
+          <w:rFonts w:ascii="Aptos" w:eastAsia="Aptos" w:hAnsi="Aptos" w:cs="Aptos"/>
+          <w:sz w:val="20"/>
+          <w:szCs w:val="20"/>
+        </w:rPr>
+      </w:pPr>
+      <w:r>
+        <w:rPr>
+          <w:rFonts w:ascii="Aptos" w:eastAsia="Aptos" w:hAnsi="Aptos" w:cs="Aptos"/>
+          <w:sz w:val="20"/>
+          <w:szCs w:val="20"/>
+        </w:rPr>
+        <w:t xml:space="preserve">On acceptance, the Provider will give the Client administrator access to any admin area the </w:t>
+      </w:r>
+      <w:r>
+        <w:rPr>
+          <w:rFonts w:ascii="Aptos" w:eastAsia="Aptos" w:hAnsi="Aptos" w:cs="Aptos"/>
+          <w:sz w:val="20"/>
+          <w:szCs w:val="20"/>
+        </w:rPr>
+        <w:t xml:space="preserve">{{deliverable}}</w:t>
+      </w:r>
+      <w:r>
+        <w:rPr>
+          <w:rFonts w:ascii="Aptos" w:eastAsia="Aptos" w:hAnsi="Aptos" w:cs="Aptos"/>
+          <w:sz w:val="20"/>
+          <w:szCs w:val="20"/>
+        </w:rPr>
+        <w:t xml:space="preserve"> has, and a handover session.</w:t>
+      </w:r>
+    </w:p>
+    <w:p>
+      <w:pPr>
+        <w:spacing w:line="280" w:lineRule="auto"/>
+        <w:jc w:val="both"/>
+        <w:rPr>
+          <w:rFonts w:ascii="Aptos" w:eastAsia="Aptos" w:hAnsi="Aptos" w:cs="Aptos"/>
+          <w:sz w:val="20"/>
+          <w:szCs w:val="20"/>
+        </w:rPr>
+      </w:pPr>
+      <w:r>
+        <w:rPr>
+          <w:rFonts w:ascii="Aptos" w:eastAsia="Aptos" w:hAnsi="Aptos" w:cs="Aptos"/>
+          <w:sz w:val="20"/>
+          <w:szCs w:val="20"/>
+        </w:rPr>
+        <w:t xml:space="preserve">{{/web_app|mobile_app|web_mobile_app}}</w:t>
+      </w:r>
+    </w:p>
+    <w:p>
+      <w:pPr>
+        <w:spacing w:line="140" w:lineRule="auto"/>
+        <w:jc w:val="both"/>
+        <w:rPr>
+          <w:rFonts w:ascii="Aptos" w:eastAsia="Aptos" w:hAnsi="Aptos" w:cs="Aptos"/>
+          <w:sz w:val="20"/>
+          <w:szCs w:val="20"/>
+        </w:rPr>
+      </w:pPr>
+    </w:p>
+    <w:p>
+      <w:pPr>
+        <w:spacing w:line="280" w:lineRule="auto"/>
+        <w:jc w:val="both"/>
+        <w:rPr>
+          <w:rFonts w:ascii="Aptos" w:eastAsia="Aptos" w:hAnsi="Aptos" w:cs="Aptos"/>
+          <w:sz w:val="20"/>
+          <w:szCs w:val="20"/>
+        </w:rPr>
+      </w:pPr>
+      <w:r>
+        <w:rPr>
+          <w:rFonts w:ascii="Aptos" w:eastAsia="Aptos" w:hAnsi="Aptos" w:cs="Aptos"/>
+          <w:sz w:val="20"/>
+          <w:szCs w:val="20"/>
+        </w:rPr>
+        <w:t xml:space="preserve">Once all invoices have been paid in full, the Provider will hand over the following, where they apply to the </w:t>
+      </w:r>
+      <w:r>
+        <w:rPr>
+          <w:rFonts w:ascii="Aptos" w:eastAsia="Aptos" w:hAnsi="Aptos" w:cs="Aptos"/>
+          <w:sz w:val="20"/>
+          <w:szCs w:val="20"/>
+        </w:rPr>
+        <w:t xml:space="preserve">{{deliverable}}</w:t>
+      </w:r>
+      <w:r>
+        <w:rPr>
+          <w:rFonts w:ascii="Aptos" w:eastAsia="Aptos" w:hAnsi="Aptos" w:cs="Aptos"/>
+          <w:sz w:val="20"/>
+          <w:szCs w:val="20"/>
+        </w:rPr>
+        <w:t xml:space="preserve">:</w:t>
+      </w:r>
+    </w:p>
+    <w:p>
+      <w:pPr>
+        <w:spacing w:line="280" w:lineRule="auto"/>
+        <w:jc w:val="both"/>
+        <w:rPr>
+          <w:rFonts w:ascii="Aptos" w:eastAsia="Aptos" w:hAnsi="Aptos" w:cs="Aptos"/>
+          <w:sz w:val="20"/>
+          <w:szCs w:val="20"/>
+        </w:rPr>
+      </w:pPr>
+      <w:r>
+        <w:rPr>
+          <w:rFonts w:ascii="Aptos" w:eastAsia="Aptos" w:hAnsi="Aptos" w:cs="Aptos"/>
+          <w:sz w:val="20"/>
+          <w:szCs w:val="20"/>
+        </w:rPr>
+        <w:t xml:space="preserve">{{?website}}</w:t>
+      </w:r>
+    </w:p>
+    <w:p>
+      <w:pPr>
+        <w:spacing w:line="80" w:lineRule="auto"/>
+        <w:jc w:val="both"/>
+        <w:rPr>
+          <w:rFonts w:ascii="Aptos" w:eastAsia="Aptos" w:hAnsi="Aptos" w:cs="Aptos"/>
+          <w:sz w:val="20"/>
+          <w:szCs w:val="20"/>
+        </w:rPr>
+      </w:pPr>
+    </w:p>
+    <w:p>
+      <w:pPr>
+        <w:spacing w:line="280" w:lineRule="auto"/>
+        <w:ind w:left="640" w:hanging="300"/>
+        <w:jc w:val="both"/>
+        <w:rPr>
+          <w:rFonts w:ascii="Aptos" w:eastAsia="Aptos" w:hAnsi="Aptos" w:cs="Aptos"/>
+          <w:sz w:val="20"/>
+          <w:szCs w:val="20"/>
+        </w:rPr>
+      </w:pPr>
+      <w:r>
+        <w:rPr>
+          <w:rFonts w:ascii="Aptos" w:eastAsia="Aptos" w:hAnsi="Aptos" w:cs="Aptos"/>
+          <w:sz w:val="20"/>
+          <w:szCs w:val="20"/>
+        </w:rPr>
+        <w:t xml:space="preserve">• the </w:t>
+      </w:r>
+      <w:r>
+        <w:rPr>
+          <w:rFonts w:ascii="Aptos" w:eastAsia="Aptos" w:hAnsi="Aptos" w:cs="Aptos"/>
+          <w:sz w:val="20"/>
+          <w:szCs w:val="20"/>
+        </w:rPr>
+        <w:t xml:space="preserve">{{deliverable}}</w:t>
+      </w:r>
+      <w:r>
+        <w:rPr>
+          <w:rFonts w:ascii="Aptos" w:eastAsia="Aptos" w:hAnsi="Aptos" w:cs="Aptos"/>
+          <w:sz w:val="20"/>
+          <w:szCs w:val="20"/>
+        </w:rPr>
+        <w:t xml:space="preserve">’s files and an export of its database;</w:t>
+      </w:r>
+    </w:p>
+    <w:p>
+      <w:pPr>
+        <w:spacing w:line="280" w:lineRule="auto"/>
+        <w:jc w:val="both"/>
+        <w:rPr>
+          <w:rFonts w:ascii="Aptos" w:eastAsia="Aptos" w:hAnsi="Aptos" w:cs="Aptos"/>
+          <w:sz w:val="20"/>
+          <w:szCs w:val="20"/>
+        </w:rPr>
+      </w:pPr>
+      <w:r>
+        <w:rPr>
+          <w:rFonts w:ascii="Aptos" w:eastAsia="Aptos" w:hAnsi="Aptos" w:cs="Aptos"/>
+          <w:sz w:val="20"/>
+          <w:szCs w:val="20"/>
+        </w:rPr>
+        <w:t xml:space="preserve">{{/website}}</w:t>
+      </w:r>
+    </w:p>
+    <w:p>
+      <w:pPr>
+        <w:spacing w:line="280" w:lineRule="auto"/>
+        <w:jc w:val="both"/>
+        <w:rPr>
+          <w:rFonts w:ascii="Aptos" w:eastAsia="Aptos" w:hAnsi="Aptos" w:cs="Aptos"/>
+          <w:sz w:val="20"/>
+          <w:szCs w:val="20"/>
+        </w:rPr>
+      </w:pPr>
+      <w:r>
+        <w:rPr>
+          <w:rFonts w:ascii="Aptos" w:eastAsia="Aptos" w:hAnsi="Aptos" w:cs="Aptos"/>
+          <w:sz w:val="20"/>
+          <w:szCs w:val="20"/>
+        </w:rPr>
+        <w:t xml:space="preserve">{{?web_app|mobile_app|web_mobile_app}}</w:t>
+      </w:r>
+    </w:p>
+    <w:p>
+      <w:pPr>
+        <w:spacing w:line="280" w:lineRule="auto"/>
+        <w:ind w:left="640" w:hanging="300"/>
+        <w:jc w:val="both"/>
+        <w:rPr>
+          <w:rFonts w:ascii="Aptos" w:eastAsia="Aptos" w:hAnsi="Aptos" w:cs="Aptos"/>
+          <w:sz w:val="20"/>
+          <w:szCs w:val="20"/>
+        </w:rPr>
+      </w:pPr>
+      <w:r>
+        <w:rPr>
+          <w:rFonts w:ascii="Aptos" w:eastAsia="Aptos" w:hAnsi="Aptos" w:cs="Aptos"/>
+          <w:sz w:val="20"/>
+          <w:szCs w:val="20"/>
+        </w:rPr>
+        <w:t xml:space="preserve">• the source code, by transferring the repository to an account in the Client’s name or giving the Client a complete copy of it;</w:t>
+      </w:r>
+    </w:p>
+    <w:p>
+      <w:pPr>
+        <w:spacing w:line="280" w:lineRule="auto"/>
+        <w:ind w:left="640" w:hanging="300"/>
+        <w:jc w:val="both"/>
+        <w:rPr>
+          <w:rFonts w:ascii="Aptos" w:eastAsia="Aptos" w:hAnsi="Aptos" w:cs="Aptos"/>
+          <w:sz w:val="20"/>
+          <w:szCs w:val="20"/>
+        </w:rPr>
+      </w:pPr>
+      <w:r>
+        <w:rPr>
+          <w:rFonts w:ascii="Aptos" w:eastAsia="Aptos" w:hAnsi="Aptos" w:cs="Aptos"/>
+          <w:sz w:val="20"/>
+          <w:szCs w:val="20"/>
+        </w:rPr>
+        <w:t xml:space="preserve">• an export of the production database and the most recent backup;</w:t>
+      </w:r>
+    </w:p>
+    <w:p>
+      <w:pPr>
+        <w:spacing w:line="280" w:lineRule="auto"/>
+        <w:ind w:left="640" w:hanging="300"/>
+        <w:jc w:val="both"/>
+        <w:rPr>
+          <w:rFonts w:ascii="Aptos" w:eastAsia="Aptos" w:hAnsi="Aptos" w:cs="Aptos"/>
+          <w:sz w:val="20"/>
+          <w:szCs w:val="20"/>
+        </w:rPr>
+      </w:pPr>
+      <w:r>
+        <w:rPr>
+          <w:rFonts w:ascii="Aptos" w:eastAsia="Aptos" w:hAnsi="Aptos" w:cs="Aptos"/>
+          <w:sz w:val="20"/>
+          <w:szCs w:val="20"/>
+        </w:rPr>
+        <w:t xml:space="preserve">• technical documentation and deployment instructions covering how the </w:t>
+      </w:r>
+      <w:r>
+        <w:rPr>
+          <w:rFonts w:ascii="Aptos" w:eastAsia="Aptos" w:hAnsi="Aptos" w:cs="Aptos"/>
+          <w:sz w:val="20"/>
+          <w:szCs w:val="20"/>
+        </w:rPr>
+        <w:t xml:space="preserve">{{deliverable}}</w:t>
+      </w:r>
+      <w:r>
+        <w:rPr>
+          <w:rFonts w:ascii="Aptos" w:eastAsia="Aptos" w:hAnsi="Aptos" w:cs="Aptos"/>
+          <w:sz w:val="20"/>
+          <w:szCs w:val="20"/>
+        </w:rPr>
+        <w:t xml:space="preserve"> is built, configured and deployed;</w:t>
+      </w:r>
+    </w:p>
+    <w:p>
+      <w:pPr>
+        <w:spacing w:line="280" w:lineRule="auto"/>
+        <w:jc w:val="both"/>
+        <w:rPr>
+          <w:rFonts w:ascii="Aptos" w:eastAsia="Aptos" w:hAnsi="Aptos" w:cs="Aptos"/>
+          <w:sz w:val="20"/>
+          <w:szCs w:val="20"/>
+        </w:rPr>
+      </w:pPr>
+      <w:r>
+        <w:rPr>
+          <w:rFonts w:ascii="Aptos" w:eastAsia="Aptos" w:hAnsi="Aptos" w:cs="Aptos"/>
+          <w:sz w:val="20"/>
+          <w:szCs w:val="20"/>
+        </w:rPr>
+        <w:t xml:space="preserve">{{/web_app|mobile_app|web_mobile_app}}</w:t>
+      </w:r>
+    </w:p>
+    <w:p>
+      <w:pPr>
+        <w:spacing w:line="280" w:lineRule="auto"/>
+        <w:jc w:val="both"/>
+        <w:rPr>
+          <w:rFonts w:ascii="Aptos" w:eastAsia="Aptos" w:hAnsi="Aptos" w:cs="Aptos"/>
+          <w:sz w:val="20"/>
+          <w:szCs w:val="20"/>
+        </w:rPr>
+      </w:pPr>
+      <w:r>
+        <w:rPr>
+          <w:rFonts w:ascii="Aptos" w:eastAsia="Aptos" w:hAnsi="Aptos" w:cs="Aptos"/>
+          <w:sz w:val="20"/>
+          <w:szCs w:val="20"/>
+        </w:rPr>
+        <w:t xml:space="preserve">{{?mobile_app|web_mobile_app}}</w:t>
+      </w:r>
+    </w:p>
+    <w:p>
+      <w:pPr>
+        <w:spacing w:line="280" w:lineRule="auto"/>
+        <w:ind w:left="640" w:hanging="300"/>
+        <w:jc w:val="both"/>
+        <w:rPr>
+          <w:rFonts w:ascii="Aptos" w:eastAsia="Aptos" w:hAnsi="Aptos" w:cs="Aptos"/>
+          <w:sz w:val="20"/>
+          <w:szCs w:val="20"/>
+        </w:rPr>
+      </w:pPr>
+      <w:r>
+        <w:rPr>
+          <w:rFonts w:ascii="Aptos" w:eastAsia="Aptos" w:hAnsi="Aptos" w:cs="Aptos"/>
+          <w:sz w:val="20"/>
+          <w:szCs w:val="20"/>
+        </w:rPr>
+        <w:t xml:space="preserve">• the signing certificates, upload keys and other app store credentials the Provider created under the Client’s developer accounts;</w:t>
+      </w:r>
+    </w:p>
+    <w:p>
+      <w:pPr>
+        <w:spacing w:line="280" w:lineRule="auto"/>
+        <w:jc w:val="both"/>
+        <w:rPr>
+          <w:rFonts w:ascii="Aptos" w:eastAsia="Aptos" w:hAnsi="Aptos" w:cs="Aptos"/>
+          <w:sz w:val="20"/>
+          <w:szCs w:val="20"/>
+        </w:rPr>
+      </w:pPr>
+      <w:r>
+        <w:rPr>
+          <w:rFonts w:ascii="Aptos" w:eastAsia="Aptos" w:hAnsi="Aptos" w:cs="Aptos"/>
+          <w:sz w:val="20"/>
+          <w:szCs w:val="20"/>
+        </w:rPr>
+        <w:t xml:space="preserve">{{/mobile_app|web_mobile_app}}</w:t>
+      </w:r>
+    </w:p>
+    <w:p>
+      <w:pPr>
+        <w:spacing w:line="280" w:lineRule="auto"/>
+        <w:ind w:left="640" w:hanging="300"/>
+        <w:jc w:val="both"/>
+        <w:rPr>
+          <w:rFonts w:ascii="Aptos" w:eastAsia="Aptos" w:hAnsi="Aptos" w:cs="Aptos"/>
+          <w:sz w:val="20"/>
+          <w:szCs w:val="20"/>
+        </w:rPr>
+      </w:pPr>
+      <w:r>
+        <w:rPr>
+          <w:rFonts w:ascii="Aptos" w:eastAsia="Aptos" w:hAnsi="Aptos" w:cs="Aptos"/>
+          <w:sz w:val="20"/>
+          <w:szCs w:val="20"/>
+        </w:rPr>
+        <w:t xml:space="preserve">• any credentials the Provider holds for the domain, hosting, analytics and other accounts held in the Client’s name, with the Provider’s own access removed when the Client asks;</w:t>
+      </w:r>
+    </w:p>
+    <w:p>
+      <w:pPr>
+        <w:spacing w:line="280" w:lineRule="auto"/>
+        <w:ind w:left="640" w:hanging="300"/>
+        <w:jc w:val="both"/>
+        <w:rPr>
+          <w:rFonts w:ascii="Aptos" w:eastAsia="Aptos" w:hAnsi="Aptos" w:cs="Aptos"/>
+          <w:sz w:val="20"/>
+          <w:szCs w:val="20"/>
+        </w:rPr>
+      </w:pPr>
+      <w:r>
+        <w:rPr>
+          <w:rFonts w:ascii="Aptos" w:eastAsia="Aptos" w:hAnsi="Aptos" w:cs="Aptos"/>
+          <w:sz w:val="20"/>
+          <w:szCs w:val="20"/>
+        </w:rPr>
+        <w:t xml:space="preserve">• a list of the open-source and third-party components used, with their licence notices;</w:t>
+      </w:r>
+    </w:p>
+    <w:p>
+      <w:pPr>
+        <w:spacing w:line="280" w:lineRule="auto"/>
+        <w:ind w:left="640" w:hanging="300"/>
+        <w:jc w:val="both"/>
+        <w:rPr>
+          <w:rFonts w:ascii="Aptos" w:eastAsia="Aptos" w:hAnsi="Aptos" w:cs="Aptos"/>
+          <w:sz w:val="20"/>
+          <w:szCs w:val="20"/>
+        </w:rPr>
+      </w:pPr>
+      <w:r>
+        <w:rPr>
+          <w:rFonts w:ascii="Aptos" w:eastAsia="Aptos" w:hAnsi="Aptos" w:cs="Aptos"/>
+          <w:sz w:val="20"/>
+          <w:szCs w:val="20"/>
+        </w:rPr>
+        <w:t xml:space="preserve">• a list of the Provider’s pre-existing tools and components used, which remain the Provider’s under section 11.0 and are licensed to the Client.</w:t>
+      </w:r>
+    </w:p>
+    <w:p>
+      <w:pPr>
+        <w:spacing w:line="140" w:lineRule="auto"/>
+        <w:jc w:val="both"/>
+        <w:rPr>
+          <w:rFonts w:ascii="Aptos" w:eastAsia="Aptos" w:hAnsi="Aptos" w:cs="Aptos"/>
+          <w:sz w:val="20"/>
+          <w:szCs w:val="20"/>
+        </w:rPr>
+      </w:pPr>
+    </w:p>
+    <w:p>
+      <w:pPr>
+        <w:spacing w:line="280" w:lineRule="auto"/>
+        <w:jc w:val="both"/>
+        <w:rPr>
+          <w:rFonts w:ascii="Aptos" w:eastAsia="Aptos" w:hAnsi="Aptos" w:cs="Aptos"/>
+          <w:sz w:val="20"/>
+          <w:szCs w:val="20"/>
+        </w:rPr>
+      </w:pPr>
+      <w:r>
+        <w:rPr>
+          <w:rFonts w:ascii="Aptos" w:eastAsia="Aptos" w:hAnsi="Aptos" w:cs="Aptos"/>
+          <w:sz w:val="20"/>
+          <w:szCs w:val="20"/>
+        </w:rPr>
+        <w:t xml:space="preserve">Accounts held in the Client’s name, and the Client’s content and data, remain the Client’s throughout and are never withheld. The Provider’s working design files are not part of the handover, and the Client’s ownership of the design under section 11.0 is unaffected.</w:t>
+      </w:r>
+    </w:p>
+    <w:p>
+      <w:pPr>
+        <w:spacing w:line="280" w:lineRule="auto"/>
+        <w:jc w:val="both"/>
+        <w:rPr>
+          <w:rFonts w:ascii="Aptos" w:eastAsia="Aptos" w:hAnsi="Aptos" w:cs="Aptos"/>
+          <w:sz w:val="20"/>
+          <w:szCs w:val="20"/>
+        </w:rPr>
+      </w:pPr>
+      <w:r>
+        <w:rPr>
+          <w:rFonts w:ascii="Aptos" w:eastAsia="Aptos" w:hAnsi="Aptos" w:cs="Aptos"/>
+          <w:sz w:val="20"/>
+          <w:szCs w:val="20"/>
+        </w:rPr>
+        <w:t xml:space="preserve">{{?online_store}}</w:t>
+      </w:r>
+    </w:p>
+    <w:p>
+      <w:pPr>
+        <w:keepNext/>
+        <w:keepLines/>
+        <w:spacing w:before="200" w:after="40" w:line="280" w:lineRule="auto"/>
+        <w:jc w:val="both"/>
+        <w:rPr>
+          <w:rFonts w:ascii="Aptos" w:eastAsia="Aptos" w:hAnsi="Aptos" w:cs="Aptos"/>
+          <w:b/>
+          <w:bCs/>
+          <w:color w:val="1F1F1F"/>
+          <w:sz w:val="20"/>
+          <w:szCs w:val="20"/>
+        </w:rPr>
+      </w:pPr>
+      <w:r>
+        <w:rPr>
+          <w:rFonts w:ascii="Aptos" w:eastAsia="Aptos" w:hAnsi="Aptos" w:cs="Aptos"/>
+          <w:b/>
+          <w:bCs/>
+          <w:color w:val="1F1F1F"/>
+          <w:sz w:val="20"/>
+          <w:szCs w:val="20"/>
+        </w:rPr>
         <w:t xml:space="preserve">3.6 Online store</w:t>
       </w:r>
     </w:p>
@@ -2916,6 +5264,979 @@
           <w:szCs w:val="20"/>
         </w:rPr>
         <w:t xml:space="preserve">{{/online_store}}</w:t>
+      </w:r>
+    </w:p>
+    <w:p>
+      <w:pPr>
+        <w:spacing w:line="280" w:lineRule="auto"/>
+        <w:jc w:val="both"/>
+        <w:rPr>
+          <w:rFonts w:ascii="Aptos" w:eastAsia="Aptos" w:hAnsi="Aptos" w:cs="Aptos"/>
+          <w:sz w:val="20"/>
+          <w:szCs w:val="20"/>
+        </w:rPr>
+      </w:pPr>
+      <w:r>
+        <w:rPr>
+          <w:rFonts w:ascii="Aptos" w:eastAsia="Aptos" w:hAnsi="Aptos" w:cs="Aptos"/>
+          <w:sz w:val="20"/>
+          <w:szCs w:val="20"/>
+        </w:rPr>
+        <w:t xml:space="preserve">{{?web_app|mobile_app|web_mobile_app}}</w:t>
+      </w:r>
+    </w:p>
+    <w:p>
+      <w:pPr>
+        <w:keepNext/>
+        <w:keepLines/>
+        <w:spacing w:before="200" w:after="40" w:line="280" w:lineRule="auto"/>
+        <w:jc w:val="both"/>
+        <w:rPr>
+          <w:rFonts w:ascii="Aptos" w:eastAsia="Aptos" w:hAnsi="Aptos" w:cs="Aptos"/>
+          <w:b/>
+          <w:bCs/>
+          <w:color w:val="1F1F1F"/>
+          <w:sz w:val="20"/>
+          <w:szCs w:val="20"/>
+        </w:rPr>
+      </w:pPr>
+      <w:r>
+        <w:rPr>
+          <w:rFonts w:ascii="Aptos" w:eastAsia="Aptos" w:hAnsi="Aptos" w:cs="Aptos"/>
+          <w:b/>
+          <w:bCs/>
+          <w:color w:val="1F1F1F"/>
+          <w:sz w:val="20"/>
+          <w:szCs w:val="20"/>
+        </w:rPr>
+        <w:t xml:space="preserve">3.6 Environments, security and source code</w:t>
+      </w:r>
+    </w:p>
+    <w:p>
+      <w:pPr>
+        <w:spacing w:line="280" w:lineRule="auto"/>
+        <w:jc w:val="both"/>
+        <w:rPr>
+          <w:rFonts w:ascii="Aptos" w:eastAsia="Aptos" w:hAnsi="Aptos" w:cs="Aptos"/>
+          <w:sz w:val="20"/>
+          <w:szCs w:val="20"/>
+        </w:rPr>
+      </w:pPr>
+      <w:r>
+        <w:rPr>
+          <w:rFonts w:ascii="Aptos" w:eastAsia="Aptos" w:hAnsi="Aptos" w:cs="Aptos"/>
+          <w:sz w:val="20"/>
+          <w:szCs w:val="20"/>
+        </w:rPr>
+        <w:t xml:space="preserve">The Provider builds and tests the </w:t>
+      </w:r>
+      <w:r>
+        <w:rPr>
+          <w:rFonts w:ascii="Aptos" w:eastAsia="Aptos" w:hAnsi="Aptos" w:cs="Aptos"/>
+          <w:sz w:val="20"/>
+          <w:szCs w:val="20"/>
+        </w:rPr>
+        <w:t xml:space="preserve">{{deliverable}}</w:t>
+      </w:r>
+      <w:r>
+        <w:rPr>
+          <w:rFonts w:ascii="Aptos" w:eastAsia="Aptos" w:hAnsi="Aptos" w:cs="Aptos"/>
+          <w:sz w:val="20"/>
+          <w:szCs w:val="20"/>
+        </w:rPr>
+        <w:t xml:space="preserve"> in its own development and testing environments, and keeps the source code in a repository it manages until it is handed over under section 3.5. On request, the Provider will give the Client read access to the repository during the build.</w:t>
+      </w:r>
+    </w:p>
+    <w:p>
+      <w:pPr>
+        <w:spacing w:line="140" w:lineRule="auto"/>
+        <w:jc w:val="both"/>
+        <w:rPr>
+          <w:rFonts w:ascii="Aptos" w:eastAsia="Aptos" w:hAnsi="Aptos" w:cs="Aptos"/>
+          <w:sz w:val="20"/>
+          <w:szCs w:val="20"/>
+        </w:rPr>
+      </w:pPr>
+    </w:p>
+    <w:p>
+      <w:pPr>
+        <w:spacing w:line="280" w:lineRule="auto"/>
+        <w:jc w:val="both"/>
+        <w:rPr>
+          <w:rFonts w:ascii="Aptos" w:eastAsia="Aptos" w:hAnsi="Aptos" w:cs="Aptos"/>
+          <w:sz w:val="20"/>
+          <w:szCs w:val="20"/>
+        </w:rPr>
+      </w:pPr>
+      <w:r>
+        <w:rPr>
+          <w:rFonts w:ascii="Aptos" w:eastAsia="Aptos" w:hAnsi="Aptos" w:cs="Aptos"/>
+          <w:sz w:val="20"/>
+          <w:szCs w:val="20"/>
+        </w:rPr>
+        <w:t xml:space="preserve">The production environment, meaning the hosting, databases and other cloud services the </w:t>
+      </w:r>
+      <w:r>
+        <w:rPr>
+          <w:rFonts w:ascii="Aptos" w:eastAsia="Aptos" w:hAnsi="Aptos" w:cs="Aptos"/>
+          <w:sz w:val="20"/>
+          <w:szCs w:val="20"/>
+        </w:rPr>
+        <w:t xml:space="preserve">{{deliverable}}</w:t>
+      </w:r>
+      <w:r>
+        <w:rPr>
+          <w:rFonts w:ascii="Aptos" w:eastAsia="Aptos" w:hAnsi="Aptos" w:cs="Aptos"/>
+          <w:sz w:val="20"/>
+          <w:szCs w:val="20"/>
+        </w:rPr>
+        <w:t xml:space="preserve"> runs on once it is live, is set up in accounts in the Client’s name, and the Client pays those providers directly under section 5.0. The Provider requires administrator access to those accounts to build, deploy and support the </w:t>
+      </w:r>
+      <w:r>
+        <w:rPr>
+          <w:rFonts w:ascii="Aptos" w:eastAsia="Aptos" w:hAnsi="Aptos" w:cs="Aptos"/>
+          <w:sz w:val="20"/>
+          <w:szCs w:val="20"/>
+        </w:rPr>
+        <w:t xml:space="preserve">{{deliverable}}</w:t>
+      </w:r>
+      <w:r>
+        <w:rPr>
+          <w:rFonts w:ascii="Aptos" w:eastAsia="Aptos" w:hAnsi="Aptos" w:cs="Aptos"/>
+          <w:sz w:val="20"/>
+          <w:szCs w:val="20"/>
+        </w:rPr>
+        <w:t xml:space="preserve">. If that access is removed or limited, the Provider cannot deploy or support the </w:t>
+      </w:r>
+      <w:r>
+        <w:rPr>
+          <w:rFonts w:ascii="Aptos" w:eastAsia="Aptos" w:hAnsi="Aptos" w:cs="Aptos"/>
+          <w:sz w:val="20"/>
+          <w:szCs w:val="20"/>
+        </w:rPr>
+        <w:t xml:space="preserve">{{deliverable}}</w:t>
+      </w:r>
+      <w:r>
+        <w:rPr>
+          <w:rFonts w:ascii="Aptos" w:eastAsia="Aptos" w:hAnsi="Aptos" w:cs="Aptos"/>
+          <w:sz w:val="20"/>
+          <w:szCs w:val="20"/>
+        </w:rPr>
+        <w:t xml:space="preserve"> until it is restored, and any resulting delay is a delay on the Client’s side under section 15.0.</w:t>
+      </w:r>
+    </w:p>
+    <w:p>
+      <w:pPr>
+        <w:spacing w:line="140" w:lineRule="auto"/>
+        <w:jc w:val="both"/>
+        <w:rPr>
+          <w:rFonts w:ascii="Aptos" w:eastAsia="Aptos" w:hAnsi="Aptos" w:cs="Aptos"/>
+          <w:sz w:val="20"/>
+          <w:szCs w:val="20"/>
+        </w:rPr>
+      </w:pPr>
+    </w:p>
+    <w:p>
+      <w:pPr>
+        <w:spacing w:line="280" w:lineRule="auto"/>
+        <w:jc w:val="both"/>
+        <w:rPr>
+          <w:rFonts w:ascii="Aptos" w:eastAsia="Aptos" w:hAnsi="Aptos" w:cs="Aptos"/>
+          <w:sz w:val="20"/>
+          <w:szCs w:val="20"/>
+        </w:rPr>
+      </w:pPr>
+      <w:r>
+        <w:rPr>
+          <w:rFonts w:ascii="Aptos" w:eastAsia="Aptos" w:hAnsi="Aptos" w:cs="Aptos"/>
+          <w:sz w:val="20"/>
+          <w:szCs w:val="20"/>
+        </w:rPr>
+        <w:t xml:space="preserve">The </w:t>
+      </w:r>
+      <w:r>
+        <w:rPr>
+          <w:rFonts w:ascii="Aptos" w:eastAsia="Aptos" w:hAnsi="Aptos" w:cs="Aptos"/>
+          <w:sz w:val="20"/>
+          <w:szCs w:val="20"/>
+        </w:rPr>
+        <w:t xml:space="preserve">{{deliverable}}</w:t>
+      </w:r>
+      <w:r>
+        <w:rPr>
+          <w:rFonts w:ascii="Aptos" w:eastAsia="Aptos" w:hAnsi="Aptos" w:cs="Aptos"/>
+          <w:sz w:val="20"/>
+          <w:szCs w:val="20"/>
+        </w:rPr>
+        <w:t xml:space="preserve"> uses encrypted connections, stores passwords only in hashed form, and gives each user only the access their role allows under the acceptance criteria. Automated daily backups of the production database are kept for at least 30 days.</w:t>
+      </w:r>
+    </w:p>
+    <w:p>
+      <w:pPr>
+        <w:spacing w:line="140" w:lineRule="auto"/>
+        <w:jc w:val="both"/>
+        <w:rPr>
+          <w:rFonts w:ascii="Aptos" w:eastAsia="Aptos" w:hAnsi="Aptos" w:cs="Aptos"/>
+          <w:sz w:val="20"/>
+          <w:szCs w:val="20"/>
+        </w:rPr>
+      </w:pPr>
+    </w:p>
+    <w:p>
+      <w:pPr>
+        <w:spacing w:line="280" w:lineRule="auto"/>
+        <w:jc w:val="both"/>
+        <w:rPr>
+          <w:rFonts w:ascii="Aptos" w:eastAsia="Aptos" w:hAnsi="Aptos" w:cs="Aptos"/>
+          <w:sz w:val="20"/>
+          <w:szCs w:val="20"/>
+        </w:rPr>
+      </w:pPr>
+      <w:r>
+        <w:rPr>
+          <w:rFonts w:ascii="Aptos" w:eastAsia="Aptos" w:hAnsi="Aptos" w:cs="Aptos"/>
+          <w:sz w:val="20"/>
+          <w:szCs w:val="20"/>
+        </w:rPr>
+        <w:t xml:space="preserve">During the included support period, the Provider monitors error reports and responds to incidents under section 4.1. After it ends, monitoring, logs, security updates, backups and incident response are the Client’s responsibility, unless the Client takes ongoing support under that section.</w:t>
+      </w:r>
+    </w:p>
+    <w:p>
+      <w:pPr>
+        <w:spacing w:line="280" w:lineRule="auto"/>
+        <w:jc w:val="both"/>
+        <w:rPr>
+          <w:rFonts w:ascii="Aptos" w:eastAsia="Aptos" w:hAnsi="Aptos" w:cs="Aptos"/>
+          <w:sz w:val="20"/>
+          <w:szCs w:val="20"/>
+        </w:rPr>
+      </w:pPr>
+      <w:r>
+        <w:rPr>
+          <w:rFonts w:ascii="Aptos" w:eastAsia="Aptos" w:hAnsi="Aptos" w:cs="Aptos"/>
+          <w:sz w:val="20"/>
+          <w:szCs w:val="20"/>
+        </w:rPr>
+        <w:t xml:space="preserve">{{/web_app|mobile_app|web_mobile_app}}</w:t>
+      </w:r>
+    </w:p>
+    <w:p>
+      <w:pPr>
+        <w:spacing w:line="280" w:lineRule="auto"/>
+        <w:jc w:val="both"/>
+        <w:rPr>
+          <w:rFonts w:ascii="Aptos" w:eastAsia="Aptos" w:hAnsi="Aptos" w:cs="Aptos"/>
+          <w:sz w:val="20"/>
+          <w:szCs w:val="20"/>
+        </w:rPr>
+      </w:pPr>
+      <w:r>
+        <w:rPr>
+          <w:rFonts w:ascii="Aptos" w:eastAsia="Aptos" w:hAnsi="Aptos" w:cs="Aptos"/>
+          <w:sz w:val="20"/>
+          <w:szCs w:val="20"/>
+        </w:rPr>
+        <w:t xml:space="preserve">{{?web_mobile_app}}</w:t>
+      </w:r>
+    </w:p>
+    <w:p>
+      <w:pPr>
+        <w:spacing w:line="140" w:lineRule="auto"/>
+        <w:jc w:val="both"/>
+        <w:rPr>
+          <w:rFonts w:ascii="Aptos" w:eastAsia="Aptos" w:hAnsi="Aptos" w:cs="Aptos"/>
+          <w:sz w:val="20"/>
+          <w:szCs w:val="20"/>
+        </w:rPr>
+      </w:pPr>
+    </w:p>
+    <w:p>
+      <w:pPr>
+        <w:spacing w:line="280" w:lineRule="auto"/>
+        <w:jc w:val="both"/>
+        <w:rPr>
+          <w:rFonts w:ascii="Aptos" w:eastAsia="Aptos" w:hAnsi="Aptos" w:cs="Aptos"/>
+          <w:sz w:val="20"/>
+          <w:szCs w:val="20"/>
+        </w:rPr>
+      </w:pPr>
+      <w:r>
+        <w:rPr>
+          <w:rFonts w:ascii="Aptos" w:eastAsia="Aptos" w:hAnsi="Aptos" w:cs="Aptos"/>
+          <w:sz w:val="20"/>
+          <w:szCs w:val="20"/>
+        </w:rPr>
+        <w:t xml:space="preserve">The web app and the mobile app share one back end, meaning the application programming interface (API) and the database, in the Client’s production environment. The Provider builds the back end and releases changes to it and to both apps in step, so that a change to one does not break the other.</w:t>
+      </w:r>
+    </w:p>
+    <w:p>
+      <w:pPr>
+        <w:spacing w:line="280" w:lineRule="auto"/>
+        <w:jc w:val="both"/>
+        <w:rPr>
+          <w:rFonts w:ascii="Aptos" w:eastAsia="Aptos" w:hAnsi="Aptos" w:cs="Aptos"/>
+          <w:sz w:val="20"/>
+          <w:szCs w:val="20"/>
+        </w:rPr>
+      </w:pPr>
+      <w:r>
+        <w:rPr>
+          <w:rFonts w:ascii="Aptos" w:eastAsia="Aptos" w:hAnsi="Aptos" w:cs="Aptos"/>
+          <w:sz w:val="20"/>
+          <w:szCs w:val="20"/>
+        </w:rPr>
+        <w:t xml:space="preserve">{{/web_mobile_app}}</w:t>
+      </w:r>
+    </w:p>
+    <w:p>
+      <w:pPr>
+        <w:spacing w:line="280" w:lineRule="auto"/>
+        <w:jc w:val="both"/>
+        <w:rPr>
+          <w:rFonts w:ascii="Aptos" w:eastAsia="Aptos" w:hAnsi="Aptos" w:cs="Aptos"/>
+          <w:sz w:val="20"/>
+          <w:szCs w:val="20"/>
+        </w:rPr>
+      </w:pPr>
+      <w:r>
+        <w:rPr>
+          <w:rFonts w:ascii="Aptos" w:eastAsia="Aptos" w:hAnsi="Aptos" w:cs="Aptos"/>
+          <w:sz w:val="20"/>
+          <w:szCs w:val="20"/>
+        </w:rPr>
+        <w:t xml:space="preserve">{{?web_app|mobile_app|web_mobile_app}}</w:t>
+      </w:r>
+    </w:p>
+    <w:p>
+      <w:pPr>
+        <w:spacing w:line="140" w:lineRule="auto"/>
+        <w:jc w:val="both"/>
+        <w:rPr>
+          <w:rFonts w:ascii="Aptos" w:eastAsia="Aptos" w:hAnsi="Aptos" w:cs="Aptos"/>
+          <w:sz w:val="20"/>
+          <w:szCs w:val="20"/>
+        </w:rPr>
+      </w:pPr>
+    </w:p>
+    <w:p>
+      <w:pPr>
+        <w:spacing w:line="280" w:lineRule="auto"/>
+        <w:jc w:val="both"/>
+        <w:rPr>
+          <w:rFonts w:ascii="Aptos" w:eastAsia="Aptos" w:hAnsi="Aptos" w:cs="Aptos"/>
+          <w:sz w:val="20"/>
+          <w:szCs w:val="20"/>
+        </w:rPr>
+      </w:pPr>
+      <w:r>
+        <w:rPr>
+          <w:rFonts w:ascii="Aptos" w:eastAsia="Aptos" w:hAnsi="Aptos" w:cs="Aptos"/>
+          <w:sz w:val="20"/>
+          <w:szCs w:val="20"/>
+        </w:rPr>
+        <w:t xml:space="preserve">The </w:t>
+      </w:r>
+      <w:r>
+        <w:rPr>
+          <w:rFonts w:ascii="Aptos" w:eastAsia="Aptos" w:hAnsi="Aptos" w:cs="Aptos"/>
+          <w:sz w:val="20"/>
+          <w:szCs w:val="20"/>
+        </w:rPr>
+        <w:t xml:space="preserve">{{deliverable}}</w:t>
+      </w:r>
+      <w:r>
+        <w:rPr>
+          <w:rFonts w:ascii="Aptos" w:eastAsia="Aptos" w:hAnsi="Aptos" w:cs="Aptos"/>
+          <w:sz w:val="20"/>
+          <w:szCs w:val="20"/>
+        </w:rPr>
+        <w:t xml:space="preserve"> uses open-source components, which remain with their owners on their own licence terms under section 11.0. The Provider chooses components whose licences allow commercial use and do not require the Client to publish its own source code.</w:t>
+      </w:r>
+    </w:p>
+    <w:p>
+      <w:pPr>
+        <w:keepNext/>
+        <w:keepLines/>
+        <w:spacing w:before="200" w:after="40" w:line="280" w:lineRule="auto"/>
+        <w:jc w:val="both"/>
+        <w:rPr>
+          <w:rFonts w:ascii="Aptos" w:eastAsia="Aptos" w:hAnsi="Aptos" w:cs="Aptos"/>
+          <w:b/>
+          <w:bCs/>
+          <w:color w:val="1F1F1F"/>
+          <w:sz w:val="20"/>
+          <w:szCs w:val="20"/>
+        </w:rPr>
+      </w:pPr>
+      <w:r>
+        <w:rPr>
+          <w:rFonts w:ascii="Aptos" w:eastAsia="Aptos" w:hAnsi="Aptos" w:cs="Aptos"/>
+          <w:b/>
+          <w:bCs/>
+          <w:color w:val="1F1F1F"/>
+          <w:sz w:val="20"/>
+          <w:szCs w:val="20"/>
+        </w:rPr>
+        <w:t xml:space="preserve">3.7 Third-party services and platform changes</w:t>
+      </w:r>
+    </w:p>
+    <w:p>
+      <w:pPr>
+        <w:spacing w:line="280" w:lineRule="auto"/>
+        <w:jc w:val="both"/>
+        <w:rPr>
+          <w:rFonts w:ascii="Aptos" w:eastAsia="Aptos" w:hAnsi="Aptos" w:cs="Aptos"/>
+          <w:sz w:val="20"/>
+          <w:szCs w:val="20"/>
+        </w:rPr>
+      </w:pPr>
+      <w:r>
+        <w:rPr>
+          <w:rFonts w:ascii="Aptos" w:eastAsia="Aptos" w:hAnsi="Aptos" w:cs="Aptos"/>
+          <w:sz w:val="20"/>
+          <w:szCs w:val="20"/>
+        </w:rPr>
+        <w:t xml:space="preserve">The </w:t>
+      </w:r>
+      <w:r>
+        <w:rPr>
+          <w:rFonts w:ascii="Aptos" w:eastAsia="Aptos" w:hAnsi="Aptos" w:cs="Aptos"/>
+          <w:sz w:val="20"/>
+          <w:szCs w:val="20"/>
+        </w:rPr>
+        <w:t xml:space="preserve">{{deliverable}}</w:t>
+      </w:r>
+      <w:r>
+        <w:rPr>
+          <w:rFonts w:ascii="Aptos" w:eastAsia="Aptos" w:hAnsi="Aptos" w:cs="Aptos"/>
+          <w:sz w:val="20"/>
+          <w:szCs w:val="20"/>
+        </w:rPr>
+        <w:t xml:space="preserve"> relies on services the Provider does not control, for example the hosting and cloud providers it runs on, and any payment, mapping, email, messaging, sign-in or other service listed in section 2.2. Each is supplied on its provider’s own terms, and any subscription or usage fees are borne by the Client under section 5.0.</w:t>
+      </w:r>
+    </w:p>
+    <w:p>
+      <w:pPr>
+        <w:spacing w:line="140" w:lineRule="auto"/>
+        <w:jc w:val="both"/>
+        <w:rPr>
+          <w:rFonts w:ascii="Aptos" w:eastAsia="Aptos" w:hAnsi="Aptos" w:cs="Aptos"/>
+          <w:sz w:val="20"/>
+          <w:szCs w:val="20"/>
+        </w:rPr>
+      </w:pPr>
+    </w:p>
+    <w:p>
+      <w:pPr>
+        <w:spacing w:line="280" w:lineRule="auto"/>
+        <w:jc w:val="both"/>
+        <w:rPr>
+          <w:rFonts w:ascii="Aptos" w:eastAsia="Aptos" w:hAnsi="Aptos" w:cs="Aptos"/>
+          <w:sz w:val="20"/>
+          <w:szCs w:val="20"/>
+        </w:rPr>
+      </w:pPr>
+      <w:r>
+        <w:rPr>
+          <w:rFonts w:ascii="Aptos" w:eastAsia="Aptos" w:hAnsi="Aptos" w:cs="Aptos"/>
+          <w:sz w:val="20"/>
+          <w:szCs w:val="20"/>
+        </w:rPr>
+        <w:t xml:space="preserve">If a provider changes, limits or withdraws a service, or changes its prices or rules, after the Provider has built to it, the work needed to adapt the </w:t>
+      </w:r>
+      <w:r>
+        <w:rPr>
+          <w:rFonts w:ascii="Aptos" w:eastAsia="Aptos" w:hAnsi="Aptos" w:cs="Aptos"/>
+          <w:sz w:val="20"/>
+          <w:szCs w:val="20"/>
+        </w:rPr>
+        <w:t xml:space="preserve">{{deliverable}}</w:t>
+      </w:r>
+      <w:r>
+        <w:rPr>
+          <w:rFonts w:ascii="Aptos" w:eastAsia="Aptos" w:hAnsi="Aptos" w:cs="Aptos"/>
+          <w:sz w:val="20"/>
+          <w:szCs w:val="20"/>
+        </w:rPr>
+        <w:t xml:space="preserve"> is an addition or alteration under section 6.0. The Provider chooses established services, and will inform the Client of any change it knows is coming that affects the </w:t>
+      </w:r>
+      <w:r>
+        <w:rPr>
+          <w:rFonts w:ascii="Aptos" w:eastAsia="Aptos" w:hAnsi="Aptos" w:cs="Aptos"/>
+          <w:sz w:val="20"/>
+          <w:szCs w:val="20"/>
+        </w:rPr>
+        <w:t xml:space="preserve">{{deliverable}}</w:t>
+      </w:r>
+      <w:r>
+        <w:rPr>
+          <w:rFonts w:ascii="Aptos" w:eastAsia="Aptos" w:hAnsi="Aptos" w:cs="Aptos"/>
+          <w:sz w:val="20"/>
+          <w:szCs w:val="20"/>
+        </w:rPr>
+        <w:t xml:space="preserve">.</w:t>
+      </w:r>
+    </w:p>
+    <w:p>
+      <w:pPr>
+        <w:spacing w:line="140" w:lineRule="auto"/>
+        <w:jc w:val="both"/>
+        <w:rPr>
+          <w:rFonts w:ascii="Aptos" w:eastAsia="Aptos" w:hAnsi="Aptos" w:cs="Aptos"/>
+          <w:sz w:val="20"/>
+          <w:szCs w:val="20"/>
+        </w:rPr>
+      </w:pPr>
+    </w:p>
+    <w:p>
+      <w:pPr>
+        <w:spacing w:line="280" w:lineRule="auto"/>
+        <w:jc w:val="both"/>
+        <w:rPr>
+          <w:rFonts w:ascii="Aptos" w:eastAsia="Aptos" w:hAnsi="Aptos" w:cs="Aptos"/>
+          <w:sz w:val="20"/>
+          <w:szCs w:val="20"/>
+        </w:rPr>
+      </w:pPr>
+      <w:r>
+        <w:rPr>
+          <w:rFonts w:ascii="Aptos" w:eastAsia="Aptos" w:hAnsi="Aptos" w:cs="Aptos"/>
+          <w:sz w:val="20"/>
+          <w:szCs w:val="20"/>
+        </w:rPr>
+        <w:t xml:space="preserve">Operating systems and browsers are updated regularly by Apple, Google, Microsoft and others. The </w:t>
+      </w:r>
+      <w:r>
+        <w:rPr>
+          <w:rFonts w:ascii="Aptos" w:eastAsia="Aptos" w:hAnsi="Aptos" w:cs="Aptos"/>
+          <w:sz w:val="20"/>
+          <w:szCs w:val="20"/>
+        </w:rPr>
+        <w:t xml:space="preserve">{{deliverable}}</w:t>
+      </w:r>
+      <w:r>
+        <w:rPr>
+          <w:rFonts w:ascii="Aptos" w:eastAsia="Aptos" w:hAnsi="Aptos" w:cs="Aptos"/>
+          <w:sz w:val="20"/>
+          <w:szCs w:val="20"/>
+        </w:rPr>
+        <w:t xml:space="preserve"> is built for the versions set out in section 2.3. Keeping it working with versions or devices released after acceptance is not a defect under section 4.1, and is covered by ongoing support if the Client takes it under that section, or quoted separately.</w:t>
+      </w:r>
+    </w:p>
+    <w:p>
+      <w:pPr>
+        <w:spacing w:line="280" w:lineRule="auto"/>
+        <w:jc w:val="both"/>
+        <w:rPr>
+          <w:rFonts w:ascii="Aptos" w:eastAsia="Aptos" w:hAnsi="Aptos" w:cs="Aptos"/>
+          <w:sz w:val="20"/>
+          <w:szCs w:val="20"/>
+        </w:rPr>
+      </w:pPr>
+      <w:r>
+        <w:rPr>
+          <w:rFonts w:ascii="Aptos" w:eastAsia="Aptos" w:hAnsi="Aptos" w:cs="Aptos"/>
+          <w:sz w:val="20"/>
+          <w:szCs w:val="20"/>
+        </w:rPr>
+        <w:t xml:space="preserve">{{/web_app|mobile_app|web_mobile_app}}</w:t>
+      </w:r>
+    </w:p>
+    <w:p>
+      <w:pPr>
+        <w:spacing w:line="280" w:lineRule="auto"/>
+        <w:jc w:val="both"/>
+        <w:rPr>
+          <w:rFonts w:ascii="Aptos" w:eastAsia="Aptos" w:hAnsi="Aptos" w:cs="Aptos"/>
+          <w:sz w:val="20"/>
+          <w:szCs w:val="20"/>
+        </w:rPr>
+      </w:pPr>
+      <w:r>
+        <w:rPr>
+          <w:rFonts w:ascii="Aptos" w:eastAsia="Aptos" w:hAnsi="Aptos" w:cs="Aptos"/>
+          <w:sz w:val="20"/>
+          <w:szCs w:val="20"/>
+        </w:rPr>
+        <w:t xml:space="preserve">{{?mobile_app|web_mobile_app}}</w:t>
+      </w:r>
+    </w:p>
+    <w:p>
+      <w:pPr>
+        <w:keepNext/>
+        <w:keepLines/>
+        <w:spacing w:before="200" w:after="40" w:line="280" w:lineRule="auto"/>
+        <w:jc w:val="both"/>
+        <w:rPr>
+          <w:rFonts w:ascii="Aptos" w:eastAsia="Aptos" w:hAnsi="Aptos" w:cs="Aptos"/>
+          <w:b/>
+          <w:bCs/>
+          <w:color w:val="1F1F1F"/>
+          <w:sz w:val="20"/>
+          <w:szCs w:val="20"/>
+        </w:rPr>
+      </w:pPr>
+      <w:r>
+        <w:rPr>
+          <w:rFonts w:ascii="Aptos" w:eastAsia="Aptos" w:hAnsi="Aptos" w:cs="Aptos"/>
+          <w:b/>
+          <w:bCs/>
+          <w:color w:val="1F1F1F"/>
+          <w:sz w:val="20"/>
+          <w:szCs w:val="20"/>
+        </w:rPr>
+        <w:t xml:space="preserve">3.8 App store release</w:t>
+      </w:r>
+    </w:p>
+    <w:p>
+      <w:pPr>
+        <w:spacing w:line="280" w:lineRule="auto"/>
+        <w:jc w:val="both"/>
+        <w:rPr>
+          <w:rFonts w:ascii="Aptos" w:eastAsia="Aptos" w:hAnsi="Aptos" w:cs="Aptos"/>
+          <w:sz w:val="20"/>
+          <w:szCs w:val="20"/>
+        </w:rPr>
+      </w:pPr>
+      <w:r>
+        <w:rPr>
+          <w:rFonts w:ascii="Aptos" w:eastAsia="Aptos" w:hAnsi="Aptos" w:cs="Aptos"/>
+          <w:sz w:val="20"/>
+          <w:szCs w:val="20"/>
+        </w:rPr>
+        <w:t xml:space="preserve">The Provider prepares the store listings and submits the first release of the </w:t>
+      </w:r>
+      <w:r>
+        <w:rPr>
+          <w:rFonts w:ascii="Aptos" w:eastAsia="Aptos" w:hAnsi="Aptos" w:cs="Aptos"/>
+          <w:sz w:val="20"/>
+          <w:szCs w:val="20"/>
+        </w:rPr>
+        <w:t xml:space="preserve">{{store_app}}</w:t>
+      </w:r>
+      <w:r>
+        <w:rPr>
+          <w:rFonts w:ascii="Aptos" w:eastAsia="Aptos" w:hAnsi="Aptos" w:cs="Aptos"/>
+          <w:sz w:val="20"/>
+          <w:szCs w:val="20"/>
+        </w:rPr>
+        <w:t xml:space="preserve"> for review under the developer accounts described in section 2.3. Delivery of the </w:t>
+      </w:r>
+      <w:r>
+        <w:rPr>
+          <w:rFonts w:ascii="Aptos" w:eastAsia="Aptos" w:hAnsi="Aptos" w:cs="Aptos"/>
+          <w:sz w:val="20"/>
+          <w:szCs w:val="20"/>
+        </w:rPr>
+        <w:t xml:space="preserve">{{store_app}}</w:t>
+      </w:r>
+      <w:r>
+        <w:rPr>
+          <w:rFonts w:ascii="Aptos" w:eastAsia="Aptos" w:hAnsi="Aptos" w:cs="Aptos"/>
+          <w:sz w:val="20"/>
+          <w:szCs w:val="20"/>
+        </w:rPr>
+        <w:t xml:space="preserve"> is complete when it is submitted. Store approval is not a condition of acceptance or of any payment. The Provider also releases the corrections it makes under section 4.1. Any other release after the first is covered by ongoing support if the Client takes it under section 4.1, or quoted separately.</w:t>
+      </w:r>
+    </w:p>
+    <w:p>
+      <w:pPr>
+        <w:spacing w:line="140" w:lineRule="auto"/>
+        <w:jc w:val="both"/>
+        <w:rPr>
+          <w:rFonts w:ascii="Aptos" w:eastAsia="Aptos" w:hAnsi="Aptos" w:cs="Aptos"/>
+          <w:sz w:val="20"/>
+          <w:szCs w:val="20"/>
+        </w:rPr>
+      </w:pPr>
+    </w:p>
+    <w:p>
+      <w:pPr>
+        <w:spacing w:line="280" w:lineRule="auto"/>
+        <w:jc w:val="both"/>
+        <w:rPr>
+          <w:rFonts w:ascii="Aptos" w:eastAsia="Aptos" w:hAnsi="Aptos" w:cs="Aptos"/>
+          <w:sz w:val="20"/>
+          <w:szCs w:val="20"/>
+        </w:rPr>
+      </w:pPr>
+      <w:r>
+        <w:rPr>
+          <w:rFonts w:ascii="Aptos" w:eastAsia="Aptos" w:hAnsi="Aptos" w:cs="Aptos"/>
+          <w:sz w:val="20"/>
+          <w:szCs w:val="20"/>
+        </w:rPr>
+        <w:t xml:space="preserve">By the date set in section 3.1, the Client will supply:</w:t>
+      </w:r>
+    </w:p>
+    <w:p>
+      <w:pPr>
+        <w:spacing w:line="80" w:lineRule="auto"/>
+        <w:jc w:val="both"/>
+        <w:rPr>
+          <w:rFonts w:ascii="Aptos" w:eastAsia="Aptos" w:hAnsi="Aptos" w:cs="Aptos"/>
+          <w:sz w:val="20"/>
+          <w:szCs w:val="20"/>
+        </w:rPr>
+      </w:pPr>
+    </w:p>
+    <w:p>
+      <w:pPr>
+        <w:spacing w:line="280" w:lineRule="auto"/>
+        <w:ind w:left="640" w:hanging="300"/>
+        <w:jc w:val="both"/>
+        <w:rPr>
+          <w:rFonts w:ascii="Aptos" w:eastAsia="Aptos" w:hAnsi="Aptos" w:cs="Aptos"/>
+          <w:sz w:val="20"/>
+          <w:szCs w:val="20"/>
+        </w:rPr>
+      </w:pPr>
+      <w:r>
+        <w:rPr>
+          <w:rFonts w:ascii="Aptos" w:eastAsia="Aptos" w:hAnsi="Aptos" w:cs="Aptos"/>
+          <w:sz w:val="20"/>
+          <w:szCs w:val="20"/>
+        </w:rPr>
+        <w:t xml:space="preserve">• the store listing text, screenshots and other images, and the support and privacy policy addresses;</w:t>
+      </w:r>
+    </w:p>
+    <w:p>
+      <w:pPr>
+        <w:spacing w:line="280" w:lineRule="auto"/>
+        <w:ind w:left="640" w:hanging="300"/>
+        <w:jc w:val="both"/>
+        <w:rPr>
+          <w:rFonts w:ascii="Aptos" w:eastAsia="Aptos" w:hAnsi="Aptos" w:cs="Aptos"/>
+          <w:sz w:val="20"/>
+          <w:szCs w:val="20"/>
+        </w:rPr>
+      </w:pPr>
+      <w:r>
+        <w:rPr>
+          <w:rFonts w:ascii="Aptos" w:eastAsia="Aptos" w:hAnsi="Aptos" w:cs="Aptos"/>
+          <w:sz w:val="20"/>
+          <w:szCs w:val="20"/>
+        </w:rPr>
+        <w:t xml:space="preserve">• the answers to Apple’s App Privacy questions and Google Play’s Data safety form, which are the Client’s responsibility, with the Provider’s technical input on the data the </w:t>
+      </w:r>
+      <w:r>
+        <w:rPr>
+          <w:rFonts w:ascii="Aptos" w:eastAsia="Aptos" w:hAnsi="Aptos" w:cs="Aptos"/>
+          <w:sz w:val="20"/>
+          <w:szCs w:val="20"/>
+        </w:rPr>
+        <w:t xml:space="preserve">{{store_app}}</w:t>
+      </w:r>
+      <w:r>
+        <w:rPr>
+          <w:rFonts w:ascii="Aptos" w:eastAsia="Aptos" w:hAnsi="Aptos" w:cs="Aptos"/>
+          <w:sz w:val="20"/>
+          <w:szCs w:val="20"/>
+        </w:rPr>
+        <w:t xml:space="preserve"> collects;</w:t>
+      </w:r>
+    </w:p>
+    <w:p>
+      <w:pPr>
+        <w:spacing w:line="280" w:lineRule="auto"/>
+        <w:ind w:left="640" w:hanging="300"/>
+        <w:jc w:val="both"/>
+        <w:rPr>
+          <w:rFonts w:ascii="Aptos" w:eastAsia="Aptos" w:hAnsi="Aptos" w:cs="Aptos"/>
+          <w:sz w:val="20"/>
+          <w:szCs w:val="20"/>
+        </w:rPr>
+      </w:pPr>
+      <w:r>
+        <w:rPr>
+          <w:rFonts w:ascii="Aptos" w:eastAsia="Aptos" w:hAnsi="Aptos" w:cs="Aptos"/>
+          <w:sz w:val="20"/>
+          <w:szCs w:val="20"/>
+        </w:rPr>
+        <w:t xml:space="preserve">• a demonstration account for the stores’ reviewers;</w:t>
+      </w:r>
+    </w:p>
+    <w:p>
+      <w:pPr>
+        <w:spacing w:line="280" w:lineRule="auto"/>
+        <w:ind w:left="640" w:hanging="300"/>
+        <w:jc w:val="both"/>
+        <w:rPr>
+          <w:rFonts w:ascii="Aptos" w:eastAsia="Aptos" w:hAnsi="Aptos" w:cs="Aptos"/>
+          <w:sz w:val="20"/>
+          <w:szCs w:val="20"/>
+        </w:rPr>
+      </w:pPr>
+      <w:r>
+        <w:rPr>
+          <w:rFonts w:ascii="Aptos" w:eastAsia="Aptos" w:hAnsi="Aptos" w:cs="Aptos"/>
+          <w:sz w:val="20"/>
+          <w:szCs w:val="20"/>
+        </w:rPr>
+        <w:t xml:space="preserve">• any licence, registration or other evidence the stores require for the Client’s business; and</w:t>
+      </w:r>
+    </w:p>
+    <w:p>
+      <w:pPr>
+        <w:spacing w:line="280" w:lineRule="auto"/>
+        <w:ind w:left="640" w:hanging="300"/>
+        <w:jc w:val="both"/>
+        <w:rPr>
+          <w:rFonts w:ascii="Aptos" w:eastAsia="Aptos" w:hAnsi="Aptos" w:cs="Aptos"/>
+          <w:sz w:val="20"/>
+          <w:szCs w:val="20"/>
+        </w:rPr>
+      </w:pPr>
+      <w:r>
+        <w:rPr>
+          <w:rFonts w:ascii="Aptos" w:eastAsia="Aptos" w:hAnsi="Aptos" w:cs="Aptos"/>
+          <w:sz w:val="20"/>
+          <w:szCs w:val="20"/>
+        </w:rPr>
+        <w:t xml:space="preserve">• details of any payments or subscriptions sold within the </w:t>
+      </w:r>
+      <w:r>
+        <w:rPr>
+          <w:rFonts w:ascii="Aptos" w:eastAsia="Aptos" w:hAnsi="Aptos" w:cs="Aptos"/>
+          <w:sz w:val="20"/>
+          <w:szCs w:val="20"/>
+        </w:rPr>
+        <w:t xml:space="preserve">{{store_app}}</w:t>
+      </w:r>
+      <w:r>
+        <w:rPr>
+          <w:rFonts w:ascii="Aptos" w:eastAsia="Aptos" w:hAnsi="Aptos" w:cs="Aptos"/>
+          <w:sz w:val="20"/>
+          <w:szCs w:val="20"/>
+        </w:rPr>
+        <w:t xml:space="preserve">.</w:t>
+      </w:r>
+    </w:p>
+    <w:p>
+      <w:pPr>
+        <w:spacing w:line="140" w:lineRule="auto"/>
+        <w:jc w:val="both"/>
+        <w:rPr>
+          <w:rFonts w:ascii="Aptos" w:eastAsia="Aptos" w:hAnsi="Aptos" w:cs="Aptos"/>
+          <w:sz w:val="20"/>
+          <w:szCs w:val="20"/>
+        </w:rPr>
+      </w:pPr>
+    </w:p>
+    <w:p>
+      <w:pPr>
+        <w:spacing w:line="280" w:lineRule="auto"/>
+        <w:jc w:val="both"/>
+        <w:rPr>
+          <w:rFonts w:ascii="Aptos" w:eastAsia="Aptos" w:hAnsi="Aptos" w:cs="Aptos"/>
+          <w:sz w:val="20"/>
+          <w:szCs w:val="20"/>
+        </w:rPr>
+      </w:pPr>
+      <w:r>
+        <w:rPr>
+          <w:rFonts w:ascii="Aptos" w:eastAsia="Aptos" w:hAnsi="Aptos" w:cs="Aptos"/>
+          <w:sz w:val="20"/>
+          <w:szCs w:val="20"/>
+        </w:rPr>
+        <w:t xml:space="preserve">Whether the </w:t>
+      </w:r>
+      <w:r>
+        <w:rPr>
+          <w:rFonts w:ascii="Aptos" w:eastAsia="Aptos" w:hAnsi="Aptos" w:cs="Aptos"/>
+          <w:sz w:val="20"/>
+          <w:szCs w:val="20"/>
+        </w:rPr>
+        <w:t xml:space="preserve">{{store_app}}</w:t>
+      </w:r>
+      <w:r>
+        <w:rPr>
+          <w:rFonts w:ascii="Aptos" w:eastAsia="Aptos" w:hAnsi="Aptos" w:cs="Aptos"/>
+          <w:sz w:val="20"/>
+          <w:szCs w:val="20"/>
+        </w:rPr>
+        <w:t xml:space="preserve"> is approved is a decision for Apple and Google, not the Provider. If a store rejects it because the Provider’s work does not meet the store’s rules in force at the time of submission, the Provider will correct it at no charge and resubmit. If it is rejected because of the Client’s content, business model or anything the Client supplies under this section, the Provider will help the Client respond, and the work required is charged as an addition or alteration under section 6.0.</w:t>
+      </w:r>
+    </w:p>
+    <w:p>
+      <w:pPr>
+        <w:spacing w:line="140" w:lineRule="auto"/>
+        <w:jc w:val="both"/>
+        <w:rPr>
+          <w:rFonts w:ascii="Aptos" w:eastAsia="Aptos" w:hAnsi="Aptos" w:cs="Aptos"/>
+          <w:sz w:val="20"/>
+          <w:szCs w:val="20"/>
+        </w:rPr>
+      </w:pPr>
+    </w:p>
+    <w:p>
+      <w:pPr>
+        <w:spacing w:line="280" w:lineRule="auto"/>
+        <w:jc w:val="both"/>
+        <w:rPr>
+          <w:rFonts w:ascii="Aptos" w:eastAsia="Aptos" w:hAnsi="Aptos" w:cs="Aptos"/>
+          <w:sz w:val="20"/>
+          <w:szCs w:val="20"/>
+        </w:rPr>
+      </w:pPr>
+      <w:r>
+        <w:rPr>
+          <w:rFonts w:ascii="Aptos" w:eastAsia="Aptos" w:hAnsi="Aptos" w:cs="Aptos"/>
+          <w:sz w:val="20"/>
+          <w:szCs w:val="20"/>
+        </w:rPr>
+        <w:t xml:space="preserve">The Client tests and accepts the </w:t>
+      </w:r>
+      <w:r>
+        <w:rPr>
+          <w:rFonts w:ascii="Aptos" w:eastAsia="Aptos" w:hAnsi="Aptos" w:cs="Aptos"/>
+          <w:sz w:val="20"/>
+          <w:szCs w:val="20"/>
+        </w:rPr>
+        <w:t xml:space="preserve">{{store_app}}</w:t>
+      </w:r>
+      <w:r>
+        <w:rPr>
+          <w:rFonts w:ascii="Aptos" w:eastAsia="Aptos" w:hAnsi="Aptos" w:cs="Aptos"/>
+          <w:sz w:val="20"/>
+          <w:szCs w:val="20"/>
+        </w:rPr>
+        <w:t xml:space="preserve"> under section 3.4 on test builds sent through Apple’s TestFlight and Google Play’s testing tracks. The time a store takes to review the </w:t>
+      </w:r>
+      <w:r>
+        <w:rPr>
+          <w:rFonts w:ascii="Aptos" w:eastAsia="Aptos" w:hAnsi="Aptos" w:cs="Aptos"/>
+          <w:sz w:val="20"/>
+          <w:szCs w:val="20"/>
+        </w:rPr>
+        <w:t xml:space="preserve">{{store_app}}</w:t>
+      </w:r>
+      <w:r>
+        <w:rPr>
+          <w:rFonts w:ascii="Aptos" w:eastAsia="Aptos" w:hAnsi="Aptos" w:cs="Aptos"/>
+          <w:sz w:val="20"/>
+          <w:szCs w:val="20"/>
+        </w:rPr>
+        <w:t xml:space="preserve"> does not delay acceptance or the final payment.</w:t>
+      </w:r>
+    </w:p>
+    <w:p>
+      <w:pPr>
+        <w:spacing w:line="280" w:lineRule="auto"/>
+        <w:jc w:val="both"/>
+        <w:rPr>
+          <w:rFonts w:ascii="Aptos" w:eastAsia="Aptos" w:hAnsi="Aptos" w:cs="Aptos"/>
+          <w:sz w:val="20"/>
+          <w:szCs w:val="20"/>
+        </w:rPr>
+      </w:pPr>
+      <w:r>
+        <w:rPr>
+          <w:rFonts w:ascii="Aptos" w:eastAsia="Aptos" w:hAnsi="Aptos" w:cs="Aptos"/>
+          <w:sz w:val="20"/>
+          <w:szCs w:val="20"/>
+        </w:rPr>
+        <w:t xml:space="preserve">{{/mobile_app|web_mobile_app}}</w:t>
       </w:r>
     </w:p>
     <w:p>
@@ -2983,7 +6304,67 @@
           <w:sz w:val="20"/>
           <w:szCs w:val="20"/>
         </w:rPr>
-        <w:t xml:space="preserve">The Client agrees to pay the Provider in accordance with the payment schedule in section 2.4, which is the only schedule of payments under this Agreement. All fees are due and payable on receipt of invoice, including those for any stock photography or other purchased materials authorised for the project. The first payment is due before work begins, and the final payment is due on acceptance of the </w:t>
+        <w:t xml:space="preserve">The Client agrees to pay the Provider in accordance with the payment schedule in section 2.5, which is the only schedule of payments under this Agreement. All fees are due and payable on receipt of invoice, including those for any stock photography or other purchased materials authorised for the project. Each invoice is payable in full, without set-off or deduction, other than any tax the law requires the Client to withhold, for which the Client will give the Provider the withholding certificate within 30 days.</w:t>
+      </w:r>
+    </w:p>
+    <w:p>
+      <w:pPr>
+        <w:spacing w:line="140" w:lineRule="auto"/>
+        <w:jc w:val="both"/>
+        <w:rPr>
+          <w:rFonts w:ascii="Aptos" w:eastAsia="Aptos" w:hAnsi="Aptos" w:cs="Aptos"/>
+          <w:sz w:val="20"/>
+          <w:szCs w:val="20"/>
+        </w:rPr>
+      </w:pPr>
+    </w:p>
+    <w:p>
+      <w:pPr>
+        <w:spacing w:line="280" w:lineRule="auto"/>
+        <w:jc w:val="both"/>
+        <w:rPr>
+          <w:rFonts w:ascii="Aptos" w:eastAsia="Aptos" w:hAnsi="Aptos" w:cs="Aptos"/>
+          <w:sz w:val="20"/>
+          <w:szCs w:val="20"/>
+        </w:rPr>
+      </w:pPr>
+      <w:r>
+        <w:rPr>
+          <w:rFonts w:ascii="Aptos" w:eastAsia="Aptos" w:hAnsi="Aptos" w:cs="Aptos"/>
+          <w:sz w:val="20"/>
+          <w:szCs w:val="20"/>
+        </w:rPr>
+        <w:t xml:space="preserve">The first payment in section 2.5 is an advance. It secures the Client’s place in the Provider’s schedule, for which the Provider reserves its team and declines other work, and counts toward the fees. Section 13.0 sets out when the Provider keeps it and when it is refunded if this Agreement ends early.</w:t>
+      </w:r>
+    </w:p>
+    <w:p>
+      <w:pPr>
+        <w:spacing w:line="140" w:lineRule="auto"/>
+        <w:jc w:val="both"/>
+        <w:rPr>
+          <w:rFonts w:ascii="Aptos" w:eastAsia="Aptos" w:hAnsi="Aptos" w:cs="Aptos"/>
+          <w:sz w:val="20"/>
+          <w:szCs w:val="20"/>
+        </w:rPr>
+      </w:pPr>
+    </w:p>
+    <w:p>
+      <w:pPr>
+        <w:spacing w:line="280" w:lineRule="auto"/>
+        <w:jc w:val="both"/>
+        <w:rPr>
+          <w:rFonts w:ascii="Aptos" w:eastAsia="Aptos" w:hAnsi="Aptos" w:cs="Aptos"/>
+          <w:sz w:val="20"/>
+          <w:szCs w:val="20"/>
+        </w:rPr>
+      </w:pPr>
+      <w:r>
+        <w:rPr>
+          <w:rFonts w:ascii="Aptos" w:eastAsia="Aptos" w:hAnsi="Aptos" w:cs="Aptos"/>
+          <w:sz w:val="20"/>
+          <w:szCs w:val="20"/>
+        </w:rPr>
+        <w:t xml:space="preserve">The final payment is due on acceptance of the </w:t>
       </w:r>
       <w:r>
         <w:rPr>
@@ -2999,67 +6380,7 @@
           <w:sz w:val="20"/>
           <w:szCs w:val="20"/>
         </w:rPr>
-        <w:t xml:space="preserve"> under section 3.4.</w:t>
-      </w:r>
-    </w:p>
-    <w:p>
-      <w:pPr>
-        <w:spacing w:line="140" w:lineRule="auto"/>
-        <w:jc w:val="both"/>
-        <w:rPr>
-          <w:rFonts w:ascii="Aptos" w:eastAsia="Aptos" w:hAnsi="Aptos" w:cs="Aptos"/>
-          <w:sz w:val="20"/>
-          <w:szCs w:val="20"/>
-        </w:rPr>
-      </w:pPr>
-    </w:p>
-    <w:p>
-      <w:pPr>
-        <w:spacing w:line="280" w:lineRule="auto"/>
-        <w:jc w:val="both"/>
-        <w:rPr>
-          <w:rFonts w:ascii="Aptos" w:eastAsia="Aptos" w:hAnsi="Aptos" w:cs="Aptos"/>
-          <w:sz w:val="20"/>
-          <w:szCs w:val="20"/>
-        </w:rPr>
-      </w:pPr>
-      <w:r>
-        <w:rPr>
-          <w:rFonts w:ascii="Aptos" w:eastAsia="Aptos" w:hAnsi="Aptos" w:cs="Aptos"/>
-          <w:sz w:val="20"/>
-          <w:szCs w:val="20"/>
-        </w:rPr>
-        <w:t xml:space="preserve">The Provider may suspend work, and withhold delivery, until any overdue balance is paid. Final payment is required before any files, accounts or ownership are handed over under sections 3.5 and 11.0.</w:t>
-      </w:r>
-    </w:p>
-    <w:p>
-      <w:pPr>
-        <w:spacing w:line="140" w:lineRule="auto"/>
-        <w:jc w:val="both"/>
-        <w:rPr>
-          <w:rFonts w:ascii="Aptos" w:eastAsia="Aptos" w:hAnsi="Aptos" w:cs="Aptos"/>
-          <w:sz w:val="20"/>
-          <w:szCs w:val="20"/>
-        </w:rPr>
-      </w:pPr>
-    </w:p>
-    <w:p>
-      <w:pPr>
-        <w:spacing w:line="280" w:lineRule="auto"/>
-        <w:jc w:val="both"/>
-        <w:rPr>
-          <w:rFonts w:ascii="Aptos" w:eastAsia="Aptos" w:hAnsi="Aptos" w:cs="Aptos"/>
-          <w:sz w:val="20"/>
-          <w:szCs w:val="20"/>
-        </w:rPr>
-      </w:pPr>
-      <w:r>
-        <w:rPr>
-          <w:rFonts w:ascii="Aptos" w:eastAsia="Aptos" w:hAnsi="Aptos" w:cs="Aptos"/>
-          <w:sz w:val="20"/>
-          <w:szCs w:val="20"/>
-        </w:rPr>
-        <w:t xml:space="preserve">The first payment secures the Client’s place in the Provider’s schedule. If the Client ends this Agreement, the Provider retains it. If the Provider ends this Agreement for any reason other than the Client’s breach, the Provider will refund it, less the value of work already performed and costs already committed.</w:t>
+        <w:t xml:space="preserve"> under section 3.4. The Provider may suspend work until any overdue invoice is paid, and may withhold work that has not been paid for under section 14.0.</w:t>
       </w:r>
     </w:p>
     <w:p>
@@ -3204,6 +6525,90 @@
     </w:p>
     <w:p>
       <w:pPr>
+        <w:spacing w:line="280" w:lineRule="auto"/>
+        <w:jc w:val="both"/>
+        <w:rPr>
+          <w:rFonts w:ascii="Aptos" w:eastAsia="Aptos" w:hAnsi="Aptos" w:cs="Aptos"/>
+          <w:sz w:val="20"/>
+          <w:szCs w:val="20"/>
+        </w:rPr>
+      </w:pPr>
+      <w:r>
+        <w:rPr>
+          <w:rFonts w:ascii="Aptos" w:eastAsia="Aptos" w:hAnsi="Aptos" w:cs="Aptos"/>
+          <w:sz w:val="20"/>
+          <w:szCs w:val="20"/>
+        </w:rPr>
+        <w:t xml:space="preserve">{{?website}}</w:t>
+      </w:r>
+    </w:p>
+    <w:p>
+      <w:pPr>
+        <w:spacing w:line="140" w:lineRule="auto"/>
+        <w:jc w:val="both"/>
+        <w:rPr>
+          <w:rFonts w:ascii="Aptos" w:eastAsia="Aptos" w:hAnsi="Aptos" w:cs="Aptos"/>
+          <w:sz w:val="20"/>
+          <w:szCs w:val="20"/>
+        </w:rPr>
+      </w:pPr>
+    </w:p>
+    <w:p>
+      <w:pPr>
+        <w:spacing w:line="280" w:lineRule="auto"/>
+        <w:jc w:val="both"/>
+        <w:rPr>
+          <w:rFonts w:ascii="Aptos" w:eastAsia="Aptos" w:hAnsi="Aptos" w:cs="Aptos"/>
+          <w:sz w:val="20"/>
+          <w:szCs w:val="20"/>
+        </w:rPr>
+      </w:pPr>
+      <w:r>
+        <w:rPr>
+          <w:rFonts w:ascii="Aptos" w:eastAsia="Aptos" w:hAnsi="Aptos" w:cs="Aptos"/>
+          <w:sz w:val="20"/>
+          <w:szCs w:val="20"/>
+        </w:rPr>
+        <w:t xml:space="preserve">Included support is the correction of defects only. It does not include updates to </w:t>
+      </w:r>
+      <w:r>
+        <w:rPr>
+          <w:rFonts w:ascii="Aptos" w:eastAsia="Aptos" w:hAnsi="Aptos" w:cs="Aptos"/>
+          <w:sz w:val="20"/>
+          <w:szCs w:val="20"/>
+        </w:rPr>
+        <w:t xml:space="preserve">{{scope.platform}}</w:t>
+      </w:r>
+      <w:r>
+        <w:rPr>
+          <w:rFonts w:ascii="Aptos" w:eastAsia="Aptos" w:hAnsi="Aptos" w:cs="Aptos"/>
+          <w:sz w:val="20"/>
+          <w:szCs w:val="20"/>
+        </w:rPr>
+        <w:t xml:space="preserve"> or to any theme or plugin, security patches, backups or restore tests, or failures caused by an update to a third-party theme or plugin. These are covered by ongoing support if the Client takes it, or quoted separately. The Provider installs the current versions at go-live.</w:t>
+      </w:r>
+    </w:p>
+    <w:p>
+      <w:pPr>
+        <w:spacing w:line="280" w:lineRule="auto"/>
+        <w:jc w:val="both"/>
+        <w:rPr>
+          <w:rFonts w:ascii="Aptos" w:eastAsia="Aptos" w:hAnsi="Aptos" w:cs="Aptos"/>
+          <w:sz w:val="20"/>
+          <w:szCs w:val="20"/>
+        </w:rPr>
+      </w:pPr>
+      <w:r>
+        <w:rPr>
+          <w:rFonts w:ascii="Aptos" w:eastAsia="Aptos" w:hAnsi="Aptos" w:cs="Aptos"/>
+          <w:sz w:val="20"/>
+          <w:szCs w:val="20"/>
+        </w:rPr>
+        <w:t xml:space="preserve">{{/website}}</w:t>
+      </w:r>
+    </w:p>
+    <w:p>
+      <w:pPr>
         <w:spacing w:line="140" w:lineRule="auto"/>
         <w:jc w:val="both"/>
         <w:rPr>
@@ -3322,6 +6727,74 @@
           <w:szCs w:val="20"/>
         </w:rPr>
         <w:t xml:space="preserve">The Provider will provide up to three (3) design iterations. Any additional iteration will be quoted before it begins and charged only once the Client has approved the quote in writing.</w:t>
+      </w:r>
+    </w:p>
+    <w:p>
+      <w:pPr>
+        <w:spacing w:line="280" w:lineRule="auto"/>
+        <w:jc w:val="both"/>
+        <w:rPr>
+          <w:rFonts w:ascii="Aptos" w:eastAsia="Aptos" w:hAnsi="Aptos" w:cs="Aptos"/>
+          <w:sz w:val="20"/>
+          <w:szCs w:val="20"/>
+        </w:rPr>
+      </w:pPr>
+      <w:r>
+        <w:rPr>
+          <w:rFonts w:ascii="Aptos" w:eastAsia="Aptos" w:hAnsi="Aptos" w:cs="Aptos"/>
+          <w:sz w:val="20"/>
+          <w:szCs w:val="20"/>
+        </w:rPr>
+        <w:t xml:space="preserve">{{?web_app|mobile_app|web_mobile_app}}</w:t>
+      </w:r>
+    </w:p>
+    <w:p>
+      <w:pPr>
+        <w:spacing w:line="140" w:lineRule="auto"/>
+        <w:jc w:val="both"/>
+        <w:rPr>
+          <w:rFonts w:ascii="Aptos" w:eastAsia="Aptos" w:hAnsi="Aptos" w:cs="Aptos"/>
+          <w:sz w:val="20"/>
+          <w:szCs w:val="20"/>
+        </w:rPr>
+      </w:pPr>
+    </w:p>
+    <w:p>
+      <w:pPr>
+        <w:spacing w:line="280" w:lineRule="auto"/>
+        <w:jc w:val="both"/>
+        <w:rPr>
+          <w:rFonts w:ascii="Aptos" w:eastAsia="Aptos" w:hAnsi="Aptos" w:cs="Aptos"/>
+          <w:sz w:val="20"/>
+          <w:szCs w:val="20"/>
+        </w:rPr>
+      </w:pPr>
+      <w:r>
+        <w:rPr>
+          <w:rFonts w:ascii="Aptos" w:eastAsia="Aptos" w:hAnsi="Aptos" w:cs="Aptos"/>
+          <w:sz w:val="20"/>
+          <w:szCs w:val="20"/>
+        </w:rPr>
+        <w:t xml:space="preserve">During development, the Client’s feedback on each testing release is included. Feedback that asks for something different from section 2.0 is an addition or alteration under section 6.0.</w:t>
+      </w:r>
+    </w:p>
+    <w:p>
+      <w:pPr>
+        <w:spacing w:line="280" w:lineRule="auto"/>
+        <w:jc w:val="both"/>
+        <w:rPr>
+          <w:rFonts w:ascii="Aptos" w:eastAsia="Aptos" w:hAnsi="Aptos" w:cs="Aptos"/>
+          <w:sz w:val="20"/>
+          <w:szCs w:val="20"/>
+        </w:rPr>
+      </w:pPr>
+      <w:r>
+        <w:rPr>
+          <w:rFonts w:ascii="Aptos" w:eastAsia="Aptos" w:hAnsi="Aptos" w:cs="Aptos"/>
+          <w:sz w:val="20"/>
+          <w:szCs w:val="20"/>
+        </w:rPr>
+        <w:t xml:space="preserve">{{/web_app|mobile_app|web_mobile_app}}</w:t>
       </w:r>
     </w:p>
     <w:p>
@@ -3854,32 +7327,247 @@
     </w:p>
     <w:p>
       <w:pPr>
-        <w:spacing w:line="140" w:lineRule="auto"/>
-        <w:jc w:val="both"/>
-        <w:rPr>
-          <w:rFonts w:ascii="Aptos" w:eastAsia="Aptos" w:hAnsi="Aptos" w:cs="Aptos"/>
-          <w:sz w:val="20"/>
-          <w:szCs w:val="20"/>
-        </w:rPr>
-      </w:pPr>
-    </w:p>
-    <w:p>
-      <w:pPr>
-        <w:spacing w:line="280" w:lineRule="auto"/>
-        <w:jc w:val="both"/>
-        <w:rPr>
-          <w:rFonts w:ascii="Aptos" w:eastAsia="Aptos" w:hAnsi="Aptos" w:cs="Aptos"/>
-          <w:sz w:val="20"/>
-          <w:szCs w:val="20"/>
-        </w:rPr>
-      </w:pPr>
-      <w:r>
-        <w:rPr>
-          <w:rFonts w:ascii="Aptos" w:eastAsia="Aptos" w:hAnsi="Aptos" w:cs="Aptos"/>
-          <w:sz w:val="20"/>
-          <w:szCs w:val="20"/>
-        </w:rPr>
-        <w:t xml:space="preserve">Where the Provider processes personal data on the Client’s behalf, it will do so only to perform the Work, will take reasonable steps to keep that data secure, consistent with the Personal Data Protection Act, No. 9 of 2022, and will notify the Client promptly of any breach affecting that data and assist the Client to meet its obligations.</w:t>
+        <w:keepNext/>
+        <w:keepLines/>
+        <w:spacing w:before="200" w:after="40" w:line="280" w:lineRule="auto"/>
+        <w:jc w:val="both"/>
+        <w:rPr>
+          <w:rFonts w:ascii="Aptos" w:eastAsia="Aptos" w:hAnsi="Aptos" w:cs="Aptos"/>
+          <w:b/>
+          <w:bCs/>
+          <w:color w:val="1F1F1F"/>
+          <w:sz w:val="20"/>
+          <w:szCs w:val="20"/>
+        </w:rPr>
+      </w:pPr>
+      <w:r>
+        <w:rPr>
+          <w:rFonts w:ascii="Aptos" w:eastAsia="Aptos" w:hAnsi="Aptos" w:cs="Aptos"/>
+          <w:b/>
+          <w:bCs/>
+          <w:color w:val="1F1F1F"/>
+          <w:sz w:val="20"/>
+          <w:szCs w:val="20"/>
+        </w:rPr>
+        <w:t xml:space="preserve">10.1 Personal data</w:t>
+      </w:r>
+    </w:p>
+    <w:p>
+      <w:pPr>
+        <w:spacing w:line="280" w:lineRule="auto"/>
+        <w:jc w:val="both"/>
+        <w:rPr>
+          <w:rFonts w:ascii="Aptos" w:eastAsia="Aptos" w:hAnsi="Aptos" w:cs="Aptos"/>
+          <w:sz w:val="20"/>
+          <w:szCs w:val="20"/>
+        </w:rPr>
+      </w:pPr>
+      <w:r>
+        <w:rPr>
+          <w:rFonts w:ascii="Aptos" w:eastAsia="Aptos" w:hAnsi="Aptos" w:cs="Aptos"/>
+          <w:sz w:val="20"/>
+          <w:szCs w:val="20"/>
+        </w:rPr>
+        <w:t xml:space="preserve">The Client is the controller of the personal data processed in the Work and through the </w:t>
+      </w:r>
+      <w:r>
+        <w:rPr>
+          <w:rFonts w:ascii="Aptos" w:eastAsia="Aptos" w:hAnsi="Aptos" w:cs="Aptos"/>
+          <w:sz w:val="20"/>
+          <w:szCs w:val="20"/>
+        </w:rPr>
+        <w:t xml:space="preserve">{{deliverable}}</w:t>
+      </w:r>
+      <w:r>
+        <w:rPr>
+          <w:rFonts w:ascii="Aptos" w:eastAsia="Aptos" w:hAnsi="Aptos" w:cs="Aptos"/>
+          <w:sz w:val="20"/>
+          <w:szCs w:val="20"/>
+        </w:rPr>
+        <w:t xml:space="preserve">, and the Provider processes it on the Client’s behalf, under the Personal Data Protection Act, No. 9 of 2022, as amended. In particular, the Provider:</w:t>
+      </w:r>
+    </w:p>
+    <w:p>
+      <w:pPr>
+        <w:spacing w:line="80" w:lineRule="auto"/>
+        <w:jc w:val="both"/>
+        <w:rPr>
+          <w:rFonts w:ascii="Aptos" w:eastAsia="Aptos" w:hAnsi="Aptos" w:cs="Aptos"/>
+          <w:sz w:val="20"/>
+          <w:szCs w:val="20"/>
+        </w:rPr>
+      </w:pPr>
+    </w:p>
+    <w:p>
+      <w:pPr>
+        <w:spacing w:line="280" w:lineRule="auto"/>
+        <w:ind w:left="640" w:hanging="300"/>
+        <w:jc w:val="both"/>
+        <w:rPr>
+          <w:rFonts w:ascii="Aptos" w:eastAsia="Aptos" w:hAnsi="Aptos" w:cs="Aptos"/>
+          <w:sz w:val="20"/>
+          <w:szCs w:val="20"/>
+        </w:rPr>
+      </w:pPr>
+      <w:r>
+        <w:rPr>
+          <w:rFonts w:ascii="Aptos" w:eastAsia="Aptos" w:hAnsi="Aptos" w:cs="Aptos"/>
+          <w:sz w:val="20"/>
+          <w:szCs w:val="20"/>
+        </w:rPr>
+        <w:t xml:space="preserve">• processes personal data only on the Client’s written instructions, which this Agreement records, and only to design, build, test, deploy and support the </w:t>
+      </w:r>
+      <w:r>
+        <w:rPr>
+          <w:rFonts w:ascii="Aptos" w:eastAsia="Aptos" w:hAnsi="Aptos" w:cs="Aptos"/>
+          <w:sz w:val="20"/>
+          <w:szCs w:val="20"/>
+        </w:rPr>
+        <w:t xml:space="preserve">{{deliverable}}</w:t>
+      </w:r>
+      <w:r>
+        <w:rPr>
+          <w:rFonts w:ascii="Aptos" w:eastAsia="Aptos" w:hAnsi="Aptos" w:cs="Aptos"/>
+          <w:sz w:val="20"/>
+          <w:szCs w:val="20"/>
+        </w:rPr>
+        <w:t xml:space="preserve">;</w:t>
+      </w:r>
+    </w:p>
+    <w:p>
+      <w:pPr>
+        <w:spacing w:line="280" w:lineRule="auto"/>
+        <w:ind w:left="640" w:hanging="300"/>
+        <w:jc w:val="both"/>
+        <w:rPr>
+          <w:rFonts w:ascii="Aptos" w:eastAsia="Aptos" w:hAnsi="Aptos" w:cs="Aptos"/>
+          <w:sz w:val="20"/>
+          <w:szCs w:val="20"/>
+        </w:rPr>
+      </w:pPr>
+      <w:r>
+        <w:rPr>
+          <w:rFonts w:ascii="Aptos" w:eastAsia="Aptos" w:hAnsi="Aptos" w:cs="Aptos"/>
+          <w:sz w:val="20"/>
+          <w:szCs w:val="20"/>
+        </w:rPr>
+        <w:t xml:space="preserve">• processes only the categories of personal data the </w:t>
+      </w:r>
+      <w:r>
+        <w:rPr>
+          <w:rFonts w:ascii="Aptos" w:eastAsia="Aptos" w:hAnsi="Aptos" w:cs="Aptos"/>
+          <w:sz w:val="20"/>
+          <w:szCs w:val="20"/>
+        </w:rPr>
+        <w:t xml:space="preserve">{{deliverable}}</w:t>
+      </w:r>
+      <w:r>
+        <w:rPr>
+          <w:rFonts w:ascii="Aptos" w:eastAsia="Aptos" w:hAnsi="Aptos" w:cs="Aptos"/>
+          <w:sz w:val="20"/>
+          <w:szCs w:val="20"/>
+        </w:rPr>
+        <w:t xml:space="preserve"> collects or the Client supplies, such as the names, contact details, account details and usage information of the Client’s customers, users and staff, as described in section 2.0;</w:t>
+      </w:r>
+    </w:p>
+    <w:p>
+      <w:pPr>
+        <w:spacing w:line="280" w:lineRule="auto"/>
+        <w:ind w:left="640" w:hanging="300"/>
+        <w:jc w:val="both"/>
+        <w:rPr>
+          <w:rFonts w:ascii="Aptos" w:eastAsia="Aptos" w:hAnsi="Aptos" w:cs="Aptos"/>
+          <w:sz w:val="20"/>
+          <w:szCs w:val="20"/>
+        </w:rPr>
+      </w:pPr>
+      <w:r>
+        <w:rPr>
+          <w:rFonts w:ascii="Aptos" w:eastAsia="Aptos" w:hAnsi="Aptos" w:cs="Aptos"/>
+          <w:sz w:val="20"/>
+          <w:szCs w:val="20"/>
+        </w:rPr>
+        <w:t xml:space="preserve">• keeps that data secure, limiting access to personnel who need it and are bound by confidentiality, using encrypted connections, and not using live personal data for testing unless the Client agrees;</w:t>
+      </w:r>
+    </w:p>
+    <w:p>
+      <w:pPr>
+        <w:spacing w:line="280" w:lineRule="auto"/>
+        <w:ind w:left="640" w:hanging="300"/>
+        <w:jc w:val="both"/>
+        <w:rPr>
+          <w:rFonts w:ascii="Aptos" w:eastAsia="Aptos" w:hAnsi="Aptos" w:cs="Aptos"/>
+          <w:sz w:val="20"/>
+          <w:szCs w:val="20"/>
+        </w:rPr>
+      </w:pPr>
+      <w:r>
+        <w:rPr>
+          <w:rFonts w:ascii="Aptos" w:eastAsia="Aptos" w:hAnsi="Aptos" w:cs="Aptos"/>
+          <w:sz w:val="20"/>
+          <w:szCs w:val="20"/>
+        </w:rPr>
+        <w:t xml:space="preserve">• may use its own staff and subcontractors, including team members outside Sri Lanka, on the same terms, remains responsible for them, and transfers personal data out of Sri Lanka only as that Act permits;</w:t>
+      </w:r>
+    </w:p>
+    <w:p>
+      <w:pPr>
+        <w:spacing w:line="280" w:lineRule="auto"/>
+        <w:ind w:left="640" w:hanging="300"/>
+        <w:jc w:val="both"/>
+        <w:rPr>
+          <w:rFonts w:ascii="Aptos" w:eastAsia="Aptos" w:hAnsi="Aptos" w:cs="Aptos"/>
+          <w:sz w:val="20"/>
+          <w:szCs w:val="20"/>
+        </w:rPr>
+      </w:pPr>
+      <w:r>
+        <w:rPr>
+          <w:rFonts w:ascii="Aptos" w:eastAsia="Aptos" w:hAnsi="Aptos" w:cs="Aptos"/>
+          <w:sz w:val="20"/>
+          <w:szCs w:val="20"/>
+        </w:rPr>
+        <w:t xml:space="preserve">• notifies the Client without undue delay, and in any case within 48 hours of becoming aware, of any breach affecting that data, and cooperates with the Client in responding to it;</w:t>
+      </w:r>
+    </w:p>
+    <w:p>
+      <w:pPr>
+        <w:spacing w:line="280" w:lineRule="auto"/>
+        <w:ind w:left="640" w:hanging="300"/>
+        <w:jc w:val="both"/>
+        <w:rPr>
+          <w:rFonts w:ascii="Aptos" w:eastAsia="Aptos" w:hAnsi="Aptos" w:cs="Aptos"/>
+          <w:sz w:val="20"/>
+          <w:szCs w:val="20"/>
+        </w:rPr>
+      </w:pPr>
+      <w:r>
+        <w:rPr>
+          <w:rFonts w:ascii="Aptos" w:eastAsia="Aptos" w:hAnsi="Aptos" w:cs="Aptos"/>
+          <w:sz w:val="20"/>
+          <w:szCs w:val="20"/>
+        </w:rPr>
+        <w:t xml:space="preserve">• gives the Client reasonable help in answering requests from the people the data is about and enquiries from the Data Protection Authority; and</w:t>
+      </w:r>
+    </w:p>
+    <w:p>
+      <w:pPr>
+        <w:spacing w:line="280" w:lineRule="auto"/>
+        <w:ind w:left="640" w:hanging="300"/>
+        <w:jc w:val="both"/>
+        <w:rPr>
+          <w:rFonts w:ascii="Aptos" w:eastAsia="Aptos" w:hAnsi="Aptos" w:cs="Aptos"/>
+          <w:sz w:val="20"/>
+          <w:szCs w:val="20"/>
+        </w:rPr>
+      </w:pPr>
+      <w:r>
+        <w:rPr>
+          <w:rFonts w:ascii="Aptos" w:eastAsia="Aptos" w:hAnsi="Aptos" w:cs="Aptos"/>
+          <w:sz w:val="20"/>
+          <w:szCs w:val="20"/>
+        </w:rPr>
+        <w:t xml:space="preserve">• returns or deletes that data within 30 days of the end of the Work or of the included support period, whichever is later, subject to the paragraph above on copies that may be retained.</w:t>
       </w:r>
     </w:p>
     <w:p>
@@ -3947,7 +7635,7 @@
           <w:sz w:val="20"/>
           <w:szCs w:val="20"/>
         </w:rPr>
-        <w:t xml:space="preserve">The Client’s trade marks, logos, content and data remain the property of the Client at all times. Once the Client has paid all invoices in full, the Provider assigns to the Client all intellectual property rights in the designs, graphics and custom code created specifically for the Client under this Agreement, and consents to the Client using, adapting and publishing them without attribution, so far as the Intellectual Property Act, No. 36 of 2003 permits.</w:t>
+        <w:t xml:space="preserve">The Client’s trade marks, logos, content and data remain the property of the Client at all times. Once the Client has paid all invoices in full, the Provider assigns to the Client all intellectual property rights in the designs, graphics and custom code created specifically for the Client under this Agreement, and consents to the Client using, adapting and publishing them without attribution, so far as the Intellectual Property Act, No. 36 of 2003 permits. If this Agreement ends early, the Client receives these rights in the work it has paid for.</w:t>
       </w:r>
     </w:p>
     <w:p>
@@ -4246,26 +7934,26 @@
           <w:sz w:val="40"/>
           <w:szCs w:val="40"/>
         </w:rPr>
-        <w:t xml:space="preserve">13.0 Term &amp; Termination</w:t>
-      </w:r>
-    </w:p>
-    <w:p>
-      <w:pPr>
-        <w:spacing w:line="280" w:lineRule="auto"/>
-        <w:jc w:val="both"/>
-        <w:rPr>
-          <w:rFonts w:ascii="Aptos" w:eastAsia="Aptos" w:hAnsi="Aptos" w:cs="Aptos"/>
-          <w:sz w:val="20"/>
-          <w:szCs w:val="20"/>
-        </w:rPr>
-      </w:pPr>
-      <w:r>
-        <w:rPr>
-          <w:rFonts w:ascii="Aptos" w:eastAsia="Aptos" w:hAnsi="Aptos" w:cs="Aptos"/>
-          <w:sz w:val="20"/>
-          <w:szCs w:val="20"/>
-        </w:rPr>
-        <w:t xml:space="preserve">This Agreement continues until the project is concluded as set out in this ATP, or until it is terminated by either party by written notice under the following conditions:</w:t>
+        <w:t xml:space="preserve">13.0 Ending This Agreement</w:t>
+      </w:r>
+    </w:p>
+    <w:p>
+      <w:pPr>
+        <w:spacing w:line="280" w:lineRule="auto"/>
+        <w:jc w:val="both"/>
+        <w:rPr>
+          <w:rFonts w:ascii="Aptos" w:eastAsia="Aptos" w:hAnsi="Aptos" w:cs="Aptos"/>
+          <w:sz w:val="20"/>
+          <w:szCs w:val="20"/>
+        </w:rPr>
+      </w:pPr>
+      <w:r>
+        <w:rPr>
+          <w:rFonts w:ascii="Aptos" w:eastAsia="Aptos" w:hAnsi="Aptos" w:cs="Aptos"/>
+          <w:sz w:val="20"/>
+          <w:szCs w:val="20"/>
+        </w:rPr>
+        <w:t xml:space="preserve">This Agreement continues until the project is concluded as set out in this ATP. It can end early only in one of the ways in the table below, which also sets out what the Client pays and what happens to the advance under section 4.0.</w:t>
       </w:r>
     </w:p>
     <w:p>
@@ -4292,57 +7980,982 @@
           <w:sz w:val="20"/>
           <w:szCs w:val="20"/>
         </w:rPr>
-        <w:t xml:space="preserve">13a Breach of Contract</w:t>
-      </w:r>
-    </w:p>
-    <w:p>
-      <w:pPr>
-        <w:spacing w:line="280" w:lineRule="auto"/>
-        <w:jc w:val="both"/>
-        <w:rPr>
-          <w:rFonts w:ascii="Aptos" w:eastAsia="Aptos" w:hAnsi="Aptos" w:cs="Aptos"/>
-          <w:sz w:val="20"/>
-          <w:szCs w:val="20"/>
-        </w:rPr>
-      </w:pPr>
-      <w:r>
-        <w:rPr>
-          <w:rFonts w:ascii="Aptos" w:eastAsia="Aptos" w:hAnsi="Aptos" w:cs="Aptos"/>
-          <w:sz w:val="20"/>
-          <w:szCs w:val="20"/>
-        </w:rPr>
-        <w:t xml:space="preserve">If the Client materially breaches this Agreement and does not remedy the breach within 14 days of written notice from the Provider, the Provider may terminate the project by written notice and will return all intellectual property originally owned by the Client that is in the Provider’s possession. In that case, the Client has no right or licence to the work, and the Provider may withhold project materials the Client has paid for until all amounts due under this Agreement have been paid.</w:t>
-      </w:r>
-    </w:p>
-    <w:p>
-      <w:pPr>
-        <w:spacing w:line="140" w:lineRule="auto"/>
-        <w:jc w:val="both"/>
-        <w:rPr>
-          <w:rFonts w:ascii="Aptos" w:eastAsia="Aptos" w:hAnsi="Aptos" w:cs="Aptos"/>
-          <w:sz w:val="20"/>
-          <w:szCs w:val="20"/>
-        </w:rPr>
-      </w:pPr>
-    </w:p>
-    <w:p>
-      <w:pPr>
-        <w:spacing w:line="280" w:lineRule="auto"/>
-        <w:jc w:val="both"/>
-        <w:rPr>
-          <w:rFonts w:ascii="Aptos" w:eastAsia="Aptos" w:hAnsi="Aptos" w:cs="Aptos"/>
-          <w:sz w:val="20"/>
-          <w:szCs w:val="20"/>
-        </w:rPr>
-      </w:pPr>
-      <w:r>
-        <w:rPr>
-          <w:rFonts w:ascii="Aptos" w:eastAsia="Aptos" w:hAnsi="Aptos" w:cs="Aptos"/>
-          <w:sz w:val="20"/>
-          <w:szCs w:val="20"/>
-        </w:rPr>
-        <w:t xml:space="preserve">If the Provider materially breaches this Agreement and does not remedy the breach within 14 days of written notice from the Client, the Client may terminate the project by written notice. The Provider will then deliver to the Client all property and project materials in its possession for which the Client has paid, and all intellectual property originally owned by the Client, and the Client has the rights set out in section 11.0 in the work it has paid for. If the Client has paid for work not yet performed, the Provider will refund the difference.</w:t>
-      </w:r>
+        <w:t xml:space="preserve">13.1 How this Agreement can end early</w:t>
+      </w:r>
+    </w:p>
+    <w:tbl>
+      <w:tblPr>
+        <w:tblStyle w:val="GridTable4-Accent3"/>
+        <w:tblW w:w="8850" w:type="dxa"/>
+        <w:tblLook w:val="04A0" w:firstRow="1" w:lastRow="0" w:firstColumn="1" w:lastColumn="0" w:noHBand="0" w:noVBand="1"/>
+        <w:tblLayout w:type="fixed"/>
+        <w:tblBorders>
+          <w:top w:val="single" w:sz="18" w:space="0" w:color="D9D9D9"/>
+          <w:left w:val="single" w:sz="18" w:space="0" w:color="D9D9D9"/>
+          <w:bottom w:val="single" w:sz="18" w:space="0" w:color="D9D9D9"/>
+          <w:right w:val="single" w:sz="18" w:space="0" w:color="D9D9D9"/>
+          <w:insideH w:val="single" w:sz="18" w:space="0" w:color="D9D9D9"/>
+          <w:insideV w:val="single" w:sz="18" w:space="0" w:color="D9D9D9"/>
+        </w:tblBorders>
+      </w:tblPr>
+      <w:tblGrid>
+        <w:gridCol w:w="2050"/>
+        <w:gridCol w:w="2350"/>
+        <w:gridCol w:w="2250"/>
+        <w:gridCol w:w="2200"/>
+      </w:tblGrid>
+      <w:tr>
+        <w:trPr>
+          <w:cnfStyle w:val="100000000000" w:firstRow="1" w:lastRow="0" w:firstColumn="0" w:lastColumn="0" w:oddVBand="0" w:evenVBand="0" w:oddHBand="0" w:evenHBand="0" w:firstRowFirstColumn="0" w:firstRowLastColumn="0" w:lastRowFirstColumn="0" w:lastRowLastColumn="0"/>
+          <w:trHeight w:val="430"/>
+        </w:trPr>
+        <w:tc>
+          <w:tcPr>
+            <w:cnfStyle w:val="001000000000" w:firstRow="0" w:lastRow="0" w:firstColumn="1" w:lastColumn="0" w:oddVBand="0" w:evenVBand="0" w:oddHBand="0" w:evenHBand="0" w:firstRowFirstColumn="0" w:firstRowLastColumn="0" w:lastRowFirstColumn="0" w:lastRowLastColumn="0"/>
+            <w:tcW w:w="2050" w:type="dxa"/>
+            <w:shd w:val="clear" w:color="auto" w:fill="0C9476"/>
+            <w:hideMark/>
+            <w:tcBorders>
+              <w:top w:val="outset" w:sz="6" w:space="0" w:color="0C9476"/>
+              <w:left w:val="outset" w:sz="6" w:space="0" w:color="0C9476"/>
+              <w:bottom w:val="outset" w:sz="6" w:space="0" w:color="0C9476"/>
+              <w:right w:val="outset" w:sz="6" w:space="0" w:color="0C9476"/>
+            </w:tcBorders>
+          </w:tcPr>
+          <w:p>
+            <w:pPr>
+              <w:spacing w:line="276" w:lineRule="auto"/>
+              <w:rPr>
+                <w:sz w:val="18"/>
+                <w:szCs w:val="18"/>
+                <w:lang w:val="en-US"/>
+              </w:rPr>
+            </w:pPr>
+            <w:r>
+              <w:rPr>
+                <w:rFonts w:ascii="Aptos" w:hAnsi="Aptos" w:cs="Aptos" w:hint="cs" w:eastAsia="Aptos"/>
+                <w:color w:val="FFFFFF"/>
+                <w:sz w:val="18"/>
+                <w:szCs w:val="18"/>
+              </w:rPr>
+              <w:t xml:space="preserve">Situation</w:t>
+            </w:r>
+          </w:p>
+        </w:tc>
+        <w:tc>
+          <w:tcPr>
+            <w:tcW w:w="2350" w:type="dxa"/>
+            <w:shd w:val="clear" w:color="auto" w:fill="0C9476"/>
+            <w:hideMark/>
+            <w:tcBorders>
+              <w:top w:val="outset" w:sz="6" w:space="0" w:color="0C9476"/>
+              <w:left w:val="outset" w:sz="6" w:space="0" w:color="0C9476"/>
+              <w:bottom w:val="outset" w:sz="6" w:space="0" w:color="0C9476"/>
+              <w:right w:val="outset" w:sz="6" w:space="0" w:color="0C9476"/>
+            </w:tcBorders>
+          </w:tcPr>
+          <w:p>
+            <w:pPr>
+              <w:spacing w:line="276" w:lineRule="auto"/>
+              <w:cnfStyle w:val="100000000000" w:firstRow="1" w:lastRow="0" w:firstColumn="0" w:lastColumn="0" w:oddVBand="0" w:evenVBand="0" w:oddHBand="0" w:evenHBand="0" w:firstRowFirstColumn="0" w:firstRowLastColumn="0" w:lastRowFirstColumn="0" w:lastRowLastColumn="0"/>
+              <w:rPr>
+                <w:sz w:val="18"/>
+                <w:szCs w:val="18"/>
+              </w:rPr>
+            </w:pPr>
+            <w:r>
+              <w:rPr>
+                <w:rFonts w:ascii="Aptos" w:hAnsi="Aptos" w:cs="Aptos" w:hint="cs" w:eastAsia="Aptos"/>
+                <w:color w:val="FFFFFF"/>
+                <w:sz w:val="18"/>
+                <w:szCs w:val="18"/>
+              </w:rPr>
+              <w:t xml:space="preserve">How it ends</w:t>
+            </w:r>
+          </w:p>
+        </w:tc>
+        <w:tc>
+          <w:tcPr>
+            <w:tcW w:w="2250" w:type="dxa"/>
+            <w:shd w:val="clear" w:color="auto" w:fill="0C9476"/>
+            <w:hideMark/>
+            <w:tcBorders>
+              <w:top w:val="outset" w:sz="6" w:space="0" w:color="0C9476"/>
+              <w:left w:val="outset" w:sz="6" w:space="0" w:color="0C9476"/>
+              <w:bottom w:val="outset" w:sz="6" w:space="0" w:color="0C9476"/>
+              <w:right w:val="outset" w:sz="6" w:space="0" w:color="0C9476"/>
+            </w:tcBorders>
+          </w:tcPr>
+          <w:p>
+            <w:pPr>
+              <w:spacing w:line="276" w:lineRule="auto"/>
+              <w:cnfStyle w:val="100000000000" w:firstRow="1" w:lastRow="0" w:firstColumn="0" w:lastColumn="0" w:oddVBand="0" w:evenVBand="0" w:oddHBand="0" w:evenHBand="0" w:firstRowFirstColumn="0" w:firstRowLastColumn="0" w:lastRowFirstColumn="0" w:lastRowLastColumn="0"/>
+              <w:rPr>
+                <w:rFonts w:ascii="Aptos" w:hAnsi="Aptos" w:cs="Aptos"/>
+                <w:b w:val="0"/>
+                <w:bCs w:val="0"/>
+                <w:color w:val="FFFFFF"/>
+                <w:sz w:val="18"/>
+                <w:szCs w:val="18"/>
+              </w:rPr>
+            </w:pPr>
+            <w:r>
+              <w:rPr>
+                <w:rFonts w:ascii="Aptos" w:hAnsi="Aptos" w:cs="Aptos" w:hint="cs" w:eastAsia="Aptos"/>
+                <w:color w:val="FFFFFF"/>
+                <w:sz w:val="18"/>
+                <w:szCs w:val="18"/>
+              </w:rPr>
+              <w:t xml:space="preserve">What the Client pays</w:t>
+            </w:r>
+          </w:p>
+        </w:tc>
+        <w:tc>
+          <w:tcPr>
+            <w:tcW w:w="2200" w:type="dxa"/>
+            <w:shd w:val="clear" w:color="auto" w:fill="0C9476"/>
+            <w:hideMark/>
+            <w:tcBorders>
+              <w:top w:val="outset" w:sz="6" w:space="0" w:color="0C9476"/>
+              <w:left w:val="outset" w:sz="6" w:space="0" w:color="0C9476"/>
+              <w:bottom w:val="outset" w:sz="6" w:space="0" w:color="0C9476"/>
+              <w:right w:val="outset" w:sz="6" w:space="0" w:color="0C9476"/>
+            </w:tcBorders>
+          </w:tcPr>
+          <w:p>
+            <w:pPr>
+              <w:spacing w:line="276" w:lineRule="auto"/>
+              <w:cnfStyle w:val="100000000000" w:firstRow="1" w:lastRow="0" w:firstColumn="0" w:lastColumn="0" w:oddVBand="0" w:evenVBand="0" w:oddHBand="0" w:evenHBand="0" w:firstRowFirstColumn="0" w:firstRowLastColumn="0" w:lastRowFirstColumn="0" w:lastRowLastColumn="0"/>
+              <w:rPr>
+                <w:rFonts w:ascii="Aptos" w:hAnsi="Aptos" w:cs="Aptos"/>
+                <w:b w:val="0"/>
+                <w:bCs w:val="0"/>
+                <w:color w:val="FFFFFF"/>
+                <w:sz w:val="18"/>
+                <w:szCs w:val="18"/>
+              </w:rPr>
+            </w:pPr>
+            <w:r>
+              <w:rPr>
+                <w:rFonts w:ascii="Aptos" w:hAnsi="Aptos" w:cs="Aptos" w:hint="cs" w:eastAsia="Aptos"/>
+                <w:color w:val="FFFFFF"/>
+                <w:sz w:val="18"/>
+                <w:szCs w:val="18"/>
+              </w:rPr>
+              <w:t xml:space="preserve">The advance</w:t>
+            </w:r>
+          </w:p>
+        </w:tc>
+      </w:tr>
+      <w:tr>
+        <w:trPr>
+          <w:cantSplit/>
+          <w:cnfStyle w:val="000000100000" w:firstRow="0" w:lastRow="0" w:firstColumn="0" w:lastColumn="0" w:oddVBand="0" w:evenVBand="0" w:oddHBand="1" w:evenHBand="0" w:firstRowFirstColumn="0" w:firstRowLastColumn="0" w:lastRowFirstColumn="0" w:lastRowLastColumn="0"/>
+          <w:trHeight w:val="330"/>
+        </w:trPr>
+        <w:tc>
+          <w:tcPr>
+            <w:cnfStyle w:val="001000000000" w:firstRow="0" w:lastRow="0" w:firstColumn="1" w:lastColumn="0" w:oddVBand="0" w:evenVBand="0" w:oddHBand="0" w:evenHBand="0" w:firstRowFirstColumn="0" w:firstRowLastColumn="0" w:lastRowFirstColumn="0" w:lastRowLastColumn="0"/>
+            <w:tcW w:w="2050" w:type="dxa"/>
+            <w:shd w:val="clear" w:color="auto" w:fill="F2F2F2" w:themeFill="background1" w:themeFillShade="F2"/>
+            <w:hideMark/>
+            <w:tcBorders>
+              <w:top w:val="outset" w:sz="6" w:space="0" w:color="D9D9D9"/>
+              <w:left w:val="outset" w:sz="6" w:space="0" w:color="D9D9D9"/>
+              <w:bottom w:val="outset" w:sz="6" w:space="0" w:color="D9D9D9"/>
+              <w:right w:val="outset" w:sz="6" w:space="0" w:color="D9D9D9"/>
+            </w:tcBorders>
+          </w:tcPr>
+          <w:p>
+            <w:pPr>
+              <w:spacing w:line="276" w:lineRule="auto"/>
+              <w:rPr>
+                <w:sz w:val="18"/>
+                <w:szCs w:val="18"/>
+              </w:rPr>
+            </w:pPr>
+            <w:r>
+              <w:rPr>
+                <w:rFonts w:ascii="Aptos" w:eastAsia="Aptos" w:hAnsi="Aptos" w:cs="Aptos"/>
+                <w:b/>
+                <w:bCs/>
+                <w:sz w:val="20"/>
+                <w:szCs w:val="20"/>
+              </w:rPr>
+              <w:t xml:space="preserve">The Client cancels for its own reasons</w:t>
+            </w:r>
+          </w:p>
+        </w:tc>
+        <w:tc>
+          <w:tcPr>
+            <w:tcW w:w="2350" w:type="dxa"/>
+            <w:shd w:val="clear" w:color="auto" w:fill="F2F2F2" w:themeFill="background1" w:themeFillShade="F2"/>
+            <w:hideMark/>
+            <w:tcBorders>
+              <w:top w:val="outset" w:sz="6" w:space="0" w:color="D9D9D9"/>
+              <w:left w:val="outset" w:sz="6" w:space="0" w:color="D9D9D9"/>
+              <w:bottom w:val="outset" w:sz="6" w:space="0" w:color="D9D9D9"/>
+              <w:right w:val="outset" w:sz="6" w:space="0" w:color="D9D9D9"/>
+            </w:tcBorders>
+          </w:tcPr>
+          <w:p>
+            <w:pPr>
+              <w:spacing w:line="276" w:lineRule="auto"/>
+              <w:cnfStyle w:val="000000100000" w:firstRow="0" w:lastRow="0" w:firstColumn="0" w:lastColumn="0" w:oddVBand="0" w:evenVBand="0" w:oddHBand="1" w:evenHBand="0" w:firstRowFirstColumn="0" w:firstRowLastColumn="0" w:lastRowFirstColumn="0" w:lastRowLastColumn="0"/>
+              <w:rPr>
+                <w:sz w:val="18"/>
+                <w:szCs w:val="18"/>
+              </w:rPr>
+            </w:pPr>
+            <w:r>
+              <w:rPr>
+                <w:rFonts w:ascii="Aptos" w:eastAsia="Aptos" w:hAnsi="Aptos" w:cs="Aptos"/>
+                <w:sz w:val="20"/>
+                <w:szCs w:val="20"/>
+              </w:rPr>
+              <w:t xml:space="preserve">Written notice from the Client, effective when received</w:t>
+            </w:r>
+          </w:p>
+        </w:tc>
+        <w:tc>
+          <w:tcPr>
+            <w:tcW w:w="2250" w:type="dxa"/>
+            <w:shd w:val="clear" w:color="auto" w:fill="F2F2F2" w:themeFill="background1" w:themeFillShade="F2"/>
+            <w:hideMark/>
+            <w:tcBorders>
+              <w:top w:val="outset" w:sz="6" w:space="0" w:color="D9D9D9"/>
+              <w:left w:val="outset" w:sz="6" w:space="0" w:color="D9D9D9"/>
+              <w:bottom w:val="outset" w:sz="6" w:space="0" w:color="D9D9D9"/>
+              <w:right w:val="outset" w:sz="6" w:space="0" w:color="D9D9D9"/>
+            </w:tcBorders>
+          </w:tcPr>
+          <w:p>
+            <w:pPr>
+              <w:spacing w:line="276" w:lineRule="auto"/>
+              <w:cnfStyle w:val="000000100000" w:firstRow="0" w:lastRow="0" w:firstColumn="0" w:lastColumn="0" w:oddVBand="0" w:evenVBand="0" w:oddHBand="1" w:evenHBand="0" w:firstRowFirstColumn="0" w:firstRowLastColumn="0" w:lastRowFirstColumn="0" w:lastRowLastColumn="0"/>
+              <w:rPr>
+                <w:sz w:val="18"/>
+                <w:szCs w:val="18"/>
+              </w:rPr>
+            </w:pPr>
+            <w:r>
+              <w:rPr>
+                <w:rFonts w:ascii="Aptos" w:eastAsia="Aptos" w:hAnsi="Aptos" w:cs="Aptos"/>
+                <w:sz w:val="20"/>
+                <w:szCs w:val="20"/>
+              </w:rPr>
+              <w:t xml:space="preserve">The value of work performed and third-party costs committed, up to the date of notice</w:t>
+            </w:r>
+          </w:p>
+        </w:tc>
+        <w:tc>
+          <w:tcPr>
+            <w:tcW w:w="2200" w:type="dxa"/>
+            <w:shd w:val="clear" w:color="auto" w:fill="F2F2F2" w:themeFill="background1" w:themeFillShade="F2"/>
+            <w:hideMark/>
+            <w:tcBorders>
+              <w:top w:val="outset" w:sz="6" w:space="0" w:color="D9D9D9"/>
+              <w:left w:val="outset" w:sz="6" w:space="0" w:color="D9D9D9"/>
+              <w:bottom w:val="outset" w:sz="6" w:space="0" w:color="D9D9D9"/>
+              <w:right w:val="outset" w:sz="6" w:space="0" w:color="D9D9D9"/>
+            </w:tcBorders>
+          </w:tcPr>
+          <w:p>
+            <w:pPr>
+              <w:spacing w:line="276" w:lineRule="auto"/>
+              <w:cnfStyle w:val="000000100000" w:firstRow="0" w:lastRow="0" w:firstColumn="0" w:lastColumn="0" w:oddVBand="0" w:evenVBand="0" w:oddHBand="1" w:evenHBand="0" w:firstRowFirstColumn="0" w:firstRowLastColumn="0" w:lastRowFirstColumn="0" w:lastRowLastColumn="0"/>
+              <w:rPr>
+                <w:sz w:val="18"/>
+                <w:szCs w:val="18"/>
+              </w:rPr>
+            </w:pPr>
+            <w:r>
+              <w:rPr>
+                <w:rFonts w:ascii="Aptos" w:eastAsia="Aptos" w:hAnsi="Aptos" w:cs="Aptos"/>
+                <w:sz w:val="20"/>
+                <w:szCs w:val="20"/>
+              </w:rPr>
+              <w:t xml:space="preserve">Kept by the Provider</w:t>
+            </w:r>
+          </w:p>
+        </w:tc>
+      </w:tr>
+      <w:tr>
+        <w:trPr>
+          <w:cantSplit/>
+          <w:cnfStyle w:val="000000100000" w:firstRow="0" w:lastRow="0" w:firstColumn="0" w:lastColumn="0" w:oddVBand="0" w:evenVBand="0" w:oddHBand="1" w:evenHBand="0" w:firstRowFirstColumn="0" w:firstRowLastColumn="0" w:lastRowFirstColumn="0" w:lastRowLastColumn="0"/>
+          <w:trHeight w:val="330"/>
+        </w:trPr>
+        <w:tc>
+          <w:tcPr>
+            <w:cnfStyle w:val="001000000000" w:firstRow="0" w:lastRow="0" w:firstColumn="1" w:lastColumn="0" w:oddVBand="0" w:evenVBand="0" w:oddHBand="0" w:evenHBand="0" w:firstRowFirstColumn="0" w:firstRowLastColumn="0" w:lastRowFirstColumn="0" w:lastRowLastColumn="0"/>
+            <w:tcW w:w="2050" w:type="dxa"/>
+            <w:shd w:val="clear" w:color="auto" w:fill="F2F2F2" w:themeFill="background1" w:themeFillShade="F2"/>
+            <w:hideMark/>
+            <w:tcBorders>
+              <w:top w:val="outset" w:sz="6" w:space="0" w:color="D9D9D9"/>
+              <w:left w:val="outset" w:sz="6" w:space="0" w:color="D9D9D9"/>
+              <w:bottom w:val="outset" w:sz="6" w:space="0" w:color="D9D9D9"/>
+              <w:right w:val="outset" w:sz="6" w:space="0" w:color="D9D9D9"/>
+            </w:tcBorders>
+          </w:tcPr>
+          <w:p>
+            <w:pPr>
+              <w:spacing w:line="276" w:lineRule="auto"/>
+              <w:rPr>
+                <w:sz w:val="18"/>
+                <w:szCs w:val="18"/>
+              </w:rPr>
+            </w:pPr>
+            <w:r>
+              <w:rPr>
+                <w:rFonts w:ascii="Aptos" w:eastAsia="Aptos" w:hAnsi="Aptos" w:cs="Aptos"/>
+                <w:b/>
+                <w:bCs/>
+                <w:sz w:val="20"/>
+                <w:szCs w:val="20"/>
+              </w:rPr>
+              <w:t xml:space="preserve">The Client materially breaches this Agreement, including by not paying an invoice when due</w:t>
+            </w:r>
+          </w:p>
+        </w:tc>
+        <w:tc>
+          <w:tcPr>
+            <w:tcW w:w="2350" w:type="dxa"/>
+            <w:shd w:val="clear" w:color="auto" w:fill="F2F2F2" w:themeFill="background1" w:themeFillShade="F2"/>
+            <w:hideMark/>
+            <w:tcBorders>
+              <w:top w:val="outset" w:sz="6" w:space="0" w:color="D9D9D9"/>
+              <w:left w:val="outset" w:sz="6" w:space="0" w:color="D9D9D9"/>
+              <w:bottom w:val="outset" w:sz="6" w:space="0" w:color="D9D9D9"/>
+              <w:right w:val="outset" w:sz="6" w:space="0" w:color="D9D9D9"/>
+            </w:tcBorders>
+          </w:tcPr>
+          <w:p>
+            <w:pPr>
+              <w:spacing w:line="276" w:lineRule="auto"/>
+              <w:cnfStyle w:val="000000100000" w:firstRow="0" w:lastRow="0" w:firstColumn="0" w:lastColumn="0" w:oddVBand="0" w:evenVBand="0" w:oddHBand="1" w:evenHBand="0" w:firstRowFirstColumn="0" w:firstRowLastColumn="0" w:lastRowFirstColumn="0" w:lastRowLastColumn="0"/>
+              <w:rPr>
+                <w:sz w:val="18"/>
+                <w:szCs w:val="18"/>
+              </w:rPr>
+            </w:pPr>
+            <w:r>
+              <w:rPr>
+                <w:rFonts w:ascii="Aptos" w:eastAsia="Aptos" w:hAnsi="Aptos" w:cs="Aptos"/>
+                <w:sz w:val="20"/>
+                <w:szCs w:val="20"/>
+              </w:rPr>
+              <w:t xml:space="preserve">Written notice from the Provider. If the breach is not remedied within 14 days, a further written notice ends it</w:t>
+            </w:r>
+          </w:p>
+        </w:tc>
+        <w:tc>
+          <w:tcPr>
+            <w:tcW w:w="2250" w:type="dxa"/>
+            <w:shd w:val="clear" w:color="auto" w:fill="F2F2F2" w:themeFill="background1" w:themeFillShade="F2"/>
+            <w:hideMark/>
+            <w:tcBorders>
+              <w:top w:val="outset" w:sz="6" w:space="0" w:color="D9D9D9"/>
+              <w:left w:val="outset" w:sz="6" w:space="0" w:color="D9D9D9"/>
+              <w:bottom w:val="outset" w:sz="6" w:space="0" w:color="D9D9D9"/>
+              <w:right w:val="outset" w:sz="6" w:space="0" w:color="D9D9D9"/>
+            </w:tcBorders>
+          </w:tcPr>
+          <w:p>
+            <w:pPr>
+              <w:spacing w:line="276" w:lineRule="auto"/>
+              <w:cnfStyle w:val="000000100000" w:firstRow="0" w:lastRow="0" w:firstColumn="0" w:lastColumn="0" w:oddVBand="0" w:evenVBand="0" w:oddHBand="1" w:evenHBand="0" w:firstRowFirstColumn="0" w:firstRowLastColumn="0" w:lastRowFirstColumn="0" w:lastRowLastColumn="0"/>
+              <w:rPr>
+                <w:sz w:val="18"/>
+                <w:szCs w:val="18"/>
+              </w:rPr>
+            </w:pPr>
+            <w:r>
+              <w:rPr>
+                <w:rFonts w:ascii="Aptos" w:eastAsia="Aptos" w:hAnsi="Aptos" w:cs="Aptos"/>
+                <w:sz w:val="20"/>
+                <w:szCs w:val="20"/>
+              </w:rPr>
+              <w:t xml:space="preserve">The value of work performed and third-party costs committed, up to the date it ends</w:t>
+            </w:r>
+          </w:p>
+        </w:tc>
+        <w:tc>
+          <w:tcPr>
+            <w:tcW w:w="2200" w:type="dxa"/>
+            <w:shd w:val="clear" w:color="auto" w:fill="F2F2F2" w:themeFill="background1" w:themeFillShade="F2"/>
+            <w:hideMark/>
+            <w:tcBorders>
+              <w:top w:val="outset" w:sz="6" w:space="0" w:color="D9D9D9"/>
+              <w:left w:val="outset" w:sz="6" w:space="0" w:color="D9D9D9"/>
+              <w:bottom w:val="outset" w:sz="6" w:space="0" w:color="D9D9D9"/>
+              <w:right w:val="outset" w:sz="6" w:space="0" w:color="D9D9D9"/>
+            </w:tcBorders>
+          </w:tcPr>
+          <w:p>
+            <w:pPr>
+              <w:spacing w:line="276" w:lineRule="auto"/>
+              <w:cnfStyle w:val="000000100000" w:firstRow="0" w:lastRow="0" w:firstColumn="0" w:lastColumn="0" w:oddVBand="0" w:evenVBand="0" w:oddHBand="1" w:evenHBand="0" w:firstRowFirstColumn="0" w:firstRowLastColumn="0" w:lastRowFirstColumn="0" w:lastRowLastColumn="0"/>
+              <w:rPr>
+                <w:sz w:val="18"/>
+                <w:szCs w:val="18"/>
+              </w:rPr>
+            </w:pPr>
+            <w:r>
+              <w:rPr>
+                <w:rFonts w:ascii="Aptos" w:eastAsia="Aptos" w:hAnsi="Aptos" w:cs="Aptos"/>
+                <w:sz w:val="20"/>
+                <w:szCs w:val="20"/>
+              </w:rPr>
+              <w:t xml:space="preserve">Kept by the Provider</w:t>
+            </w:r>
+          </w:p>
+        </w:tc>
+      </w:tr>
+      <w:tr>
+        <w:trPr>
+          <w:cantSplit/>
+          <w:cnfStyle w:val="000000100000" w:firstRow="0" w:lastRow="0" w:firstColumn="0" w:lastColumn="0" w:oddVBand="0" w:evenVBand="0" w:oddHBand="1" w:evenHBand="0" w:firstRowFirstColumn="0" w:firstRowLastColumn="0" w:lastRowFirstColumn="0" w:lastRowLastColumn="0"/>
+          <w:trHeight w:val="330"/>
+        </w:trPr>
+        <w:tc>
+          <w:tcPr>
+            <w:cnfStyle w:val="001000000000" w:firstRow="0" w:lastRow="0" w:firstColumn="1" w:lastColumn="0" w:oddVBand="0" w:evenVBand="0" w:oddHBand="0" w:evenHBand="0" w:firstRowFirstColumn="0" w:firstRowLastColumn="0" w:lastRowFirstColumn="0" w:lastRowLastColumn="0"/>
+            <w:tcW w:w="2050" w:type="dxa"/>
+            <w:shd w:val="clear" w:color="auto" w:fill="F2F2F2" w:themeFill="background1" w:themeFillShade="F2"/>
+            <w:hideMark/>
+            <w:tcBorders>
+              <w:top w:val="outset" w:sz="6" w:space="0" w:color="D9D9D9"/>
+              <w:left w:val="outset" w:sz="6" w:space="0" w:color="D9D9D9"/>
+              <w:bottom w:val="outset" w:sz="6" w:space="0" w:color="D9D9D9"/>
+              <w:right w:val="outset" w:sz="6" w:space="0" w:color="D9D9D9"/>
+            </w:tcBorders>
+          </w:tcPr>
+          <w:p>
+            <w:pPr>
+              <w:spacing w:line="276" w:lineRule="auto"/>
+              <w:rPr>
+                <w:sz w:val="18"/>
+                <w:szCs w:val="18"/>
+              </w:rPr>
+            </w:pPr>
+            <w:r>
+              <w:rPr>
+                <w:rFonts w:ascii="Aptos" w:eastAsia="Aptos" w:hAnsi="Aptos" w:cs="Aptos"/>
+                <w:b/>
+                <w:bCs/>
+                <w:sz w:val="20"/>
+                <w:szCs w:val="20"/>
+              </w:rPr>
+              <w:t xml:space="preserve">The Client does not respond (section 15.0)</w:t>
+            </w:r>
+          </w:p>
+        </w:tc>
+        <w:tc>
+          <w:tcPr>
+            <w:tcW w:w="2350" w:type="dxa"/>
+            <w:shd w:val="clear" w:color="auto" w:fill="F2F2F2" w:themeFill="background1" w:themeFillShade="F2"/>
+            <w:hideMark/>
+            <w:tcBorders>
+              <w:top w:val="outset" w:sz="6" w:space="0" w:color="D9D9D9"/>
+              <w:left w:val="outset" w:sz="6" w:space="0" w:color="D9D9D9"/>
+              <w:bottom w:val="outset" w:sz="6" w:space="0" w:color="D9D9D9"/>
+              <w:right w:val="outset" w:sz="6" w:space="0" w:color="D9D9D9"/>
+            </w:tcBorders>
+          </w:tcPr>
+          <w:p>
+            <w:pPr>
+              <w:spacing w:line="276" w:lineRule="auto"/>
+              <w:cnfStyle w:val="000000100000" w:firstRow="0" w:lastRow="0" w:firstColumn="0" w:lastColumn="0" w:oddVBand="0" w:evenVBand="0" w:oddHBand="1" w:evenHBand="0" w:firstRowFirstColumn="0" w:firstRowLastColumn="0" w:lastRowFirstColumn="0" w:lastRowLastColumn="0"/>
+              <w:rPr>
+                <w:sz w:val="18"/>
+                <w:szCs w:val="18"/>
+              </w:rPr>
+            </w:pPr>
+            <w:r>
+              <w:rPr>
+                <w:rFonts w:ascii="Aptos" w:eastAsia="Aptos" w:hAnsi="Aptos" w:cs="Aptos"/>
+                <w:sz w:val="20"/>
+                <w:szCs w:val="20"/>
+              </w:rPr>
+              <w:t xml:space="preserve">Notice under section 15.0. If the Client does not respond within 10 business days, a further written notice ends it</w:t>
+            </w:r>
+          </w:p>
+        </w:tc>
+        <w:tc>
+          <w:tcPr>
+            <w:tcW w:w="2250" w:type="dxa"/>
+            <w:shd w:val="clear" w:color="auto" w:fill="F2F2F2" w:themeFill="background1" w:themeFillShade="F2"/>
+            <w:hideMark/>
+            <w:tcBorders>
+              <w:top w:val="outset" w:sz="6" w:space="0" w:color="D9D9D9"/>
+              <w:left w:val="outset" w:sz="6" w:space="0" w:color="D9D9D9"/>
+              <w:bottom w:val="outset" w:sz="6" w:space="0" w:color="D9D9D9"/>
+              <w:right w:val="outset" w:sz="6" w:space="0" w:color="D9D9D9"/>
+            </w:tcBorders>
+          </w:tcPr>
+          <w:p>
+            <w:pPr>
+              <w:spacing w:line="276" w:lineRule="auto"/>
+              <w:cnfStyle w:val="000000100000" w:firstRow="0" w:lastRow="0" w:firstColumn="0" w:lastColumn="0" w:oddVBand="0" w:evenVBand="0" w:oddHBand="1" w:evenHBand="0" w:firstRowFirstColumn="0" w:firstRowLastColumn="0" w:lastRowFirstColumn="0" w:lastRowLastColumn="0"/>
+              <w:rPr>
+                <w:sz w:val="18"/>
+                <w:szCs w:val="18"/>
+              </w:rPr>
+            </w:pPr>
+            <w:r>
+              <w:rPr>
+                <w:rFonts w:ascii="Aptos" w:eastAsia="Aptos" w:hAnsi="Aptos" w:cs="Aptos"/>
+                <w:sz w:val="20"/>
+                <w:szCs w:val="20"/>
+              </w:rPr>
+              <w:t xml:space="preserve">The value of work performed and third-party costs committed, up to the date it ends</w:t>
+            </w:r>
+          </w:p>
+        </w:tc>
+        <w:tc>
+          <w:tcPr>
+            <w:tcW w:w="2200" w:type="dxa"/>
+            <w:shd w:val="clear" w:color="auto" w:fill="F2F2F2" w:themeFill="background1" w:themeFillShade="F2"/>
+            <w:hideMark/>
+            <w:tcBorders>
+              <w:top w:val="outset" w:sz="6" w:space="0" w:color="D9D9D9"/>
+              <w:left w:val="outset" w:sz="6" w:space="0" w:color="D9D9D9"/>
+              <w:bottom w:val="outset" w:sz="6" w:space="0" w:color="D9D9D9"/>
+              <w:right w:val="outset" w:sz="6" w:space="0" w:color="D9D9D9"/>
+            </w:tcBorders>
+          </w:tcPr>
+          <w:p>
+            <w:pPr>
+              <w:spacing w:line="276" w:lineRule="auto"/>
+              <w:cnfStyle w:val="000000100000" w:firstRow="0" w:lastRow="0" w:firstColumn="0" w:lastColumn="0" w:oddVBand="0" w:evenVBand="0" w:oddHBand="1" w:evenHBand="0" w:firstRowFirstColumn="0" w:firstRowLastColumn="0" w:lastRowFirstColumn="0" w:lastRowLastColumn="0"/>
+              <w:rPr>
+                <w:sz w:val="18"/>
+                <w:szCs w:val="18"/>
+              </w:rPr>
+            </w:pPr>
+            <w:r>
+              <w:rPr>
+                <w:rFonts w:ascii="Aptos" w:eastAsia="Aptos" w:hAnsi="Aptos" w:cs="Aptos"/>
+                <w:sz w:val="20"/>
+                <w:szCs w:val="20"/>
+              </w:rPr>
+              <w:t xml:space="preserve">Kept by the Provider</w:t>
+            </w:r>
+          </w:p>
+        </w:tc>
+      </w:tr>
+      <w:tr>
+        <w:trPr>
+          <w:cantSplit/>
+          <w:cnfStyle w:val="000000100000" w:firstRow="0" w:lastRow="0" w:firstColumn="0" w:lastColumn="0" w:oddVBand="0" w:evenVBand="0" w:oddHBand="1" w:evenHBand="0" w:firstRowFirstColumn="0" w:firstRowLastColumn="0" w:lastRowFirstColumn="0" w:lastRowLastColumn="0"/>
+          <w:trHeight w:val="330"/>
+        </w:trPr>
+        <w:tc>
+          <w:tcPr>
+            <w:cnfStyle w:val="001000000000" w:firstRow="0" w:lastRow="0" w:firstColumn="1" w:lastColumn="0" w:oddVBand="0" w:evenVBand="0" w:oddHBand="0" w:evenHBand="0" w:firstRowFirstColumn="0" w:firstRowLastColumn="0" w:lastRowFirstColumn="0" w:lastRowLastColumn="0"/>
+            <w:tcW w:w="2050" w:type="dxa"/>
+            <w:shd w:val="clear" w:color="auto" w:fill="F2F2F2" w:themeFill="background1" w:themeFillShade="F2"/>
+            <w:hideMark/>
+            <w:tcBorders>
+              <w:top w:val="outset" w:sz="6" w:space="0" w:color="D9D9D9"/>
+              <w:left w:val="outset" w:sz="6" w:space="0" w:color="D9D9D9"/>
+              <w:bottom w:val="outset" w:sz="6" w:space="0" w:color="D9D9D9"/>
+              <w:right w:val="outset" w:sz="6" w:space="0" w:color="D9D9D9"/>
+            </w:tcBorders>
+          </w:tcPr>
+          <w:p>
+            <w:pPr>
+              <w:spacing w:line="276" w:lineRule="auto"/>
+              <w:rPr>
+                <w:sz w:val="18"/>
+                <w:szCs w:val="18"/>
+              </w:rPr>
+            </w:pPr>
+            <w:r>
+              <w:rPr>
+                <w:rFonts w:ascii="Aptos" w:eastAsia="Aptos" w:hAnsi="Aptos" w:cs="Aptos"/>
+                <w:b/>
+                <w:bCs/>
+                <w:sz w:val="20"/>
+                <w:szCs w:val="20"/>
+              </w:rPr>
+              <w:t xml:space="preserve">The Provider materially breaches this Agreement</w:t>
+            </w:r>
+          </w:p>
+        </w:tc>
+        <w:tc>
+          <w:tcPr>
+            <w:tcW w:w="2350" w:type="dxa"/>
+            <w:shd w:val="clear" w:color="auto" w:fill="F2F2F2" w:themeFill="background1" w:themeFillShade="F2"/>
+            <w:hideMark/>
+            <w:tcBorders>
+              <w:top w:val="outset" w:sz="6" w:space="0" w:color="D9D9D9"/>
+              <w:left w:val="outset" w:sz="6" w:space="0" w:color="D9D9D9"/>
+              <w:bottom w:val="outset" w:sz="6" w:space="0" w:color="D9D9D9"/>
+              <w:right w:val="outset" w:sz="6" w:space="0" w:color="D9D9D9"/>
+            </w:tcBorders>
+          </w:tcPr>
+          <w:p>
+            <w:pPr>
+              <w:spacing w:line="276" w:lineRule="auto"/>
+              <w:cnfStyle w:val="000000100000" w:firstRow="0" w:lastRow="0" w:firstColumn="0" w:lastColumn="0" w:oddVBand="0" w:evenVBand="0" w:oddHBand="1" w:evenHBand="0" w:firstRowFirstColumn="0" w:firstRowLastColumn="0" w:lastRowFirstColumn="0" w:lastRowLastColumn="0"/>
+              <w:rPr>
+                <w:sz w:val="18"/>
+                <w:szCs w:val="18"/>
+              </w:rPr>
+            </w:pPr>
+            <w:r>
+              <w:rPr>
+                <w:rFonts w:ascii="Aptos" w:eastAsia="Aptos" w:hAnsi="Aptos" w:cs="Aptos"/>
+                <w:sz w:val="20"/>
+                <w:szCs w:val="20"/>
+              </w:rPr>
+              <w:t xml:space="preserve">Written notice from the Client. If the breach is not remedied within 14 days, a further written notice ends it</w:t>
+            </w:r>
+          </w:p>
+        </w:tc>
+        <w:tc>
+          <w:tcPr>
+            <w:tcW w:w="2250" w:type="dxa"/>
+            <w:shd w:val="clear" w:color="auto" w:fill="F2F2F2" w:themeFill="background1" w:themeFillShade="F2"/>
+            <w:hideMark/>
+            <w:tcBorders>
+              <w:top w:val="outset" w:sz="6" w:space="0" w:color="D9D9D9"/>
+              <w:left w:val="outset" w:sz="6" w:space="0" w:color="D9D9D9"/>
+              <w:bottom w:val="outset" w:sz="6" w:space="0" w:color="D9D9D9"/>
+              <w:right w:val="outset" w:sz="6" w:space="0" w:color="D9D9D9"/>
+            </w:tcBorders>
+          </w:tcPr>
+          <w:p>
+            <w:pPr>
+              <w:spacing w:line="276" w:lineRule="auto"/>
+              <w:cnfStyle w:val="000000100000" w:firstRow="0" w:lastRow="0" w:firstColumn="0" w:lastColumn="0" w:oddVBand="0" w:evenVBand="0" w:oddHBand="1" w:evenHBand="0" w:firstRowFirstColumn="0" w:firstRowLastColumn="0" w:lastRowFirstColumn="0" w:lastRowLastColumn="0"/>
+              <w:rPr>
+                <w:sz w:val="18"/>
+                <w:szCs w:val="18"/>
+              </w:rPr>
+            </w:pPr>
+            <w:r>
+              <w:rPr>
+                <w:rFonts w:ascii="Aptos" w:eastAsia="Aptos" w:hAnsi="Aptos" w:cs="Aptos"/>
+                <w:sz w:val="20"/>
+                <w:szCs w:val="20"/>
+              </w:rPr>
+              <w:t xml:space="preserve">Only work delivered that the Client can use, and third-party costs committed with its approval</w:t>
+            </w:r>
+          </w:p>
+        </w:tc>
+        <w:tc>
+          <w:tcPr>
+            <w:tcW w:w="2200" w:type="dxa"/>
+            <w:shd w:val="clear" w:color="auto" w:fill="F2F2F2" w:themeFill="background1" w:themeFillShade="F2"/>
+            <w:hideMark/>
+            <w:tcBorders>
+              <w:top w:val="outset" w:sz="6" w:space="0" w:color="D9D9D9"/>
+              <w:left w:val="outset" w:sz="6" w:space="0" w:color="D9D9D9"/>
+              <w:bottom w:val="outset" w:sz="6" w:space="0" w:color="D9D9D9"/>
+              <w:right w:val="outset" w:sz="6" w:space="0" w:color="D9D9D9"/>
+            </w:tcBorders>
+          </w:tcPr>
+          <w:p>
+            <w:pPr>
+              <w:spacing w:line="276" w:lineRule="auto"/>
+              <w:cnfStyle w:val="000000100000" w:firstRow="0" w:lastRow="0" w:firstColumn="0" w:lastColumn="0" w:oddVBand="0" w:evenVBand="0" w:oddHBand="1" w:evenHBand="0" w:firstRowFirstColumn="0" w:firstRowLastColumn="0" w:lastRowFirstColumn="0" w:lastRowLastColumn="0"/>
+              <w:rPr>
+                <w:sz w:val="18"/>
+                <w:szCs w:val="18"/>
+              </w:rPr>
+            </w:pPr>
+            <w:r>
+              <w:rPr>
+                <w:rFonts w:ascii="Aptos" w:eastAsia="Aptos" w:hAnsi="Aptos" w:cs="Aptos"/>
+                <w:sz w:val="20"/>
+                <w:szCs w:val="20"/>
+              </w:rPr>
+              <w:t xml:space="preserve">Counts toward the work; any excess is refunded</w:t>
+            </w:r>
+          </w:p>
+        </w:tc>
+      </w:tr>
+      <w:tr>
+        <w:trPr>
+          <w:cantSplit/>
+          <w:cnfStyle w:val="000000100000" w:firstRow="0" w:lastRow="0" w:firstColumn="0" w:lastColumn="0" w:oddVBand="0" w:evenVBand="0" w:oddHBand="1" w:evenHBand="0" w:firstRowFirstColumn="0" w:firstRowLastColumn="0" w:lastRowFirstColumn="0" w:lastRowLastColumn="0"/>
+          <w:trHeight w:val="330"/>
+        </w:trPr>
+        <w:tc>
+          <w:tcPr>
+            <w:cnfStyle w:val="001000000000" w:firstRow="0" w:lastRow="0" w:firstColumn="1" w:lastColumn="0" w:oddVBand="0" w:evenVBand="0" w:oddHBand="0" w:evenHBand="0" w:firstRowFirstColumn="0" w:firstRowLastColumn="0" w:lastRowFirstColumn="0" w:lastRowLastColumn="0"/>
+            <w:tcW w:w="2050" w:type="dxa"/>
+            <w:shd w:val="clear" w:color="auto" w:fill="F2F2F2" w:themeFill="background1" w:themeFillShade="F2"/>
+            <w:hideMark/>
+            <w:tcBorders>
+              <w:top w:val="outset" w:sz="6" w:space="0" w:color="D9D9D9"/>
+              <w:left w:val="outset" w:sz="6" w:space="0" w:color="D9D9D9"/>
+              <w:bottom w:val="outset" w:sz="6" w:space="0" w:color="D9D9D9"/>
+              <w:right w:val="outset" w:sz="6" w:space="0" w:color="D9D9D9"/>
+            </w:tcBorders>
+          </w:tcPr>
+          <w:p>
+            <w:pPr>
+              <w:spacing w:line="276" w:lineRule="auto"/>
+              <w:rPr>
+                <w:sz w:val="18"/>
+                <w:szCs w:val="18"/>
+              </w:rPr>
+            </w:pPr>
+            <w:r>
+              <w:rPr>
+                <w:rFonts w:ascii="Aptos" w:eastAsia="Aptos" w:hAnsi="Aptos" w:cs="Aptos"/>
+                <w:b/>
+                <w:bCs/>
+                <w:sz w:val="20"/>
+                <w:szCs w:val="20"/>
+              </w:rPr>
+              <w:t xml:space="preserve">The Provider ends it for its own reasons</w:t>
+            </w:r>
+          </w:p>
+        </w:tc>
+        <w:tc>
+          <w:tcPr>
+            <w:tcW w:w="2350" w:type="dxa"/>
+            <w:shd w:val="clear" w:color="auto" w:fill="F2F2F2" w:themeFill="background1" w:themeFillShade="F2"/>
+            <w:hideMark/>
+            <w:tcBorders>
+              <w:top w:val="outset" w:sz="6" w:space="0" w:color="D9D9D9"/>
+              <w:left w:val="outset" w:sz="6" w:space="0" w:color="D9D9D9"/>
+              <w:bottom w:val="outset" w:sz="6" w:space="0" w:color="D9D9D9"/>
+              <w:right w:val="outset" w:sz="6" w:space="0" w:color="D9D9D9"/>
+            </w:tcBorders>
+          </w:tcPr>
+          <w:p>
+            <w:pPr>
+              <w:spacing w:line="276" w:lineRule="auto"/>
+              <w:cnfStyle w:val="000000100000" w:firstRow="0" w:lastRow="0" w:firstColumn="0" w:lastColumn="0" w:oddVBand="0" w:evenVBand="0" w:oddHBand="1" w:evenHBand="0" w:firstRowFirstColumn="0" w:firstRowLastColumn="0" w:lastRowFirstColumn="0" w:lastRowLastColumn="0"/>
+              <w:rPr>
+                <w:sz w:val="18"/>
+                <w:szCs w:val="18"/>
+              </w:rPr>
+            </w:pPr>
+            <w:r>
+              <w:rPr>
+                <w:rFonts w:ascii="Aptos" w:eastAsia="Aptos" w:hAnsi="Aptos" w:cs="Aptos"/>
+                <w:sz w:val="20"/>
+                <w:szCs w:val="20"/>
+              </w:rPr>
+              <w:t xml:space="preserve">14 days’ written notice from the Provider</w:t>
+            </w:r>
+          </w:p>
+        </w:tc>
+        <w:tc>
+          <w:tcPr>
+            <w:tcW w:w="2250" w:type="dxa"/>
+            <w:shd w:val="clear" w:color="auto" w:fill="F2F2F2" w:themeFill="background1" w:themeFillShade="F2"/>
+            <w:hideMark/>
+            <w:tcBorders>
+              <w:top w:val="outset" w:sz="6" w:space="0" w:color="D9D9D9"/>
+              <w:left w:val="outset" w:sz="6" w:space="0" w:color="D9D9D9"/>
+              <w:bottom w:val="outset" w:sz="6" w:space="0" w:color="D9D9D9"/>
+              <w:right w:val="outset" w:sz="6" w:space="0" w:color="D9D9D9"/>
+            </w:tcBorders>
+          </w:tcPr>
+          <w:p>
+            <w:pPr>
+              <w:spacing w:line="276" w:lineRule="auto"/>
+              <w:cnfStyle w:val="000000100000" w:firstRow="0" w:lastRow="0" w:firstColumn="0" w:lastColumn="0" w:oddVBand="0" w:evenVBand="0" w:oddHBand="1" w:evenHBand="0" w:firstRowFirstColumn="0" w:firstRowLastColumn="0" w:lastRowFirstColumn="0" w:lastRowLastColumn="0"/>
+              <w:rPr>
+                <w:sz w:val="18"/>
+                <w:szCs w:val="18"/>
+              </w:rPr>
+            </w:pPr>
+            <w:r>
+              <w:rPr>
+                <w:rFonts w:ascii="Aptos" w:eastAsia="Aptos" w:hAnsi="Aptos" w:cs="Aptos"/>
+                <w:sz w:val="20"/>
+                <w:szCs w:val="20"/>
+              </w:rPr>
+              <w:t xml:space="preserve">Nothing further</w:t>
+            </w:r>
+          </w:p>
+        </w:tc>
+        <w:tc>
+          <w:tcPr>
+            <w:tcW w:w="2200" w:type="dxa"/>
+            <w:shd w:val="clear" w:color="auto" w:fill="F2F2F2" w:themeFill="background1" w:themeFillShade="F2"/>
+            <w:hideMark/>
+            <w:tcBorders>
+              <w:top w:val="outset" w:sz="6" w:space="0" w:color="D9D9D9"/>
+              <w:left w:val="outset" w:sz="6" w:space="0" w:color="D9D9D9"/>
+              <w:bottom w:val="outset" w:sz="6" w:space="0" w:color="D9D9D9"/>
+              <w:right w:val="outset" w:sz="6" w:space="0" w:color="D9D9D9"/>
+            </w:tcBorders>
+          </w:tcPr>
+          <w:p>
+            <w:pPr>
+              <w:spacing w:line="276" w:lineRule="auto"/>
+              <w:cnfStyle w:val="000000100000" w:firstRow="0" w:lastRow="0" w:firstColumn="0" w:lastColumn="0" w:oddVBand="0" w:evenVBand="0" w:oddHBand="1" w:evenHBand="0" w:firstRowFirstColumn="0" w:firstRowLastColumn="0" w:lastRowFirstColumn="0" w:lastRowLastColumn="0"/>
+              <w:rPr>
+                <w:sz w:val="18"/>
+                <w:szCs w:val="18"/>
+              </w:rPr>
+            </w:pPr>
+            <w:r>
+              <w:rPr>
+                <w:rFonts w:ascii="Aptos" w:eastAsia="Aptos" w:hAnsi="Aptos" w:cs="Aptos"/>
+                <w:sz w:val="20"/>
+                <w:szCs w:val="20"/>
+              </w:rPr>
+              <w:t xml:space="preserve">Refunded in full, with any payment for work not yet performed</w:t>
+            </w:r>
+          </w:p>
+        </w:tc>
+      </w:tr>
+      <w:tr>
+        <w:trPr>
+          <w:cantSplit/>
+          <w:cnfStyle w:val="000000100000" w:firstRow="0" w:lastRow="0" w:firstColumn="0" w:lastColumn="0" w:oddVBand="0" w:evenVBand="0" w:oddHBand="1" w:evenHBand="0" w:firstRowFirstColumn="0" w:firstRowLastColumn="0" w:lastRowFirstColumn="0" w:lastRowLastColumn="0"/>
+          <w:trHeight w:val="330"/>
+        </w:trPr>
+        <w:tc>
+          <w:tcPr>
+            <w:cnfStyle w:val="001000000000" w:firstRow="0" w:lastRow="0" w:firstColumn="1" w:lastColumn="0" w:oddVBand="0" w:evenVBand="0" w:oddHBand="0" w:evenHBand="0" w:firstRowFirstColumn="0" w:firstRowLastColumn="0" w:lastRowFirstColumn="0" w:lastRowLastColumn="0"/>
+            <w:tcW w:w="2050" w:type="dxa"/>
+            <w:shd w:val="clear" w:color="auto" w:fill="F2F2F2" w:themeFill="background1" w:themeFillShade="F2"/>
+            <w:hideMark/>
+            <w:tcBorders>
+              <w:top w:val="outset" w:sz="6" w:space="0" w:color="D9D9D9"/>
+              <w:left w:val="outset" w:sz="6" w:space="0" w:color="D9D9D9"/>
+              <w:bottom w:val="outset" w:sz="6" w:space="0" w:color="D9D9D9"/>
+              <w:right w:val="outset" w:sz="6" w:space="0" w:color="D9D9D9"/>
+            </w:tcBorders>
+          </w:tcPr>
+          <w:p>
+            <w:pPr>
+              <w:spacing w:line="276" w:lineRule="auto"/>
+              <w:rPr>
+                <w:sz w:val="18"/>
+                <w:szCs w:val="18"/>
+              </w:rPr>
+            </w:pPr>
+            <w:r>
+              <w:rPr>
+                <w:rFonts w:ascii="Aptos" w:eastAsia="Aptos" w:hAnsi="Aptos" w:cs="Aptos"/>
+                <w:b/>
+                <w:bCs/>
+                <w:sz w:val="20"/>
+                <w:szCs w:val="20"/>
+              </w:rPr>
+              <w:t xml:space="preserve">An event beyond either party’s control prevents work for more than 30 consecutive days (section 15.0)</w:t>
+            </w:r>
+          </w:p>
+        </w:tc>
+        <w:tc>
+          <w:tcPr>
+            <w:tcW w:w="2350" w:type="dxa"/>
+            <w:shd w:val="clear" w:color="auto" w:fill="F2F2F2" w:themeFill="background1" w:themeFillShade="F2"/>
+            <w:hideMark/>
+            <w:tcBorders>
+              <w:top w:val="outset" w:sz="6" w:space="0" w:color="D9D9D9"/>
+              <w:left w:val="outset" w:sz="6" w:space="0" w:color="D9D9D9"/>
+              <w:bottom w:val="outset" w:sz="6" w:space="0" w:color="D9D9D9"/>
+              <w:right w:val="outset" w:sz="6" w:space="0" w:color="D9D9D9"/>
+            </w:tcBorders>
+          </w:tcPr>
+          <w:p>
+            <w:pPr>
+              <w:spacing w:line="276" w:lineRule="auto"/>
+              <w:cnfStyle w:val="000000100000" w:firstRow="0" w:lastRow="0" w:firstColumn="0" w:lastColumn="0" w:oddVBand="0" w:evenVBand="0" w:oddHBand="1" w:evenHBand="0" w:firstRowFirstColumn="0" w:firstRowLastColumn="0" w:lastRowFirstColumn="0" w:lastRowLastColumn="0"/>
+              <w:rPr>
+                <w:sz w:val="18"/>
+                <w:szCs w:val="18"/>
+              </w:rPr>
+            </w:pPr>
+            <w:r>
+              <w:rPr>
+                <w:rFonts w:ascii="Aptos" w:eastAsia="Aptos" w:hAnsi="Aptos" w:cs="Aptos"/>
+                <w:sz w:val="20"/>
+                <w:szCs w:val="20"/>
+              </w:rPr>
+              <w:t xml:space="preserve">Written notice from either party</w:t>
+            </w:r>
+          </w:p>
+        </w:tc>
+        <w:tc>
+          <w:tcPr>
+            <w:tcW w:w="2250" w:type="dxa"/>
+            <w:shd w:val="clear" w:color="auto" w:fill="F2F2F2" w:themeFill="background1" w:themeFillShade="F2"/>
+            <w:hideMark/>
+            <w:tcBorders>
+              <w:top w:val="outset" w:sz="6" w:space="0" w:color="D9D9D9"/>
+              <w:left w:val="outset" w:sz="6" w:space="0" w:color="D9D9D9"/>
+              <w:bottom w:val="outset" w:sz="6" w:space="0" w:color="D9D9D9"/>
+              <w:right w:val="outset" w:sz="6" w:space="0" w:color="D9D9D9"/>
+            </w:tcBorders>
+          </w:tcPr>
+          <w:p>
+            <w:pPr>
+              <w:spacing w:line="276" w:lineRule="auto"/>
+              <w:cnfStyle w:val="000000100000" w:firstRow="0" w:lastRow="0" w:firstColumn="0" w:lastColumn="0" w:oddVBand="0" w:evenVBand="0" w:oddHBand="1" w:evenHBand="0" w:firstRowFirstColumn="0" w:firstRowLastColumn="0" w:lastRowFirstColumn="0" w:lastRowLastColumn="0"/>
+              <w:rPr>
+                <w:sz w:val="18"/>
+                <w:szCs w:val="18"/>
+              </w:rPr>
+            </w:pPr>
+            <w:r>
+              <w:rPr>
+                <w:rFonts w:ascii="Aptos" w:eastAsia="Aptos" w:hAnsi="Aptos" w:cs="Aptos"/>
+                <w:sz w:val="20"/>
+                <w:szCs w:val="20"/>
+              </w:rPr>
+              <w:t xml:space="preserve">The value of work performed and third-party costs committed, up to the date of notice</w:t>
+            </w:r>
+          </w:p>
+        </w:tc>
+        <w:tc>
+          <w:tcPr>
+            <w:tcW w:w="2200" w:type="dxa"/>
+            <w:shd w:val="clear" w:color="auto" w:fill="F2F2F2" w:themeFill="background1" w:themeFillShade="F2"/>
+            <w:hideMark/>
+            <w:tcBorders>
+              <w:top w:val="outset" w:sz="6" w:space="0" w:color="D9D9D9"/>
+              <w:left w:val="outset" w:sz="6" w:space="0" w:color="D9D9D9"/>
+              <w:bottom w:val="outset" w:sz="6" w:space="0" w:color="D9D9D9"/>
+              <w:right w:val="outset" w:sz="6" w:space="0" w:color="D9D9D9"/>
+            </w:tcBorders>
+          </w:tcPr>
+          <w:p>
+            <w:pPr>
+              <w:spacing w:line="276" w:lineRule="auto"/>
+              <w:cnfStyle w:val="000000100000" w:firstRow="0" w:lastRow="0" w:firstColumn="0" w:lastColumn="0" w:oddVBand="0" w:evenVBand="0" w:oddHBand="1" w:evenHBand="0" w:firstRowFirstColumn="0" w:firstRowLastColumn="0" w:lastRowFirstColumn="0" w:lastRowLastColumn="0"/>
+              <w:rPr>
+                <w:sz w:val="18"/>
+                <w:szCs w:val="18"/>
+              </w:rPr>
+            </w:pPr>
+            <w:r>
+              <w:rPr>
+                <w:rFonts w:ascii="Aptos" w:eastAsia="Aptos" w:hAnsi="Aptos" w:cs="Aptos"/>
+                <w:sz w:val="20"/>
+                <w:szCs w:val="20"/>
+              </w:rPr>
+              <w:t xml:space="preserve">Counts toward the work; any excess is refunded</w:t>
+            </w:r>
+          </w:p>
+        </w:tc>
+      </w:tr>
+    </w:tbl>
+    <w:p>
+      <w:pPr>
+        <w:spacing w:line="160" w:lineRule="auto"/>
+        <w:jc w:val="both"/>
+        <w:rPr>
+          <w:rFonts w:ascii="Aptos" w:eastAsia="Aptos" w:hAnsi="Aptos" w:cs="Aptos"/>
+          <w:sz w:val="20"/>
+          <w:szCs w:val="20"/>
+        </w:rPr>
+      </w:pPr>
     </w:p>
     <w:p>
       <w:pPr>
@@ -4368,26 +8981,56 @@
           <w:sz w:val="20"/>
           <w:szCs w:val="20"/>
         </w:rPr>
-        <w:t xml:space="preserve">13b Dissatisfaction</w:t>
-      </w:r>
-    </w:p>
-    <w:p>
-      <w:pPr>
-        <w:spacing w:line="280" w:lineRule="auto"/>
-        <w:jc w:val="both"/>
-        <w:rPr>
-          <w:rFonts w:ascii="Aptos" w:eastAsia="Aptos" w:hAnsi="Aptos" w:cs="Aptos"/>
-          <w:sz w:val="20"/>
-          <w:szCs w:val="20"/>
-        </w:rPr>
-      </w:pPr>
-      <w:r>
-        <w:rPr>
-          <w:rFonts w:ascii="Aptos" w:eastAsia="Aptos" w:hAnsi="Aptos" w:cs="Aptos"/>
-          <w:sz w:val="20"/>
-          <w:szCs w:val="20"/>
-        </w:rPr>
-        <w:t xml:space="preserve">If the Client is dissatisfied with the quality of the Provider’s work, the Client will inform the Provider and allow it a reasonable opportunity to remedy the issue. If the Client remains dissatisfied after that, the Client may terminate the project, in which case the Client has no right or licence to the work.</w:t>
+        <w:t xml:space="preserve">13.2 Payment and refunds</w:t>
+      </w:r>
+    </w:p>
+    <w:p>
+      <w:pPr>
+        <w:spacing w:line="280" w:lineRule="auto"/>
+        <w:jc w:val="both"/>
+        <w:rPr>
+          <w:rFonts w:ascii="Aptos" w:eastAsia="Aptos" w:hAnsi="Aptos" w:cs="Aptos"/>
+          <w:sz w:val="20"/>
+          <w:szCs w:val="20"/>
+        </w:rPr>
+      </w:pPr>
+      <w:r>
+        <w:rPr>
+          <w:rFonts w:ascii="Aptos" w:eastAsia="Aptos" w:hAnsi="Aptos" w:cs="Aptos"/>
+          <w:sz w:val="20"/>
+          <w:szCs w:val="20"/>
+        </w:rPr>
+        <w:t xml:space="preserve">The value of work performed is the share of the total fee for the work completed up to the date this Agreement ends, assessed against the milestones in section 2.5 and the timeline in section 3.1. Third-party costs committed are those the Client approved under section 5.0 that cannot be cancelled or recovered.</w:t>
+      </w:r>
+    </w:p>
+    <w:p>
+      <w:pPr>
+        <w:spacing w:line="140" w:lineRule="auto"/>
+        <w:jc w:val="both"/>
+        <w:rPr>
+          <w:rFonts w:ascii="Aptos" w:eastAsia="Aptos" w:hAnsi="Aptos" w:cs="Aptos"/>
+          <w:sz w:val="20"/>
+          <w:szCs w:val="20"/>
+        </w:rPr>
+      </w:pPr>
+    </w:p>
+    <w:p>
+      <w:pPr>
+        <w:spacing w:line="280" w:lineRule="auto"/>
+        <w:jc w:val="both"/>
+        <w:rPr>
+          <w:rFonts w:ascii="Aptos" w:eastAsia="Aptos" w:hAnsi="Aptos" w:cs="Aptos"/>
+          <w:sz w:val="20"/>
+          <w:szCs w:val="20"/>
+        </w:rPr>
+      </w:pPr>
+      <w:r>
+        <w:rPr>
+          <w:rFonts w:ascii="Aptos" w:eastAsia="Aptos" w:hAnsi="Aptos" w:cs="Aptos"/>
+          <w:sz w:val="20"/>
+          <w:szCs w:val="20"/>
+        </w:rPr>
+        <w:t xml:space="preserve">Where the advance is kept, the Client pays the greater of the advance and the value of work performed together with third-party costs committed, and never the advance in addition to them. Where the advance counts toward the work, it is credited against what the Client pays. The Provider invoices any amount payable when this Agreement ends, which is due within 14 days, and refunds any amount the Client has paid above what is payable within 30 days.</w:t>
       </w:r>
     </w:p>
     <w:p>
@@ -4414,26 +9057,26 @@
           <w:sz w:val="20"/>
           <w:szCs w:val="20"/>
         </w:rPr>
-        <w:t xml:space="preserve">13c Termination Without Just Cause</w:t>
-      </w:r>
-    </w:p>
-    <w:p>
-      <w:pPr>
-        <w:spacing w:line="280" w:lineRule="auto"/>
-        <w:jc w:val="both"/>
-        <w:rPr>
-          <w:rFonts w:ascii="Aptos" w:eastAsia="Aptos" w:hAnsi="Aptos" w:cs="Aptos"/>
-          <w:sz w:val="20"/>
-          <w:szCs w:val="20"/>
-        </w:rPr>
-      </w:pPr>
-      <w:r>
-        <w:rPr>
-          <w:rFonts w:ascii="Aptos" w:eastAsia="Aptos" w:hAnsi="Aptos" w:cs="Aptos"/>
-          <w:sz w:val="20"/>
-          <w:szCs w:val="20"/>
-        </w:rPr>
-        <w:t xml:space="preserve">If the Provider cancels the project other than for the Client’s breach, the Provider will deliver to the Client all work the Client has paid for, and will refund the first payment as set out in section 4.0 together with any payment for work not yet performed.</w:t>
+        <w:t xml:space="preserve">13.3 Handover when this Agreement ends</w:t>
+      </w:r>
+    </w:p>
+    <w:p>
+      <w:pPr>
+        <w:spacing w:line="280" w:lineRule="auto"/>
+        <w:jc w:val="both"/>
+        <w:rPr>
+          <w:rFonts w:ascii="Aptos" w:eastAsia="Aptos" w:hAnsi="Aptos" w:cs="Aptos"/>
+          <w:sz w:val="20"/>
+          <w:szCs w:val="20"/>
+        </w:rPr>
+      </w:pPr>
+      <w:r>
+        <w:rPr>
+          <w:rFonts w:ascii="Aptos" w:eastAsia="Aptos" w:hAnsi="Aptos" w:cs="Aptos"/>
+          <w:sz w:val="20"/>
+          <w:szCs w:val="20"/>
+        </w:rPr>
+        <w:t xml:space="preserve">Within 10 business days of payment of any amount due under section 13.2, the Provider will deliver the work the Client has paid for, including the items in section 3.5 that exist for that work, and will return the Client’s own materials. The Client then has the rights in that work set out in section 11.0. Accounts held in the Client’s name, and the Client’s content and data, remain the Client’s and are never withheld. The Provider may withhold only work not yet paid for, under section 14.0.</w:t>
       </w:r>
     </w:p>
     <w:p>
@@ -4460,26 +9103,72 @@
           <w:sz w:val="20"/>
           <w:szCs w:val="20"/>
         </w:rPr>
-        <w:t xml:space="preserve">13d Cancellation by the Client</w:t>
-      </w:r>
-    </w:p>
-    <w:p>
-      <w:pPr>
-        <w:spacing w:line="280" w:lineRule="auto"/>
-        <w:jc w:val="both"/>
-        <w:rPr>
-          <w:rFonts w:ascii="Aptos" w:eastAsia="Aptos" w:hAnsi="Aptos" w:cs="Aptos"/>
-          <w:sz w:val="20"/>
-          <w:szCs w:val="20"/>
-        </w:rPr>
-      </w:pPr>
-      <w:r>
-        <w:rPr>
-          <w:rFonts w:ascii="Aptos" w:eastAsia="Aptos" w:hAnsi="Aptos" w:cs="Aptos"/>
-          <w:sz w:val="20"/>
-          <w:szCs w:val="20"/>
-        </w:rPr>
-        <w:t xml:space="preserve">The Client may cancel the project at any time by written notice. The Client will then pay for all work performed and costs committed up to the date of cancellation. If the Client has already paid more than that, the Provider will refund the difference, but retains the first payment under section 4.0 in any case. The Provider will deliver to the Client the work it has paid for, and all intellectual property originally owned by the Client.</w:t>
+        <w:t xml:space="preserve">13.4 Dissatisfaction</w:t>
+      </w:r>
+    </w:p>
+    <w:p>
+      <w:pPr>
+        <w:spacing w:line="280" w:lineRule="auto"/>
+        <w:jc w:val="both"/>
+        <w:rPr>
+          <w:rFonts w:ascii="Aptos" w:eastAsia="Aptos" w:hAnsi="Aptos" w:cs="Aptos"/>
+          <w:sz w:val="20"/>
+          <w:szCs w:val="20"/>
+        </w:rPr>
+      </w:pPr>
+      <w:r>
+        <w:rPr>
+          <w:rFonts w:ascii="Aptos" w:eastAsia="Aptos" w:hAnsi="Aptos" w:cs="Aptos"/>
+          <w:sz w:val="20"/>
+          <w:szCs w:val="20"/>
+        </w:rPr>
+        <w:t xml:space="preserve">If the Client is dissatisfied with the quality of the Provider’s work, the Client will inform the Provider in writing and allow it a reasonable opportunity to remedy the issue. If the work does not meet this Agreement and is not remedied within 14 days, the Client may end this Agreement as for a breach by the Provider. Otherwise, ending it is a cancellation by the Client.</w:t>
+      </w:r>
+    </w:p>
+    <w:p>
+      <w:pPr>
+        <w:keepNext/>
+        <w:keepLines/>
+        <w:spacing w:before="200" w:after="40" w:line="280" w:lineRule="auto"/>
+        <w:jc w:val="both"/>
+        <w:rPr>
+          <w:rFonts w:ascii="Aptos" w:eastAsia="Aptos" w:hAnsi="Aptos" w:cs="Aptos"/>
+          <w:b/>
+          <w:bCs/>
+          <w:color w:val="1F1F1F"/>
+          <w:sz w:val="20"/>
+          <w:szCs w:val="20"/>
+        </w:rPr>
+      </w:pPr>
+      <w:r>
+        <w:rPr>
+          <w:rFonts w:ascii="Aptos" w:eastAsia="Aptos" w:hAnsi="Aptos" w:cs="Aptos"/>
+          <w:b/>
+          <w:bCs/>
+          <w:color w:val="1F1F1F"/>
+          <w:sz w:val="20"/>
+          <w:szCs w:val="20"/>
+        </w:rPr>
+        <w:t xml:space="preserve">13.5 What continues</w:t>
+      </w:r>
+    </w:p>
+    <w:p>
+      <w:pPr>
+        <w:spacing w:line="280" w:lineRule="auto"/>
+        <w:jc w:val="both"/>
+        <w:rPr>
+          <w:rFonts w:ascii="Aptos" w:eastAsia="Aptos" w:hAnsi="Aptos" w:cs="Aptos"/>
+          <w:sz w:val="20"/>
+          <w:szCs w:val="20"/>
+        </w:rPr>
+      </w:pPr>
+      <w:r>
+        <w:rPr>
+          <w:rFonts w:ascii="Aptos" w:eastAsia="Aptos" w:hAnsi="Aptos" w:cs="Aptos"/>
+          <w:sz w:val="20"/>
+          <w:szCs w:val="20"/>
+        </w:rPr>
+        <w:t xml:space="preserve">Sections 10.0, 11.0, 12.0, 13.0, 14.0 and 18.0 continue to apply after this Agreement ends.</w:t>
       </w:r>
     </w:p>
     <w:p>
@@ -4547,7 +9236,7 @@
           <w:sz w:val="20"/>
           <w:szCs w:val="20"/>
         </w:rPr>
-        <w:t xml:space="preserve">The Provider may retain any work performed for the Client that the Client has not paid for, as security, until all amounts due from the Client have been paid.</w:t>
+        <w:t xml:space="preserve">The Provider may withhold work it has performed that the Client has not yet paid for, until that payment is made. The Provider never withholds the Client’s own materials, content or data, the domain, hosting and other accounts held in the Client’s name or access to them, or any work the Client has paid for.</w:t>
       </w:r>
     </w:p>
     <w:p>
@@ -4615,7 +9304,7 @@
           <w:sz w:val="20"/>
           <w:szCs w:val="20"/>
         </w:rPr>
-        <w:t xml:space="preserve">Production schedules will be established and adhered to by both the Client and the Provider, provided that neither shall incur any liability, penalty or additional cost due to delays caused by war, riot, civil disorder, fire, labour disputes or strikes, accidents, energy failure, equipment breakdown, delays in shipment by suppliers or carriers, action of government or civil authority, acts of God, or other causes beyond the control of the Client or the Provider. Where production schedules are not adhered to by the Client, the final delivery date or dates will be adjusted accordingly.</w:t>
+        <w:t xml:space="preserve">Production schedules will be established and adhered to by both the Client and the Provider, provided that neither shall incur any liability, penalty or additional cost due to delays caused by war, riot, civil disorder, fire, labour disputes or strikes, accidents, energy failure, equipment breakdown, delays in shipment by suppliers or carriers, action of government or civil authority, acts of God, or other causes beyond the control of the Client or the Provider. Where production schedules are not adhered to by the Client, the final delivery date or dates will be adjusted accordingly. If such an event prevents work for more than 30 consecutive days, either party may end this Agreement under section 13.0.</w:t>
       </w:r>
     </w:p>
     <w:p>
@@ -4645,7 +9334,7 @@
           <w:sz w:val="20"/>
           <w:szCs w:val="20"/>
         </w:rPr>
-        <w:t xml:space="preserve">If such an event prevents the performance of this Agreement for more than 30 consecutive days, either party may terminate this Agreement by written notice. Section 13.0 then applies to amounts due and work delivered, and neither party owes the other anything further because of the termination itself.</w:t>
+        <w:t xml:space="preserve">The Provider allocates its resources to meet the Client’s project needs according to schedule, as it works on several projects at any given time. The Client must therefore be available to provide approvals, feedback, content and anything else set out in this ATP, and must otherwise maintain contact with the Provider throughout the project timeline.</w:t>
       </w:r>
     </w:p>
     <w:p>
@@ -4675,7 +9364,7 @@
           <w:sz w:val="20"/>
           <w:szCs w:val="20"/>
         </w:rPr>
-        <w:t xml:space="preserve">The Provider allocates its resources to meet the Client’s project needs according to schedule, as it works on several projects at any given time. The Client must therefore be available to provide approvals, feedback, content and anything else set out in this ATP, and must otherwise maintain contact with the Provider throughout the project timeline.</w:t>
+        <w:t xml:space="preserve">If the Client fails to deliver necessary content, resources or feedback by the time it falls due, delivery dates move back by the length of the delay plus any time the Provider reasonably needs to reschedule its team, which the Provider will confirm in writing. Payment milestones do not move, other than the final payment, which is due on acceptance under section 3.4. If the Client is 7 days or more late, the Provider may move its team to other work, and restarting may take up to as long as the delay.</w:t>
       </w:r>
     </w:p>
     <w:p>
@@ -4705,67 +9394,7 @@
           <w:sz w:val="20"/>
           <w:szCs w:val="20"/>
         </w:rPr>
-        <w:t xml:space="preserve">If the Client fails to deliver necessary content, resources or feedback by the time the Provider considers crucial to a deadline, all deadlines and milestones (except payment milestones) will be adjusted accordingly.</w:t>
-      </w:r>
-    </w:p>
-    <w:p>
-      <w:pPr>
-        <w:spacing w:line="140" w:lineRule="auto"/>
-        <w:jc w:val="both"/>
-        <w:rPr>
-          <w:rFonts w:ascii="Aptos" w:eastAsia="Aptos" w:hAnsi="Aptos" w:cs="Aptos"/>
-          <w:sz w:val="20"/>
-          <w:szCs w:val="20"/>
-        </w:rPr>
-      </w:pPr>
-    </w:p>
-    <w:p>
-      <w:pPr>
-        <w:spacing w:line="280" w:lineRule="auto"/>
-        <w:jc w:val="both"/>
-        <w:rPr>
-          <w:rFonts w:ascii="Aptos" w:eastAsia="Aptos" w:hAnsi="Aptos" w:cs="Aptos"/>
-          <w:sz w:val="20"/>
-          <w:szCs w:val="20"/>
-        </w:rPr>
-      </w:pPr>
-      <w:r>
-        <w:rPr>
-          <w:rFonts w:ascii="Aptos" w:eastAsia="Aptos" w:hAnsi="Aptos" w:cs="Aptos"/>
-          <w:sz w:val="20"/>
-          <w:szCs w:val="20"/>
-        </w:rPr>
-        <w:t xml:space="preserve">If the Client fails to meet a timeline, milestone or content obligation for 7 days or more, the Provider may reallocate its resources, and work on the project may be delayed or may cease. Resuming work will require a reassembly period that may equal the delay caused by the Client. Adjustments to deadlines or milestones caused by the Client do not affect payment milestones, which remain due at the times set out in this ATP, other than the final payment, which is due on acceptance under section 3.4.</w:t>
-      </w:r>
-    </w:p>
-    <w:p>
-      <w:pPr>
-        <w:spacing w:line="140" w:lineRule="auto"/>
-        <w:jc w:val="both"/>
-        <w:rPr>
-          <w:rFonts w:ascii="Aptos" w:eastAsia="Aptos" w:hAnsi="Aptos" w:cs="Aptos"/>
-          <w:sz w:val="20"/>
-          <w:szCs w:val="20"/>
-        </w:rPr>
-      </w:pPr>
-    </w:p>
-    <w:p>
-      <w:pPr>
-        <w:spacing w:line="280" w:lineRule="auto"/>
-        <w:jc w:val="both"/>
-        <w:rPr>
-          <w:rFonts w:ascii="Aptos" w:eastAsia="Aptos" w:hAnsi="Aptos" w:cs="Aptos"/>
-          <w:sz w:val="20"/>
-          <w:szCs w:val="20"/>
-        </w:rPr>
-      </w:pPr>
-      <w:r>
-        <w:rPr>
-          <w:rFonts w:ascii="Aptos" w:eastAsia="Aptos" w:hAnsi="Aptos" w:cs="Aptos"/>
-          <w:sz w:val="20"/>
-          <w:szCs w:val="20"/>
-        </w:rPr>
-        <w:t xml:space="preserve">If the Client is inactive or unresponsive for more than 30 days, the project is considered abandoned and the Client is considered to have cancelled it under section 13d. The Provider may then cease work on the project, the Client has no right or licence to work it has not paid for, and the Provider has no obligation to resume the project. (See also section 3.3.)</w:t>
+        <w:t xml:space="preserve">If the Client does not respond to the Provider for 30 days, the Provider may give the Client written notice that the project will be suspended. If the Client does not respond within 10 business days of that notice, the Provider may suspend the project, and may give a further written notice ending this Agreement under section 13.0. If the Client responds, the parties will agree a revised timetable. Restarting after a suspension of more than 30 days may require the remaining work to be quoted at the Provider’s then-current rates.</w:t>
       </w:r>
     </w:p>
     <w:p>
@@ -4833,7 +9462,7 @@
           <w:sz w:val="20"/>
           <w:szCs w:val="20"/>
         </w:rPr>
-        <w:t xml:space="preserve">The Client acknowledges and agrees that, regardless of the number of individuals involved in the project, one individual in its team will be appointed with ultimate responsibility for approving the deliverables the Provider creates and presents. That individual must be directly involved throughout the project and must take part in significant events, including the initial discovery meetings, initial design presentations and any planning meetings.</w:t>
+        <w:t xml:space="preserve">The Client will name in writing, at kick-off, one individual with ultimate responsibility for approving the deliverables the Provider creates and presents. That individual must be directly involved throughout the project and must take part in significant events, including the initial discovery meetings, initial design presentations and any planning meetings.</w:t>
       </w:r>
     </w:p>
     <w:p>
@@ -4863,7 +9492,23 @@
           <w:sz w:val="20"/>
           <w:szCs w:val="20"/>
         </w:rPr>
-        <w:t xml:space="preserve">If deliverables are made available to the Client for approval and the Client does not approve or reject them within 5 business days, the Provider will send a reminder. If the Client has still not responded 3 business days after that reminder, the deliverables are deemed approved.</w:t>
+        <w:t xml:space="preserve">If designs, wireframes or page or screen content are sent by email to that individual for approval and the Client does not approve or reject them within 5 business days, the Provider will send a reminder stating that they will be deemed approved. If the Client has still not responded 3 business days after that reminder, they are deemed approved. Approval is never deemed for legal, privacy or regulatory wording, the accuracy of factual content, payments, or the release of the </w:t>
+      </w:r>
+      <w:r>
+        <w:rPr>
+          <w:rFonts w:ascii="Aptos" w:eastAsia="Aptos" w:hAnsi="Aptos" w:cs="Aptos"/>
+          <w:sz w:val="20"/>
+          <w:szCs w:val="20"/>
+        </w:rPr>
+        <w:t xml:space="preserve">{{deliverable}}</w:t>
+      </w:r>
+      <w:r>
+        <w:rPr>
+          <w:rFonts w:ascii="Aptos" w:eastAsia="Aptos" w:hAnsi="Aptos" w:cs="Aptos"/>
+          <w:sz w:val="20"/>
+          <w:szCs w:val="20"/>
+        </w:rPr>
+        <w:t xml:space="preserve"> to the public. Acceptance has its own process under section 3.4.</w:t>
       </w:r>
     </w:p>
     <w:p>
@@ -4982,6 +9627,36 @@
     </w:p>
     <w:p>
       <w:pPr>
+        <w:spacing w:line="140" w:lineRule="auto"/>
+        <w:jc w:val="both"/>
+        <w:rPr>
+          <w:rFonts w:ascii="Aptos" w:eastAsia="Aptos" w:hAnsi="Aptos" w:cs="Aptos"/>
+          <w:sz w:val="20"/>
+          <w:szCs w:val="20"/>
+        </w:rPr>
+      </w:pPr>
+    </w:p>
+    <w:p>
+      <w:pPr>
+        <w:spacing w:line="280" w:lineRule="auto"/>
+        <w:jc w:val="both"/>
+        <w:rPr>
+          <w:rFonts w:ascii="Aptos" w:eastAsia="Aptos" w:hAnsi="Aptos" w:cs="Aptos"/>
+          <w:sz w:val="20"/>
+          <w:szCs w:val="20"/>
+        </w:rPr>
+      </w:pPr>
+      <w:r>
+        <w:rPr>
+          <w:rFonts w:ascii="Aptos" w:eastAsia="Aptos" w:hAnsi="Aptos" w:cs="Aptos"/>
+          <w:sz w:val="20"/>
+          <w:szCs w:val="20"/>
+        </w:rPr>
+        <w:t xml:space="preserve">This Agreement may be signed electronically and in counterparts, each of which is an original and which together form one agreement. Each person signing confirms that they are authorised to sign for the party they represent. Witness signatures are optional.</w:t>
+      </w:r>
+    </w:p>
+    <w:p>
+      <w:pPr>
         <w:spacing w:before="160" w:after="160" w:line="280" w:lineRule="auto"/>
         <w:rPr>
           <w:rFonts w:ascii="Aptos" w:eastAsia="Aptos" w:hAnsi="Aptos" w:cs="Aptos"/>
@@ -5205,23 +9880,7 @@
           <w:sz w:val="20"/>
           <w:szCs w:val="20"/>
         </w:rPr>
-        <w:t xml:space="preserve">If the parties do not resolve some or all of the issues in dispute through negotiations within 60 days after notice has been given, the parties shall attempt to resolve the dispute through mediation in Colombo, before a mediator agreed by the parties or, failing agreement within 14 days, a mediator appointed by </w:t>
-      </w:r>
-      <w:r>
-        <w:rPr>
-          <w:rFonts w:ascii="Aptos" w:eastAsia="Aptos" w:hAnsi="Aptos" w:cs="Aptos"/>
-          <w:sz w:val="20"/>
-          <w:szCs w:val="20"/>
-        </w:rPr>
-        <w:t>the CCC-ICLP International ADR Center, Colombo</w:t>
-      </w:r>
-      <w:r>
-        <w:rPr>
-          <w:rFonts w:ascii="Aptos" w:eastAsia="Aptos" w:hAnsi="Aptos" w:cs="Aptos"/>
-          <w:sz w:val="20"/>
-          <w:szCs w:val="20"/>
-        </w:rPr>
-        <w:t xml:space="preserve">, with the mediator’s fees shared equally. If the dispute is not resolved within 60 days of the mediator’s appointment, either party may refer it to the courts of Colombo.</w:t>
+        <w:t xml:space="preserve">If the parties do not resolve some or all of the issues in dispute through negotiations within 60 days after notice has been given, the parties shall attempt to resolve the dispute through mediation in Colombo, before a mediator agreed by the parties or, failing agreement within 14 days, a mediator appointed by the CCC-ICLP International ADR Center, Colombo, with the mediator’s fees shared equally. If the dispute is not resolved within 60 days of the mediator’s appointment, either party may refer it to the courts of Colombo.</w:t>
       </w:r>
     </w:p>
     <w:p>
@@ -5882,7 +10541,7 @@
                 <w:sz w:val="20"/>
                 <w:szCs w:val="20"/>
               </w:rPr>
-              <w:t xml:space="preserve">Witness 1</w:t>
+              <w:t xml:space="preserve">Witness 1 (optional)</w:t>
             </w:r>
           </w:p>
         </w:tc>
@@ -5920,7 +10579,7 @@
                 <w:sz w:val="20"/>
                 <w:szCs w:val="20"/>
               </w:rPr>
-              <w:t xml:space="preserve">Witness 2</w:t>
+              <w:t xml:space="preserve">Witness 2 (optional)</w:t>
             </w:r>
           </w:p>
         </w:tc>

--- a/template/atp-website-lk.docx
+++ b/template/atp-website-lk.docx
@@ -3497,7 +3497,7 @@
           <w:sz w:val="20"/>
           <w:szCs w:val="20"/>
         </w:rPr>
-        <w:t xml:space="preserve">The Provider plans its work to meet every agreed deadline, and relies on the Client to do the same by providing approvals, sign-offs and content on time. Delays in the Client’s approvals, and work outside the agreed scope, will move the project schedule and delivery dates back accordingly, but payment milestones remain due on the dates the timeline in section 3.1 gives them, other than the final payment, which is due on acceptance under section 3.4. If the Provider misses a deadline for reasons within its control, the payment milestones move back accordingly. The Provider manages the project and its schedule.</w:t>
+        <w:t xml:space="preserve">The Provider plans its work to meet every agreed deadline, and relies on the Client to do the same by providing approvals, sign-offs and content on time. Delays in the Client’s approvals, and work outside the agreed scope, will move the project schedule and delivery dates back accordingly, but payment milestones remain due on the dates the timeline in section 3.1 gives them, other than the final payment, which is invoiced on acceptance under section 3.4. If the Provider misses a deadline for reasons within its control, the payment milestones move back accordingly. The Provider manages the project and its schedule.</w:t>
       </w:r>
     </w:p>
     <w:p>
@@ -4221,7 +4221,7 @@
           <w:sz w:val="20"/>
           <w:szCs w:val="20"/>
         </w:rPr>
-        <w:t xml:space="preserve">The web and mobile app is accepted as a whole. A critical or major defect in either part holds up sign-off of both, and the final payment falls due on acceptance of the whole.</w:t>
+        <w:t xml:space="preserve">The web and mobile app is accepted as a whole. A critical or major defect in either part holds up sign-off of both, and the final payment is invoiced when the whole is accepted.</w:t>
       </w:r>
     </w:p>
     <w:p>
@@ -6304,7 +6304,7 @@
           <w:sz w:val="20"/>
           <w:szCs w:val="20"/>
         </w:rPr>
-        <w:t xml:space="preserve">The Client agrees to pay the Provider in accordance with the payment schedule in section 2.5, which is the only schedule of payments under this Agreement. All fees are due and payable on receipt of invoice, including those for any stock photography or other purchased materials authorised for the project. Each invoice is payable in full, without set-off or deduction, other than any tax the law requires the Client to withhold, for which the Client will give the Provider the withholding certificate within 30 days.</w:t>
+        <w:t xml:space="preserve">The Client agrees to pay the Provider in accordance with the payment schedule in section 2.5, which is the only schedule of payments under this Agreement. Every invoice is payable within 14 days of its date, including invoices for any stock photography or other purchased materials authorised for the project. Each invoice is payable in full, without set-off or deduction, other than any tax the law requires the Client to withhold, for which the Client will give the Provider the withholding certificate within 30 days.</w:t>
       </w:r>
     </w:p>
     <w:p>
@@ -6364,7 +6364,7 @@
           <w:sz w:val="20"/>
           <w:szCs w:val="20"/>
         </w:rPr>
-        <w:t xml:space="preserve">The final payment is due on acceptance of the </w:t>
+        <w:t xml:space="preserve">The final payment is invoiced on acceptance of the </w:t>
       </w:r>
       <w:r>
         <w:rPr>
@@ -9030,7 +9030,7 @@
           <w:sz w:val="20"/>
           <w:szCs w:val="20"/>
         </w:rPr>
-        <w:t xml:space="preserve">Where the advance is kept, the Client pays the greater of the advance and the value of work performed together with third-party costs committed, and never the advance in addition to them. Where the advance counts toward the work, it is credited against what the Client pays. The Provider invoices any amount payable when this Agreement ends, which is due within 14 days, and refunds any amount the Client has paid above what is payable within 30 days.</w:t>
+        <w:t xml:space="preserve">Where the advance is kept, the Client pays the greater of the advance and the value of work performed together with third-party costs committed, and never the advance in addition to them. Where the advance counts toward the work, it is credited against what the Client pays. The Provider invoices any amount payable when this Agreement ends, which is payable within 14 days under section 4.0, and refunds any amount the Client has paid above what is payable within 30 days.</w:t>
       </w:r>
     </w:p>
     <w:p>
@@ -9364,7 +9364,7 @@
           <w:sz w:val="20"/>
           <w:szCs w:val="20"/>
         </w:rPr>
-        <w:t xml:space="preserve">If the Client fails to deliver necessary content, resources or feedback by the time it falls due, delivery dates move back by the length of the delay plus any time the Provider reasonably needs to reschedule its team, which the Provider will confirm in writing. Payment milestones do not move, other than the final payment, which is due on acceptance under section 3.4. If the Client is 7 days or more late, the Provider may move its team to other work, and restarting may take up to as long as the delay.</w:t>
+        <w:t xml:space="preserve">If the Client fails to deliver necessary content, resources or feedback by the time it falls due, delivery dates move back by the length of the delay plus any time the Provider reasonably needs to reschedule its team, which the Provider will confirm in writing. Payment milestones do not move, other than the final payment, which is invoiced on acceptance under section 3.4. If the Client is 7 days or more late, the Provider may move its team to other work, and restarting may take up to as long as the delay.</w:t>
       </w:r>
     </w:p>
     <w:p>
